--- a/fuentes/228147_CF02_DI.docx
+++ b/fuentes/228147_CF02_DI.docx
@@ -1,6 +1,6 @@
 
 <file path=word/document.xml><?xml version="1.0" encoding="utf-8"?>
-<w:document xmlns:wpc="http://schemas.microsoft.com/office/word/2010/wordprocessingCanvas" xmlns:cx="http://schemas.microsoft.com/office/drawing/2014/chartex" xmlns:cx1="http://schemas.microsoft.com/office/drawing/2015/9/8/chartex" xmlns:cx2="http://schemas.microsoft.com/office/drawing/2015/10/21/chartex" xmlns:cx3="http://schemas.microsoft.com/office/drawing/2016/5/9/chartex" xmlns:cx4="http://schemas.microsoft.com/office/drawing/2016/5/10/chartex" xmlns:cx5="http://schemas.microsoft.com/office/drawing/2016/5/11/chartex" xmlns:cx6="http://schemas.microsoft.com/office/drawing/2016/5/12/chartex" xmlns:cx7="http://schemas.microsoft.com/office/drawing/2016/5/13/chartex" xmlns:cx8="http://schemas.microsoft.com/office/drawing/2016/5/14/chartex" xmlns:mc="http://schemas.openxmlformats.org/markup-compatibility/2006" xmlns:aink="http://schemas.microsoft.com/office/drawing/2016/ink" xmlns:am3d="http://schemas.microsoft.com/office/drawing/2017/model3d" xmlns:o="urn:schemas-microsoft-com:office:office" xmlns:oel="http://schemas.microsoft.com/office/2019/extlst" xmlns:r="http://schemas.openxmlformats.org/officeDocument/2006/relationships" xmlns:m="http://schemas.openxmlformats.org/officeDocument/2006/math" xmlns:v="urn:schemas-microsoft-com:vml" xmlns:wp14="http://schemas.microsoft.com/office/word/2010/wordprocessingDrawing" xmlns:wp="http://schemas.openxmlformats.org/drawingml/2006/wordprocessingDrawing" xmlns:w10="urn:schemas-microsoft-com:office:word" xmlns:w="http://schemas.openxmlformats.org/wordprocessingml/2006/main" xmlns:w14="http://schemas.microsoft.com/office/word/2010/wordml" xmlns:w15="http://schemas.microsoft.com/office/word/2012/wordml" xmlns:w16cex="http://schemas.microsoft.com/office/word/2018/wordml/cex" xmlns:w16cid="http://schemas.microsoft.com/office/word/2016/wordml/cid" xmlns:w16="http://schemas.microsoft.com/office/word/2018/wordml" xmlns:w16sdtdh="http://schemas.microsoft.com/office/word/2020/wordml/sdtdatahash" xmlns:w16se="http://schemas.microsoft.com/office/word/2015/wordml/symex" xmlns:wpg="http://schemas.microsoft.com/office/word/2010/wordprocessingGroup" xmlns:wpi="http://schemas.microsoft.com/office/word/2010/wordprocessingInk" xmlns:wne="http://schemas.microsoft.com/office/word/2006/wordml" xmlns:wps="http://schemas.microsoft.com/office/word/2010/wordprocessingShape" xmlns:a="http://schemas.openxmlformats.org/drawingml/2006/main" xmlns:pic="http://schemas.openxmlformats.org/drawingml/2006/picture" xmlns:a14="http://schemas.microsoft.com/office/drawing/2010/main" mc:Ignorable="w14 w15 w16se w16cid w16 w16cex w16sdtdh wp14">
+<w:document xmlns:wpc="http://schemas.microsoft.com/office/word/2010/wordprocessingCanvas" xmlns:cx="http://schemas.microsoft.com/office/drawing/2014/chartex" xmlns:cx1="http://schemas.microsoft.com/office/drawing/2015/9/8/chartex" xmlns:cx2="http://schemas.microsoft.com/office/drawing/2015/10/21/chartex" xmlns:cx3="http://schemas.microsoft.com/office/drawing/2016/5/9/chartex" xmlns:cx4="http://schemas.microsoft.com/office/drawing/2016/5/10/chartex" xmlns:cx5="http://schemas.microsoft.com/office/drawing/2016/5/11/chartex" xmlns:cx6="http://schemas.microsoft.com/office/drawing/2016/5/12/chartex" xmlns:cx7="http://schemas.microsoft.com/office/drawing/2016/5/13/chartex" xmlns:cx8="http://schemas.microsoft.com/office/drawing/2016/5/14/chartex" xmlns:mc="http://schemas.openxmlformats.org/markup-compatibility/2006" xmlns:aink="http://schemas.microsoft.com/office/drawing/2016/ink" xmlns:am3d="http://schemas.microsoft.com/office/drawing/2017/model3d" xmlns:o="urn:schemas-microsoft-com:office:office" xmlns:r="http://schemas.openxmlformats.org/officeDocument/2006/relationships" xmlns:m="http://schemas.openxmlformats.org/officeDocument/2006/math" xmlns:v="urn:schemas-microsoft-com:vml" xmlns:wp14="http://schemas.microsoft.com/office/word/2010/wordprocessingDrawing" xmlns:wp="http://schemas.openxmlformats.org/drawingml/2006/wordprocessingDrawing" xmlns:w10="urn:schemas-microsoft-com:office:word" xmlns:w="http://schemas.openxmlformats.org/wordprocessingml/2006/main" xmlns:w14="http://schemas.microsoft.com/office/word/2010/wordml" xmlns:w15="http://schemas.microsoft.com/office/word/2012/wordml" xmlns:w16cex="http://schemas.microsoft.com/office/word/2018/wordml/cex" xmlns:w16cid="http://schemas.microsoft.com/office/word/2016/wordml/cid" xmlns:w16="http://schemas.microsoft.com/office/word/2018/wordml" xmlns:w16se="http://schemas.microsoft.com/office/word/2015/wordml/symex" xmlns:wpg="http://schemas.microsoft.com/office/word/2010/wordprocessingGroup" xmlns:wpi="http://schemas.microsoft.com/office/word/2010/wordprocessingInk" xmlns:wne="http://schemas.microsoft.com/office/word/2006/wordml" xmlns:wps="http://schemas.microsoft.com/office/word/2010/wordprocessingShape" mc:Ignorable="w14 w15 w16se w16cid w16 w16cex wp14">
   <w:body>
     <w:p>
       <w:pPr>
@@ -40,12 +40,12 @@
         <w:tblW w:w="9962" w:type="dxa"/>
         <w:tblInd w:w="-115" w:type="dxa"/>
         <w:tblBorders>
-          <w:top w:val="single" w:color="000000" w:sz="4" w:space="0"/>
-          <w:left w:val="single" w:color="000000" w:sz="4" w:space="0"/>
-          <w:bottom w:val="single" w:color="000000" w:sz="4" w:space="0"/>
-          <w:right w:val="single" w:color="000000" w:sz="4" w:space="0"/>
-          <w:insideH w:val="single" w:color="000000" w:sz="4" w:space="0"/>
-          <w:insideV w:val="single" w:color="000000" w:sz="4" w:space="0"/>
+          <w:top w:val="single" w:sz="4" w:space="0" w:color="000000"/>
+          <w:left w:val="single" w:sz="4" w:space="0" w:color="000000"/>
+          <w:bottom w:val="single" w:sz="4" w:space="0" w:color="000000"/>
+          <w:right w:val="single" w:sz="4" w:space="0" w:color="000000"/>
+          <w:insideH w:val="single" w:sz="4" w:space="0" w:color="000000"/>
+          <w:insideV w:val="single" w:sz="4" w:space="0" w:color="000000"/>
         </w:tblBorders>
         <w:tblLayout w:type="fixed"/>
         <w:tblLook w:val="0400" w:firstRow="0" w:lastRow="0" w:firstColumn="0" w:lastColumn="0" w:noHBand="0" w:noVBand="1"/>
@@ -61,7 +61,6 @@
         <w:tc>
           <w:tcPr>
             <w:tcW w:w="3397" w:type="dxa"/>
-            <w:tcMar/>
             <w:vAlign w:val="center"/>
           </w:tcPr>
           <w:p>
@@ -86,15 +85,12 @@
         <w:tc>
           <w:tcPr>
             <w:tcW w:w="6565" w:type="dxa"/>
-            <w:tcMar/>
             <w:vAlign w:val="center"/>
           </w:tcPr>
           <w:p>
             <w:pPr>
               <w:spacing w:line="276" w:lineRule="auto"/>
               <w:rPr>
-                <w:rFonts w:ascii="Arial" w:hAnsi="Arial" w:eastAsia="Arial" w:cs="Arial"/>
-                <w:noProof w:val="0"/>
                 <w:sz w:val="20"/>
                 <w:szCs w:val="20"/>
                 <w:lang w:val="es-ES"/>
@@ -102,88 +98,23 @@
             </w:pPr>
             <w:r>
               <w:rPr>
-                <w:rFonts w:ascii="Arial" w:hAnsi="Arial" w:eastAsia="Arial" w:cs="Arial"/>
-                <w:b w:val="0"/>
-                <w:bCs w:val="0"/>
-                <w:i w:val="0"/>
-                <w:iCs w:val="0"/>
-                <w:caps w:val="0"/>
-                <w:smallCaps w:val="0"/>
-                <w:noProof w:val="0"/>
+                <w:b w:val="0"/>
                 <w:color w:val="202122"/>
                 <w:sz w:val="20"/>
                 <w:szCs w:val="20"/>
                 <w:lang w:val="es-CO"/>
               </w:rPr>
-              <w:t>Técnico en s</w:t>
-            </w:r>
-            <w:r>
-              <w:rPr>
-                <w:rFonts w:ascii="Arial" w:hAnsi="Arial" w:eastAsia="Arial" w:cs="Arial"/>
-                <w:b w:val="0"/>
-                <w:bCs w:val="0"/>
-                <w:i w:val="0"/>
-                <w:iCs w:val="0"/>
-                <w:caps w:val="0"/>
-                <w:smallCaps w:val="0"/>
-                <w:noProof w:val="0"/>
+              <w:t>T</w:t>
+            </w:r>
+            <w:r>
+              <w:rPr>
+                <w:b w:val="0"/>
                 <w:color w:val="202122"/>
                 <w:sz w:val="20"/>
                 <w:szCs w:val="20"/>
                 <w:lang w:val="es-CO"/>
               </w:rPr>
-              <w:t xml:space="preserve">istemas </w:t>
-            </w:r>
-            <w:r>
-              <w:rPr>
-                <w:rFonts w:ascii="Arial" w:hAnsi="Arial" w:eastAsia="Arial" w:cs="Arial"/>
-                <w:b w:val="0"/>
-                <w:bCs w:val="0"/>
-                <w:i w:val="0"/>
-                <w:iCs w:val="0"/>
-                <w:caps w:val="0"/>
-                <w:smallCaps w:val="0"/>
-                <w:noProof w:val="0"/>
-                <w:color w:val="202122"/>
-                <w:sz w:val="20"/>
-                <w:szCs w:val="20"/>
-                <w:lang w:val="es-CO"/>
-              </w:rPr>
-              <w:t>t</w:t>
-            </w:r>
-            <w:r>
-              <w:rPr>
-                <w:rFonts w:ascii="Arial" w:hAnsi="Arial" w:eastAsia="Arial" w:cs="Arial"/>
-                <w:b w:val="0"/>
-                <w:bCs w:val="0"/>
-                <w:i w:val="0"/>
-                <w:iCs w:val="0"/>
-                <w:caps w:val="0"/>
-                <w:smallCaps w:val="0"/>
-                <w:noProof w:val="0"/>
-                <w:color w:val="202122"/>
-                <w:sz w:val="20"/>
-                <w:szCs w:val="20"/>
-                <w:lang w:val="es-CO"/>
-              </w:rPr>
-              <w:t>eleinformáticos</w:t>
-            </w:r>
-            <w:r>
-              <w:rPr>
-                <w:rFonts w:ascii="Arial" w:hAnsi="Arial" w:eastAsia="Arial" w:cs="Arial"/>
-                <w:b w:val="0"/>
-                <w:bCs w:val="0"/>
-                <w:i w:val="0"/>
-                <w:iCs w:val="0"/>
-                <w:caps w:val="0"/>
-                <w:smallCaps w:val="0"/>
-                <w:noProof w:val="0"/>
-                <w:color w:val="202122"/>
-                <w:sz w:val="20"/>
-                <w:szCs w:val="20"/>
-                <w:lang w:val="es-CO"/>
-              </w:rPr>
-              <w:t>.</w:t>
+              <w:t>ÉCNICO EN SOPORTE DE SISTEMAS TELEINFORMÁTICAS</w:t>
             </w:r>
           </w:p>
         </w:tc>
@@ -204,12 +135,12 @@
         <w:tblW w:w="9962" w:type="dxa"/>
         <w:tblInd w:w="-115" w:type="dxa"/>
         <w:tblBorders>
-          <w:top w:val="single" w:color="000000" w:sz="4" w:space="0"/>
-          <w:left w:val="single" w:color="000000" w:sz="4" w:space="0"/>
-          <w:bottom w:val="single" w:color="000000" w:sz="4" w:space="0"/>
-          <w:right w:val="single" w:color="000000" w:sz="4" w:space="0"/>
-          <w:insideH w:val="single" w:color="000000" w:sz="4" w:space="0"/>
-          <w:insideV w:val="single" w:color="000000" w:sz="4" w:space="0"/>
+          <w:top w:val="single" w:sz="4" w:space="0" w:color="000000"/>
+          <w:left w:val="single" w:sz="4" w:space="0" w:color="000000"/>
+          <w:bottom w:val="single" w:sz="4" w:space="0" w:color="000000"/>
+          <w:right w:val="single" w:sz="4" w:space="0" w:color="000000"/>
+          <w:insideH w:val="single" w:sz="4" w:space="0" w:color="000000"/>
+          <w:insideV w:val="single" w:sz="4" w:space="0" w:color="000000"/>
         </w:tblBorders>
         <w:tblLayout w:type="fixed"/>
         <w:tblLook w:val="0400" w:firstRow="0" w:lastRow="0" w:firstColumn="0" w:lastColumn="0" w:noHBand="0" w:noVBand="1"/>
@@ -488,12 +419,12 @@
         <w:tblW w:w="9962" w:type="dxa"/>
         <w:tblInd w:w="-115" w:type="dxa"/>
         <w:tblBorders>
-          <w:top w:val="single" w:color="000000" w:sz="4" w:space="0"/>
-          <w:left w:val="single" w:color="000000" w:sz="4" w:space="0"/>
-          <w:bottom w:val="single" w:color="000000" w:sz="4" w:space="0"/>
-          <w:right w:val="single" w:color="000000" w:sz="4" w:space="0"/>
-          <w:insideH w:val="single" w:color="000000" w:sz="4" w:space="0"/>
-          <w:insideV w:val="single" w:color="000000" w:sz="4" w:space="0"/>
+          <w:top w:val="single" w:sz="4" w:space="0" w:color="000000"/>
+          <w:left w:val="single" w:sz="4" w:space="0" w:color="000000"/>
+          <w:bottom w:val="single" w:sz="4" w:space="0" w:color="000000"/>
+          <w:right w:val="single" w:sz="4" w:space="0" w:color="000000"/>
+          <w:insideH w:val="single" w:sz="4" w:space="0" w:color="000000"/>
+          <w:insideV w:val="single" w:sz="4" w:space="0" w:color="000000"/>
         </w:tblBorders>
         <w:tblLayout w:type="fixed"/>
         <w:tblLook w:val="0400" w:firstRow="0" w:lastRow="0" w:firstColumn="0" w:lastColumn="0" w:noHBand="0" w:noVBand="1"/>
@@ -836,12 +767,12 @@
         <w:tblW w:w="9962" w:type="dxa"/>
         <w:tblInd w:w="-115" w:type="dxa"/>
         <w:tblBorders>
-          <w:top w:val="single" w:color="000000" w:sz="4" w:space="0"/>
-          <w:left w:val="single" w:color="000000" w:sz="4" w:space="0"/>
-          <w:bottom w:val="single" w:color="000000" w:sz="4" w:space="0"/>
-          <w:right w:val="single" w:color="000000" w:sz="4" w:space="0"/>
-          <w:insideH w:val="single" w:color="000000" w:sz="4" w:space="0"/>
-          <w:insideV w:val="single" w:color="000000" w:sz="4" w:space="0"/>
+          <w:top w:val="single" w:sz="4" w:space="0" w:color="000000"/>
+          <w:left w:val="single" w:sz="4" w:space="0" w:color="000000"/>
+          <w:bottom w:val="single" w:sz="4" w:space="0" w:color="000000"/>
+          <w:right w:val="single" w:sz="4" w:space="0" w:color="000000"/>
+          <w:insideH w:val="single" w:sz="4" w:space="0" w:color="000000"/>
+          <w:insideV w:val="single" w:sz="4" w:space="0" w:color="000000"/>
         </w:tblBorders>
         <w:tblLayout w:type="fixed"/>
         <w:tblLook w:val="0400" w:firstRow="0" w:lastRow="0" w:firstColumn="0" w:lastColumn="0" w:noHBand="0" w:noVBand="1"/>
@@ -1556,7 +1487,29 @@
           <w:sz w:val="20"/>
           <w:szCs w:val="20"/>
         </w:rPr>
-        <w:t>PCI Security Standards Council</w:t>
+        <w:t xml:space="preserve">PCI Security </w:t>
+      </w:r>
+      <w:proofErr w:type="spellStart"/>
+      <w:r>
+        <w:rPr>
+          <w:i/>
+          <w:iCs/>
+          <w:color w:val="202122"/>
+          <w:sz w:val="20"/>
+          <w:szCs w:val="20"/>
+        </w:rPr>
+        <w:t>Standards</w:t>
+      </w:r>
+      <w:proofErr w:type="spellEnd"/>
+      <w:r>
+        <w:rPr>
+          <w:i/>
+          <w:iCs/>
+          <w:color w:val="202122"/>
+          <w:sz w:val="20"/>
+          <w:szCs w:val="20"/>
+        </w:rPr>
+        <w:t xml:space="preserve"> Council</w:t>
       </w:r>
       <w:r>
         <w:rPr>
@@ -1769,7 +1722,7 @@
       </w:r>
       <w:r>
         <w:rPr>
-          <w:rFonts w:ascii="Times New Roman" w:hAnsi="Times New Roman" w:eastAsia="Times New Roman" w:cs="Times New Roman"/>
+          <w:rFonts w:ascii="Times New Roman" w:eastAsia="Times New Roman" w:hAnsi="Times New Roman" w:cs="Times New Roman"/>
           <w:sz w:val="14"/>
           <w:szCs w:val="14"/>
         </w:rPr>
@@ -1777,7 +1730,7 @@
       </w:r>
       <w:r>
         <w:rPr>
-          <w:rFonts w:ascii="Times New Roman" w:hAnsi="Times New Roman" w:eastAsia="Times New Roman" w:cs="Times New Roman"/>
+          <w:rFonts w:ascii="Times New Roman" w:eastAsia="Times New Roman" w:hAnsi="Times New Roman" w:cs="Times New Roman"/>
           <w:sz w:val="14"/>
           <w:szCs w:val="14"/>
         </w:rPr>
@@ -1991,7 +1944,23 @@
           <w:sz w:val="20"/>
           <w:szCs w:val="20"/>
         </w:rPr>
-        <w:t xml:space="preserve">Examinar los riesgos y su impacto potencial permite a las organizaciones crear objetivos estratégicos y disminuir el riesgo de ciberamenazas. Cuando un marco de gestión de riesgos se implementa correctamente, permite a las organizaciones comprender mejor la gama completa de riesgos a los que se enfrentan. </w:t>
+        <w:t xml:space="preserve">Examinar los riesgos y su impacto potencial permite a las organizaciones crear objetivos estratégicos y disminuir el riesgo de </w:t>
+      </w:r>
+      <w:proofErr w:type="spellStart"/>
+      <w:r>
+        <w:rPr>
+          <w:sz w:val="20"/>
+          <w:szCs w:val="20"/>
+        </w:rPr>
+        <w:t>ciberamenazas</w:t>
+      </w:r>
+      <w:proofErr w:type="spellEnd"/>
+      <w:r>
+        <w:rPr>
+          <w:sz w:val="20"/>
+          <w:szCs w:val="20"/>
+        </w:rPr>
+        <w:t xml:space="preserve">. Cuando un marco de gestión de riesgos se implementa correctamente, permite a las organizaciones comprender mejor la gama completa de riesgos a los que se enfrentan. </w:t>
       </w:r>
     </w:p>
     <w:tbl>
@@ -2080,12 +2049,11 @@
           <w:sz w:val="20"/>
           <w:szCs w:val="20"/>
         </w:rPr>
-        <w:lastRenderedPageBreak/>
         <w:t>1.1.</w:t>
       </w:r>
       <w:r>
         <w:rPr>
-          <w:rFonts w:ascii="Times New Roman" w:hAnsi="Times New Roman" w:eastAsia="Times New Roman" w:cs="Times New Roman"/>
+          <w:rFonts w:ascii="Times New Roman" w:eastAsia="Times New Roman" w:hAnsi="Times New Roman" w:cs="Times New Roman"/>
           <w:sz w:val="14"/>
           <w:szCs w:val="14"/>
         </w:rPr>
@@ -2565,6 +2533,7 @@
         </w:rPr>
         <w:t xml:space="preserve">La recopilación y venta de descriptores de acceso en la </w:t>
       </w:r>
+      <w:proofErr w:type="spellStart"/>
       <w:r>
         <w:rPr>
           <w:i/>
@@ -2572,7 +2541,17 @@
           <w:sz w:val="20"/>
           <w:szCs w:val="20"/>
         </w:rPr>
-        <w:t>Dark web</w:t>
+        <w:t>Dark</w:t>
+      </w:r>
+      <w:proofErr w:type="spellEnd"/>
+      <w:r>
+        <w:rPr>
+          <w:i/>
+          <w:iCs/>
+          <w:sz w:val="20"/>
+          <w:szCs w:val="20"/>
+        </w:rPr>
+        <w:t xml:space="preserve"> web</w:t>
       </w:r>
       <w:r>
         <w:rPr>
@@ -2604,7 +2583,6 @@
               <w:rPr>
                 <w:noProof/>
               </w:rPr>
-              <w:lastRenderedPageBreak/>
               <w:drawing>
                 <wp:inline distT="0" distB="0" distL="0" distR="0" wp14:anchorId="426E016F" wp14:editId="20AB3A91">
                   <wp:extent cx="3150084" cy="2363821"/>
@@ -2668,9 +2646,6 @@
               <w:instrText xml:space="preserve"> INCLUDEPICTURE "https://as1.ftcdn.net/v2/jpg/05/33/07/08/1000_F_533070803_EpdcV6pZigOiBLttxAHZ4sndY3769nP8.jpg" \* MERGEFORMATINET </w:instrText>
             </w:r>
             <w:r>
-              <w:fldChar w:fldCharType="separate"/>
-            </w:r>
-            <w:r>
               <w:fldChar w:fldCharType="end"/>
             </w:r>
           </w:p>
@@ -2696,6 +2671,7 @@
               </w:rPr>
               <w:t xml:space="preserve">Por ejemplo, nuevos informes en la web describen cómo una </w:t>
             </w:r>
+            <w:proofErr w:type="spellStart"/>
             <w:r>
               <w:rPr>
                 <w:i/>
@@ -2705,12 +2681,45 @@
               </w:rPr>
               <w:t>botnet</w:t>
             </w:r>
-            <w:r>
-              <w:rPr>
-                <w:sz w:val="20"/>
-                <w:szCs w:val="20"/>
-              </w:rPr>
-              <w:t xml:space="preserve"> de criptominería, Smominru, extrajo no solo criptomonedas, sino también información confidencial, incluidas en direcciones IP internas, información de dominio, nombres de usuario y contraseñas. Los investigadores de este tipo de delitos creen que es altamente plausible que este actor de amenazas vendiera esta información en un mercado de acceso a otros, que luego podrían lanzar sus propios ataques por acceso remoto. </w:t>
+            <w:proofErr w:type="spellEnd"/>
+            <w:r>
+              <w:rPr>
+                <w:sz w:val="20"/>
+                <w:szCs w:val="20"/>
+              </w:rPr>
+              <w:t xml:space="preserve"> de </w:t>
+            </w:r>
+            <w:proofErr w:type="spellStart"/>
+            <w:r>
+              <w:rPr>
+                <w:sz w:val="20"/>
+                <w:szCs w:val="20"/>
+              </w:rPr>
+              <w:t>criptominería</w:t>
+            </w:r>
+            <w:proofErr w:type="spellEnd"/>
+            <w:r>
+              <w:rPr>
+                <w:sz w:val="20"/>
+                <w:szCs w:val="20"/>
+              </w:rPr>
+              <w:t xml:space="preserve">, </w:t>
+            </w:r>
+            <w:proofErr w:type="spellStart"/>
+            <w:r>
+              <w:rPr>
+                <w:sz w:val="20"/>
+                <w:szCs w:val="20"/>
+              </w:rPr>
+              <w:t>Smominru</w:t>
+            </w:r>
+            <w:proofErr w:type="spellEnd"/>
+            <w:r>
+              <w:rPr>
+                <w:sz w:val="20"/>
+                <w:szCs w:val="20"/>
+              </w:rPr>
+              <w:t xml:space="preserve">, extrajo no solo criptomonedas, sino también información confidencial, incluidas en direcciones IP internas, información de dominio, nombres de usuario y contraseñas. Los investigadores de este tipo de delitos creen que es altamente plausible que este actor de amenazas vendiera esta información en un mercado de acceso a otros, que luego podrían lanzar sus propios ataques por acceso remoto. </w:t>
             </w:r>
           </w:p>
         </w:tc>
@@ -2738,7 +2747,43 @@
           <w:sz w:val="20"/>
           <w:szCs w:val="20"/>
         </w:rPr>
-        <w:t>Ultimate Anonymity Services (UAS)</w:t>
+        <w:t xml:space="preserve">Ultimate </w:t>
+      </w:r>
+      <w:proofErr w:type="spellStart"/>
+      <w:r>
+        <w:rPr>
+          <w:i/>
+          <w:sz w:val="20"/>
+          <w:szCs w:val="20"/>
+        </w:rPr>
+        <w:t>Anonymity</w:t>
+      </w:r>
+      <w:proofErr w:type="spellEnd"/>
+      <w:r>
+        <w:rPr>
+          <w:i/>
+          <w:sz w:val="20"/>
+          <w:szCs w:val="20"/>
+        </w:rPr>
+        <w:t xml:space="preserve"> </w:t>
+      </w:r>
+      <w:proofErr w:type="spellStart"/>
+      <w:r>
+        <w:rPr>
+          <w:i/>
+          <w:sz w:val="20"/>
+          <w:szCs w:val="20"/>
+        </w:rPr>
+        <w:t>Services</w:t>
+      </w:r>
+      <w:proofErr w:type="spellEnd"/>
+      <w:r>
+        <w:rPr>
+          <w:i/>
+          <w:sz w:val="20"/>
+          <w:szCs w:val="20"/>
+        </w:rPr>
+        <w:t xml:space="preserve"> (UAS)</w:t>
       </w:r>
       <w:r>
         <w:rPr>
@@ -2973,16 +3018,7 @@
                 <w:sz w:val="20"/>
                 <w:szCs w:val="20"/>
               </w:rPr>
-              <w:t xml:space="preserve">Es imperativo que las organizaciones decidan qué modelo es el más apropiado para ellas en función de la sensibilidad de los datos y los requisitos operativos para el acceso a los datos. En particular, las organizaciones que procesan información de identificación personal (PII) u otros tipos de información confidencial, incluida la Ley de Portabilidad y Responsabilidad de Seguros Médicos (HIPAA) o datos de Información no clasificada </w:t>
-            </w:r>
-            <w:r>
-              <w:rPr>
-                <w:color w:val="FFFFFF" w:themeColor="background1"/>
-                <w:sz w:val="20"/>
-                <w:szCs w:val="20"/>
-              </w:rPr>
-              <w:lastRenderedPageBreak/>
-              <w:t xml:space="preserve">controlada (CUI), deben hacer del control de acceso una capacidad central en su arquitectura de seguridad, Wagner </w:t>
+              <w:t xml:space="preserve">Es imperativo que las organizaciones decidan qué modelo es el más apropiado para ellas en función de la sensibilidad de los datos y los requisitos operativos para el acceso a los datos. En particular, las organizaciones que procesan información de identificación personal (PII) u otros tipos de información confidencial, incluida la Ley de Portabilidad y Responsabilidad de Seguros Médicos (HIPAA) o datos de Información no clasificada controlada (CUI), deben hacer del control de acceso una capacidad central en su arquitectura de seguridad, Wagner </w:t>
             </w:r>
             <w:commentRangeStart w:id="5"/>
             <w:r>
@@ -3026,7 +3062,6 @@
           <w:sz w:val="20"/>
           <w:szCs w:val="20"/>
         </w:rPr>
-        <w:lastRenderedPageBreak/>
         <w:t xml:space="preserve">Varias tecnologías pueden admitir los diversos modelos de control de acceso. En algunos casos, es posible que varias tecnologías deban trabajar en conjunto para lograr el nivel deseado de control de acceso. La realidad de los datos distribuidos entre los proveedores de servicios en la nube, las aplicaciones y todo aquellos conectados al perímetro de la red tradicional dictan la necesidad de orquestar una solución segura. Existen varios proveedores que brindan acceso privilegiado y soluciones de administración de identidades que se pueden integrar en una construcción tradicional de </w:t>
       </w:r>
       <w:r>
@@ -3035,8 +3070,18 @@
           <w:sz w:val="20"/>
           <w:szCs w:val="20"/>
         </w:rPr>
-        <w:t>Active Directory</w:t>
-      </w:r>
+        <w:t xml:space="preserve">Active </w:t>
+      </w:r>
+      <w:proofErr w:type="spellStart"/>
+      <w:r>
+        <w:rPr>
+          <w:i/>
+          <w:sz w:val="20"/>
+          <w:szCs w:val="20"/>
+        </w:rPr>
+        <w:t>Directory</w:t>
+      </w:r>
+      <w:proofErr w:type="spellEnd"/>
       <w:r>
         <w:rPr>
           <w:sz w:val="20"/>
@@ -3437,7 +3482,7 @@
       </w:r>
       <w:r>
         <w:rPr>
-          <w:rFonts w:ascii="Times New Roman" w:hAnsi="Times New Roman" w:eastAsia="Times New Roman" w:cs="Times New Roman"/>
+          <w:rFonts w:ascii="Times New Roman" w:eastAsia="Times New Roman" w:hAnsi="Times New Roman" w:cs="Times New Roman"/>
           <w:sz w:val="14"/>
           <w:szCs w:val="14"/>
         </w:rPr>
@@ -3644,8 +3689,20 @@
                 <w:sz w:val="20"/>
                 <w:szCs w:val="20"/>
               </w:rPr>
-              <w:t>CF02__1_2_slider_con numerales_funcionalidades</w:t>
-            </w:r>
+              <w:t xml:space="preserve">CF02__1_2_slider_con </w:t>
+            </w:r>
+            <w:proofErr w:type="spellStart"/>
+            <w:r>
+              <w:rPr>
+                <w:b/>
+                <w:bCs/>
+                <w:color w:val="FFFFFF" w:themeColor="background1"/>
+                <w:sz w:val="20"/>
+                <w:szCs w:val="20"/>
+              </w:rPr>
+              <w:t>numerales_funcionalidades</w:t>
+            </w:r>
+            <w:proofErr w:type="spellEnd"/>
           </w:p>
         </w:tc>
       </w:tr>
@@ -3829,7 +3886,6 @@
                 <w:sz w:val="20"/>
                 <w:szCs w:val="20"/>
               </w:rPr>
-              <w:lastRenderedPageBreak/>
               <w:t xml:space="preserve">Además, las herramientas de monitoreo de datos pueden proporcionar información crucial sobre el estado de los dispositivos de almacenamiento, el riesgo de capacidad y la detección de puntos de acceso para garantizar que se tomen las medidas </w:t>
             </w:r>
             <w:commentRangeStart w:id="8"/>
@@ -3890,7 +3946,7 @@
       </w:r>
       <w:r>
         <w:rPr>
-          <w:rFonts w:ascii="Times New Roman" w:hAnsi="Times New Roman" w:eastAsia="Times New Roman" w:cs="Times New Roman"/>
+          <w:rFonts w:ascii="Times New Roman" w:eastAsia="Times New Roman" w:hAnsi="Times New Roman" w:cs="Times New Roman"/>
           <w:sz w:val="14"/>
           <w:szCs w:val="14"/>
         </w:rPr>
@@ -4166,16 +4222,9 @@
           <w:sz w:val="20"/>
           <w:szCs w:val="20"/>
         </w:rPr>
-        <w:t xml:space="preserve">a nube jugará un papel clave en el futuro del procesamiento de datos. La tecnología de la nube se basa en las prácticas actuales de procesamiento electrónico de datos para aprovechar esa conveniencia y mejorar la velocidad y la eficiencia. Con velocidades más rápidas y datos de mayor calidad, puede aprovechar más datos y </w:t>
-      </w:r>
-      <w:r>
-        <w:rPr>
-          <w:sz w:val="20"/>
-          <w:szCs w:val="20"/>
-        </w:rPr>
-        <w:lastRenderedPageBreak/>
-        <w:t xml:space="preserve">extraer información más valiosa. A medida que los grandes datos se trasladan a la nube, las empresas obtienen importantes beneficios. La tecnología de nube de </w:t>
-      </w:r>
+        <w:t xml:space="preserve">a nube jugará un papel clave en el futuro del procesamiento de datos. La tecnología de la nube se basa en las prácticas actuales de procesamiento electrónico de datos para aprovechar esa conveniencia y mejorar la velocidad y la eficiencia. Con velocidades más rápidas y datos de mayor calidad, puede aprovechar más datos y extraer información más valiosa. A medida que los grandes datos se trasladan a la nube, las empresas obtienen importantes beneficios. La tecnología de nube de </w:t>
+      </w:r>
+      <w:proofErr w:type="spellStart"/>
       <w:r>
         <w:rPr>
           <w:i/>
@@ -4183,7 +4232,17 @@
           <w:sz w:val="20"/>
           <w:szCs w:val="20"/>
         </w:rPr>
-        <w:t>big data</w:t>
+        <w:t>big</w:t>
+      </w:r>
+      <w:proofErr w:type="spellEnd"/>
+      <w:r>
+        <w:rPr>
+          <w:i/>
+          <w:iCs/>
+          <w:sz w:val="20"/>
+          <w:szCs w:val="20"/>
+        </w:rPr>
+        <w:t xml:space="preserve"> data</w:t>
       </w:r>
       <w:r>
         <w:rPr>
@@ -4351,6 +4410,7 @@
         </w:rPr>
         <w:t xml:space="preserve">pasa del procesamiento de datos a la analítica. El </w:t>
       </w:r>
+      <w:proofErr w:type="spellStart"/>
       <w:r>
         <w:rPr>
           <w:i/>
@@ -4367,7 +4427,17 @@
           <w:sz w:val="20"/>
           <w:szCs w:val="20"/>
         </w:rPr>
-        <w:t>ig data</w:t>
+        <w:t>ig</w:t>
+      </w:r>
+      <w:proofErr w:type="spellEnd"/>
+      <w:r>
+        <w:rPr>
+          <w:i/>
+          <w:iCs/>
+          <w:sz w:val="20"/>
+          <w:szCs w:val="20"/>
+        </w:rPr>
+        <w:t xml:space="preserve"> data</w:t>
       </w:r>
       <w:r>
         <w:rPr>
@@ -4662,7 +4732,6 @@
                 <w:sz w:val="20"/>
                 <w:szCs w:val="20"/>
               </w:rPr>
-              <w:lastRenderedPageBreak/>
               <w:t xml:space="preserve">Según el tipo de datos que se procesen y su uso, varias de estas operaciones estratégicas se pueden realizar en una sola canalización de datos, lo que da como resultado una salida de datos final </w:t>
             </w:r>
             <w:commentRangeStart w:id="12"/>
@@ -4990,7 +5059,7 @@
       </w:r>
       <w:r>
         <w:rPr>
-          <w:rFonts w:ascii="Times New Roman" w:hAnsi="Times New Roman" w:eastAsia="Times New Roman" w:cs="Times New Roman"/>
+          <w:rFonts w:ascii="Times New Roman" w:eastAsia="Times New Roman" w:hAnsi="Times New Roman" w:cs="Times New Roman"/>
           <w:sz w:val="14"/>
           <w:szCs w:val="14"/>
         </w:rPr>
@@ -5239,7 +5308,29 @@
                 <w:sz w:val="20"/>
                 <w:szCs w:val="20"/>
               </w:rPr>
-              <w:t>CF02_1_4_pestañas verticales_gestión de copias</w:t>
+              <w:t xml:space="preserve">CF02_1_4_pestañas </w:t>
+            </w:r>
+            <w:proofErr w:type="spellStart"/>
+            <w:r>
+              <w:rPr>
+                <w:b/>
+                <w:bCs/>
+                <w:color w:val="FFFFFF" w:themeColor="background1"/>
+                <w:sz w:val="20"/>
+                <w:szCs w:val="20"/>
+              </w:rPr>
+              <w:t>verticales_gestión</w:t>
+            </w:r>
+            <w:proofErr w:type="spellEnd"/>
+            <w:r>
+              <w:rPr>
+                <w:b/>
+                <w:bCs/>
+                <w:color w:val="FFFFFF" w:themeColor="background1"/>
+                <w:sz w:val="20"/>
+                <w:szCs w:val="20"/>
+              </w:rPr>
+              <w:t xml:space="preserve"> de copias</w:t>
             </w:r>
           </w:p>
         </w:tc>
@@ -5688,9 +5779,20 @@
                 <w:sz w:val="20"/>
                 <w:szCs w:val="20"/>
               </w:rPr>
-              <w:lastRenderedPageBreak/>
-              <w:t>CF02_1_4_infografía interactiva_causas</w:t>
-            </w:r>
+              <w:t xml:space="preserve">CF02_1_4_infografía </w:t>
+            </w:r>
+            <w:proofErr w:type="spellStart"/>
+            <w:r>
+              <w:rPr>
+                <w:b/>
+                <w:bCs/>
+                <w:color w:val="FFFFFF" w:themeColor="background1"/>
+                <w:sz w:val="20"/>
+                <w:szCs w:val="20"/>
+              </w:rPr>
+              <w:t>interactiva_causas</w:t>
+            </w:r>
+            <w:proofErr w:type="spellEnd"/>
           </w:p>
         </w:tc>
       </w:tr>
@@ -6157,7 +6259,29 @@
                 <w:sz w:val="20"/>
                 <w:szCs w:val="20"/>
               </w:rPr>
-              <w:t xml:space="preserve">CF02_1_4_infografía interactiva_aspectos de las copias </w:t>
+              <w:t xml:space="preserve">CF02_1_4_infografía </w:t>
+            </w:r>
+            <w:proofErr w:type="spellStart"/>
+            <w:r>
+              <w:rPr>
+                <w:b/>
+                <w:bCs/>
+                <w:color w:val="FFFFFF" w:themeColor="background1"/>
+                <w:sz w:val="20"/>
+                <w:szCs w:val="20"/>
+              </w:rPr>
+              <w:t>interactiva_aspectos</w:t>
+            </w:r>
+            <w:proofErr w:type="spellEnd"/>
+            <w:r>
+              <w:rPr>
+                <w:b/>
+                <w:bCs/>
+                <w:color w:val="FFFFFF" w:themeColor="background1"/>
+                <w:sz w:val="20"/>
+                <w:szCs w:val="20"/>
+              </w:rPr>
+              <w:t xml:space="preserve"> de las copias </w:t>
             </w:r>
           </w:p>
         </w:tc>
@@ -6271,7 +6395,7 @@
       </w:r>
       <w:r>
         <w:rPr>
-          <w:rFonts w:ascii="Times New Roman" w:hAnsi="Times New Roman" w:eastAsia="Times New Roman" w:cs="Times New Roman"/>
+          <w:rFonts w:ascii="Times New Roman" w:eastAsia="Times New Roman" w:hAnsi="Times New Roman" w:cs="Times New Roman"/>
           <w:sz w:val="14"/>
           <w:szCs w:val="14"/>
         </w:rPr>
@@ -6292,12 +6416,12 @@
         <w:tblW w:w="0" w:type="auto"/>
         <w:tblInd w:w="-142" w:type="dxa"/>
         <w:tblBorders>
-          <w:top w:val="none" w:color="auto" w:sz="0" w:space="0"/>
-          <w:left w:val="none" w:color="auto" w:sz="0" w:space="0"/>
-          <w:bottom w:val="none" w:color="auto" w:sz="0" w:space="0"/>
-          <w:right w:val="none" w:color="auto" w:sz="0" w:space="0"/>
-          <w:insideH w:val="none" w:color="auto" w:sz="0" w:space="0"/>
-          <w:insideV w:val="none" w:color="auto" w:sz="0" w:space="0"/>
+          <w:top w:val="none" w:sz="0" w:space="0" w:color="auto"/>
+          <w:left w:val="none" w:sz="0" w:space="0" w:color="auto"/>
+          <w:bottom w:val="none" w:sz="0" w:space="0" w:color="auto"/>
+          <w:right w:val="none" w:sz="0" w:space="0" w:color="auto"/>
+          <w:insideH w:val="none" w:sz="0" w:space="0" w:color="auto"/>
+          <w:insideV w:val="none" w:sz="0" w:space="0" w:color="auto"/>
         </w:tblBorders>
         <w:tblLook w:val="04A0" w:firstRow="1" w:lastRow="0" w:firstColumn="1" w:lastColumn="0" w:noHBand="0" w:noVBand="1"/>
       </w:tblPr>
@@ -6489,15 +6613,7 @@
           <w:sz w:val="20"/>
           <w:szCs w:val="20"/>
         </w:rPr>
-        <w:t xml:space="preserve">Es cierto que muchas empresas se han beneficiado de la difusión de las computadoras personales en los hogares en general, el desarrollo de entornos de Internet de alta velocidad y el aumento explosivo de usuarios de teléfonos inteligentes. Por otro lado, sin embargo, también es cierto que pueden producirse incidentes de fuga de información por ligeros errores de gestión o por laxitud de la seguridad. En estas circunstancias, en lo que deben trabajar las empresas es en tomar las medidas de seguridad adecuadas y conocer con precisión el tipo, la calidad y la cantidad de los activos de información que posee la empresa. Esto ahora se posiciona como una de nuestras responsabilidades sociales. Además de las medidas de seguridad, las empresas necesitan trabajar en planes comerciales y presupuestos para el próximo año fiscal, trabajo diario de gestión y servicio al cliente, y no quedan muchos recursos excedentes. Especialmente para las pequeñas y medianas empresas, hay muchos casos en los que no se pueden tomar medidas de seguridad suficientes desde un punto de vista financiero. Es por eso que </w:t>
-      </w:r>
-      <w:r>
-        <w:rPr>
-          <w:sz w:val="20"/>
-          <w:szCs w:val="20"/>
-        </w:rPr>
-        <w:lastRenderedPageBreak/>
-        <w:t xml:space="preserve">no </w:t>
+        <w:t xml:space="preserve">Es cierto que muchas empresas se han beneficiado de la difusión de las computadoras personales en los hogares en general, el desarrollo de entornos de Internet de alta velocidad y el aumento explosivo de usuarios de teléfonos inteligentes. Por otro lado, sin embargo, también es cierto que pueden producirse incidentes de fuga de información por ligeros errores de gestión o por laxitud de la seguridad. En estas circunstancias, en lo que deben trabajar las empresas es en tomar las medidas de seguridad adecuadas y conocer con precisión el tipo, la calidad y la cantidad de los activos de información que posee la empresa. Esto ahora se posiciona como una de nuestras responsabilidades sociales. Además de las medidas de seguridad, las empresas necesitan trabajar en planes comerciales y presupuestos para el próximo año fiscal, trabajo diario de gestión y servicio al cliente, y no quedan muchos recursos excedentes. Especialmente para las pequeñas y medianas empresas, hay muchos casos en los que no se pueden tomar medidas de seguridad suficientes desde un punto de vista financiero. Es por eso que no </w:t>
       </w:r>
       <w:r>
         <w:rPr>
@@ -6904,7 +7020,29 @@
                 <w:sz w:val="20"/>
                 <w:szCs w:val="20"/>
               </w:rPr>
-              <w:t xml:space="preserve">CF02_2_infografía interactiva_medidas de seguridad </w:t>
+              <w:t xml:space="preserve">CF02_2_infografía </w:t>
+            </w:r>
+            <w:proofErr w:type="spellStart"/>
+            <w:r>
+              <w:rPr>
+                <w:b/>
+                <w:bCs/>
+                <w:color w:val="FFFFFF" w:themeColor="background1"/>
+                <w:sz w:val="20"/>
+                <w:szCs w:val="20"/>
+              </w:rPr>
+              <w:t>interactiva_medidas</w:t>
+            </w:r>
+            <w:proofErr w:type="spellEnd"/>
+            <w:r>
+              <w:rPr>
+                <w:b/>
+                <w:bCs/>
+                <w:color w:val="FFFFFF" w:themeColor="background1"/>
+                <w:sz w:val="20"/>
+                <w:szCs w:val="20"/>
+              </w:rPr>
+              <w:t xml:space="preserve"> de seguridad </w:t>
             </w:r>
           </w:p>
         </w:tc>
@@ -7126,7 +7264,6 @@
                 <w:sz w:val="20"/>
                 <w:szCs w:val="20"/>
               </w:rPr>
-              <w:lastRenderedPageBreak/>
               <w:t xml:space="preserve">CF02_2_acordeón_situaciones </w:t>
             </w:r>
           </w:p>
@@ -7164,7 +7301,7 @@
       </w:r>
       <w:r>
         <w:rPr>
-          <w:rFonts w:ascii="Times New Roman" w:hAnsi="Times New Roman" w:eastAsia="Times New Roman" w:cs="Times New Roman"/>
+          <w:rFonts w:ascii="Times New Roman" w:eastAsia="Times New Roman" w:hAnsi="Times New Roman" w:cs="Times New Roman"/>
           <w:sz w:val="14"/>
           <w:szCs w:val="14"/>
         </w:rPr>
@@ -7557,10 +7694,10 @@
           <w:tcPr>
             <w:tcW w:w="1240" w:type="dxa"/>
             <w:tcBorders>
-              <w:top w:val="single" w:color="000000" w:sz="12" w:space="0"/>
-              <w:left w:val="single" w:color="000000" w:sz="12" w:space="0"/>
-              <w:bottom w:val="single" w:color="000000" w:sz="12" w:space="0"/>
-              <w:right w:val="single" w:color="000000" w:sz="12" w:space="0"/>
+              <w:top w:val="single" w:sz="12" w:space="0" w:color="000000"/>
+              <w:left w:val="single" w:sz="12" w:space="0" w:color="000000"/>
+              <w:bottom w:val="single" w:sz="12" w:space="0" w:color="000000"/>
+              <w:right w:val="single" w:sz="12" w:space="0" w:color="000000"/>
             </w:tcBorders>
             <w:tcMar>
               <w:top w:w="100" w:type="dxa"/>
@@ -7592,10 +7729,10 @@
           <w:tcPr>
             <w:tcW w:w="2304" w:type="dxa"/>
             <w:tcBorders>
-              <w:top w:val="single" w:color="000000" w:sz="12" w:space="0"/>
+              <w:top w:val="single" w:sz="12" w:space="0" w:color="000000"/>
               <w:left w:val="nil"/>
-              <w:bottom w:val="single" w:color="000000" w:sz="12" w:space="0"/>
-              <w:right w:val="single" w:color="000000" w:sz="12" w:space="0"/>
+              <w:bottom w:val="single" w:sz="12" w:space="0" w:color="000000"/>
+              <w:right w:val="single" w:sz="12" w:space="0" w:color="000000"/>
             </w:tcBorders>
             <w:tcMar>
               <w:top w:w="100" w:type="dxa"/>
@@ -7628,10 +7765,10 @@
             <w:tcW w:w="1134" w:type="dxa"/>
             <w:vMerge w:val="restart"/>
             <w:tcBorders>
-              <w:top w:val="single" w:color="000000" w:sz="12" w:space="0"/>
+              <w:top w:val="single" w:sz="12" w:space="0" w:color="000000"/>
               <w:left w:val="nil"/>
-              <w:bottom w:val="single" w:color="000000" w:sz="12" w:space="0"/>
-              <w:right w:val="single" w:color="000000" w:sz="12" w:space="0"/>
+              <w:bottom w:val="single" w:sz="12" w:space="0" w:color="000000"/>
+              <w:right w:val="single" w:sz="12" w:space="0" w:color="000000"/>
             </w:tcBorders>
             <w:tcMar>
               <w:top w:w="100" w:type="dxa"/>
@@ -7664,10 +7801,10 @@
             <w:tcW w:w="1134" w:type="dxa"/>
             <w:vMerge w:val="restart"/>
             <w:tcBorders>
-              <w:top w:val="single" w:color="000000" w:sz="12" w:space="0"/>
+              <w:top w:val="single" w:sz="12" w:space="0" w:color="000000"/>
               <w:left w:val="nil"/>
-              <w:bottom w:val="single" w:color="000000" w:sz="12" w:space="0"/>
-              <w:right w:val="single" w:color="000000" w:sz="12" w:space="0"/>
+              <w:bottom w:val="single" w:sz="12" w:space="0" w:color="000000"/>
+              <w:right w:val="single" w:sz="12" w:space="0" w:color="000000"/>
             </w:tcBorders>
             <w:tcMar>
               <w:top w:w="100" w:type="dxa"/>
@@ -7699,10 +7836,10 @@
           <w:tcPr>
             <w:tcW w:w="1276" w:type="dxa"/>
             <w:tcBorders>
-              <w:top w:val="single" w:color="000000" w:sz="12" w:space="0"/>
+              <w:top w:val="single" w:sz="12" w:space="0" w:color="000000"/>
               <w:left w:val="nil"/>
-              <w:bottom w:val="single" w:color="000000" w:sz="12" w:space="0"/>
-              <w:right w:val="single" w:color="000000" w:sz="12" w:space="0"/>
+              <w:bottom w:val="single" w:sz="12" w:space="0" w:color="000000"/>
+              <w:right w:val="single" w:sz="12" w:space="0" w:color="000000"/>
             </w:tcBorders>
             <w:tcMar>
               <w:top w:w="100" w:type="dxa"/>
@@ -7734,10 +7871,10 @@
           <w:tcPr>
             <w:tcW w:w="1666" w:type="dxa"/>
             <w:tcBorders>
-              <w:top w:val="single" w:color="000000" w:sz="12" w:space="0"/>
+              <w:top w:val="single" w:sz="12" w:space="0" w:color="000000"/>
               <w:left w:val="nil"/>
-              <w:bottom w:val="single" w:color="000000" w:sz="12" w:space="0"/>
-              <w:right w:val="single" w:color="000000" w:sz="12" w:space="0"/>
+              <w:bottom w:val="single" w:sz="12" w:space="0" w:color="000000"/>
+              <w:right w:val="single" w:sz="12" w:space="0" w:color="000000"/>
             </w:tcBorders>
             <w:tcMar>
               <w:top w:w="100" w:type="dxa"/>
@@ -7769,10 +7906,10 @@
           <w:tcPr>
             <w:tcW w:w="1375" w:type="dxa"/>
             <w:tcBorders>
-              <w:top w:val="single" w:color="000000" w:sz="12" w:space="0"/>
+              <w:top w:val="single" w:sz="12" w:space="0" w:color="000000"/>
               <w:left w:val="nil"/>
-              <w:bottom w:val="single" w:color="000000" w:sz="12" w:space="0"/>
-              <w:right w:val="single" w:color="000000" w:sz="12" w:space="0"/>
+              <w:bottom w:val="single" w:sz="12" w:space="0" w:color="000000"/>
+              <w:right w:val="single" w:sz="12" w:space="0" w:color="000000"/>
             </w:tcBorders>
             <w:tcMar>
               <w:top w:w="100" w:type="dxa"/>
@@ -7810,9 +7947,9 @@
             <w:tcW w:w="1240" w:type="dxa"/>
             <w:tcBorders>
               <w:top w:val="nil"/>
-              <w:left w:val="single" w:color="000000" w:sz="12" w:space="0"/>
-              <w:bottom w:val="single" w:color="000000" w:sz="12" w:space="0"/>
-              <w:right w:val="single" w:color="000000" w:sz="12" w:space="0"/>
+              <w:left w:val="single" w:sz="12" w:space="0" w:color="000000"/>
+              <w:bottom w:val="single" w:sz="12" w:space="0" w:color="000000"/>
+              <w:right w:val="single" w:sz="12" w:space="0" w:color="000000"/>
             </w:tcBorders>
             <w:tcMar>
               <w:top w:w="100" w:type="dxa"/>
@@ -7846,8 +7983,8 @@
             <w:tcBorders>
               <w:top w:val="nil"/>
               <w:left w:val="nil"/>
-              <w:bottom w:val="single" w:color="000000" w:sz="12" w:space="0"/>
-              <w:right w:val="single" w:color="000000" w:sz="12" w:space="0"/>
+              <w:bottom w:val="single" w:sz="12" w:space="0" w:color="000000"/>
+              <w:right w:val="single" w:sz="12" w:space="0" w:color="000000"/>
             </w:tcBorders>
             <w:tcMar>
               <w:top w:w="100" w:type="dxa"/>
@@ -7880,8 +8017,8 @@
             <w:tcW w:w="1134" w:type="dxa"/>
             <w:vMerge/>
             <w:tcBorders>
-              <w:bottom w:val="single" w:color="000000" w:sz="12" w:space="0"/>
-              <w:right w:val="single" w:color="000000" w:sz="12" w:space="0"/>
+              <w:bottom w:val="single" w:sz="12" w:space="0" w:color="000000"/>
+              <w:right w:val="single" w:sz="12" w:space="0" w:color="000000"/>
             </w:tcBorders>
             <w:shd w:val="clear" w:color="auto" w:fill="auto"/>
             <w:tcMar>
@@ -7906,8 +8043,8 @@
             <w:tcW w:w="1134" w:type="dxa"/>
             <w:vMerge/>
             <w:tcBorders>
-              <w:bottom w:val="single" w:color="000000" w:sz="12" w:space="0"/>
-              <w:right w:val="single" w:color="000000" w:sz="12" w:space="0"/>
+              <w:bottom w:val="single" w:sz="12" w:space="0" w:color="000000"/>
+              <w:right w:val="single" w:sz="12" w:space="0" w:color="000000"/>
             </w:tcBorders>
             <w:shd w:val="clear" w:color="auto" w:fill="auto"/>
             <w:tcMar>
@@ -7933,8 +8070,8 @@
             <w:tcBorders>
               <w:top w:val="nil"/>
               <w:left w:val="nil"/>
-              <w:bottom w:val="single" w:color="000000" w:sz="12" w:space="0"/>
-              <w:right w:val="single" w:color="000000" w:sz="12" w:space="0"/>
+              <w:bottom w:val="single" w:sz="12" w:space="0" w:color="000000"/>
+              <w:right w:val="single" w:sz="12" w:space="0" w:color="000000"/>
             </w:tcBorders>
             <w:shd w:val="clear" w:color="auto" w:fill="auto"/>
             <w:tcMar>
@@ -7970,8 +8107,8 @@
             <w:tcBorders>
               <w:top w:val="nil"/>
               <w:left w:val="nil"/>
-              <w:bottom w:val="single" w:color="000000" w:sz="12" w:space="0"/>
-              <w:right w:val="single" w:color="000000" w:sz="12" w:space="0"/>
+              <w:bottom w:val="single" w:sz="12" w:space="0" w:color="000000"/>
+              <w:right w:val="single" w:sz="12" w:space="0" w:color="000000"/>
             </w:tcBorders>
             <w:shd w:val="clear" w:color="auto" w:fill="auto"/>
             <w:tcMar>
@@ -8007,8 +8144,8 @@
             <w:tcBorders>
               <w:top w:val="nil"/>
               <w:left w:val="nil"/>
-              <w:bottom w:val="single" w:color="000000" w:sz="12" w:space="0"/>
-              <w:right w:val="single" w:color="000000" w:sz="12" w:space="0"/>
+              <w:bottom w:val="single" w:sz="12" w:space="0" w:color="000000"/>
+              <w:right w:val="single" w:sz="12" w:space="0" w:color="000000"/>
             </w:tcBorders>
             <w:shd w:val="clear" w:color="auto" w:fill="auto"/>
             <w:tcMar>
@@ -8048,9 +8185,9 @@
             <w:gridSpan w:val="2"/>
             <w:tcBorders>
               <w:top w:val="nil"/>
-              <w:left w:val="single" w:color="000000" w:sz="12" w:space="0"/>
-              <w:bottom w:val="single" w:color="000000" w:sz="12" w:space="0"/>
-              <w:right w:val="single" w:color="000000" w:sz="12" w:space="0"/>
+              <w:left w:val="single" w:sz="12" w:space="0" w:color="000000"/>
+              <w:bottom w:val="single" w:sz="12" w:space="0" w:color="000000"/>
+              <w:right w:val="single" w:sz="12" w:space="0" w:color="000000"/>
             </w:tcBorders>
             <w:shd w:val="clear" w:color="auto" w:fill="auto"/>
             <w:tcMar>
@@ -8086,8 +8223,8 @@
             <w:tcBorders>
               <w:top w:val="nil"/>
               <w:left w:val="nil"/>
-              <w:bottom w:val="single" w:color="000000" w:sz="12" w:space="0"/>
-              <w:right w:val="single" w:color="000000" w:sz="12" w:space="0"/>
+              <w:bottom w:val="single" w:sz="12" w:space="0" w:color="000000"/>
+              <w:right w:val="single" w:sz="12" w:space="0" w:color="000000"/>
             </w:tcBorders>
             <w:shd w:val="clear" w:color="auto" w:fill="auto"/>
             <w:tcMar>
@@ -8121,8 +8258,8 @@
             <w:tcW w:w="1666" w:type="dxa"/>
             <w:vMerge/>
             <w:tcBorders>
-              <w:bottom w:val="single" w:color="000000" w:sz="12" w:space="0"/>
-              <w:right w:val="single" w:color="000000" w:sz="12" w:space="0"/>
+              <w:bottom w:val="single" w:sz="12" w:space="0" w:color="000000"/>
+              <w:right w:val="single" w:sz="12" w:space="0" w:color="000000"/>
             </w:tcBorders>
             <w:shd w:val="clear" w:color="auto" w:fill="auto"/>
             <w:tcMar>
@@ -8147,8 +8284,8 @@
             <w:tcW w:w="1375" w:type="dxa"/>
             <w:vMerge/>
             <w:tcBorders>
-              <w:bottom w:val="single" w:color="000000" w:sz="12" w:space="0"/>
-              <w:right w:val="single" w:color="000000" w:sz="12" w:space="0"/>
+              <w:bottom w:val="single" w:sz="12" w:space="0" w:color="000000"/>
+              <w:right w:val="single" w:sz="12" w:space="0" w:color="000000"/>
             </w:tcBorders>
             <w:shd w:val="clear" w:color="auto" w:fill="auto"/>
             <w:tcMar>
@@ -8179,9 +8316,9 @@
             <w:gridSpan w:val="5"/>
             <w:tcBorders>
               <w:top w:val="nil"/>
-              <w:left w:val="single" w:color="000000" w:sz="12" w:space="0"/>
-              <w:bottom w:val="single" w:color="000000" w:sz="12" w:space="0"/>
-              <w:right w:val="single" w:color="000000" w:sz="12" w:space="0"/>
+              <w:left w:val="single" w:sz="12" w:space="0" w:color="000000"/>
+              <w:bottom w:val="single" w:sz="12" w:space="0" w:color="000000"/>
+              <w:right w:val="single" w:sz="12" w:space="0" w:color="000000"/>
             </w:tcBorders>
             <w:shd w:val="clear" w:color="auto" w:fill="auto"/>
             <w:tcMar>
@@ -8217,8 +8354,8 @@
             <w:tcBorders>
               <w:top w:val="nil"/>
               <w:left w:val="nil"/>
-              <w:bottom w:val="single" w:color="000000" w:sz="12" w:space="0"/>
-              <w:right w:val="single" w:color="000000" w:sz="12" w:space="0"/>
+              <w:bottom w:val="single" w:sz="12" w:space="0" w:color="000000"/>
+              <w:right w:val="single" w:sz="12" w:space="0" w:color="000000"/>
             </w:tcBorders>
             <w:shd w:val="clear" w:color="auto" w:fill="auto"/>
             <w:tcMar>
@@ -8258,9 +8395,9 @@
             <w:gridSpan w:val="7"/>
             <w:tcBorders>
               <w:top w:val="nil"/>
-              <w:left w:val="single" w:color="000000" w:sz="12" w:space="0"/>
-              <w:bottom w:val="single" w:color="000000" w:sz="12" w:space="0"/>
-              <w:right w:val="single" w:color="000000" w:sz="12" w:space="0"/>
+              <w:left w:val="single" w:sz="12" w:space="0" w:color="000000"/>
+              <w:bottom w:val="single" w:sz="12" w:space="0" w:color="000000"/>
+              <w:right w:val="single" w:sz="12" w:space="0" w:color="000000"/>
             </w:tcBorders>
             <w:shd w:val="clear" w:color="auto" w:fill="auto"/>
             <w:tcMar>
@@ -8361,7 +8498,6 @@
           <w:sz w:val="20"/>
           <w:szCs w:val="20"/>
         </w:rPr>
-        <w:lastRenderedPageBreak/>
         <w:t xml:space="preserve">Posteriormente, luego de su identificación, hay que confirmar </w:t>
       </w:r>
       <w:r>
@@ -8963,15 +9099,7 @@
           <w:sz w:val="20"/>
           <w:szCs w:val="20"/>
         </w:rPr>
-        <w:t xml:space="preserve">las normas unificadas de las agencias gubernamentales y las pautas establecidas por cada ministerio y agencia. A continuación, se muestra un ejemplo de evaluación del valor de los activos de información clasificada y calificada desde la perspectiva de la confidencialidad, integridad y disponibilidad (tres elementos). Si los tres elementos de los activos de información no se pueden asegurar, el grado de impacto en el negocio se evaluará paso a paso utilizando el ejemplo de </w:t>
-      </w:r>
-      <w:r>
-        <w:rPr>
-          <w:sz w:val="20"/>
-          <w:szCs w:val="20"/>
-        </w:rPr>
-        <w:lastRenderedPageBreak/>
-        <w:t>evaluación del valor de los activos de información</w:t>
+        <w:t>las normas unificadas de las agencias gubernamentales y las pautas establecidas por cada ministerio y agencia. A continuación, se muestra un ejemplo de evaluación del valor de los activos de información clasificada y calificada desde la perspectiva de la confidencialidad, integridad y disponibilidad (tres elementos). Si los tres elementos de los activos de información no se pueden asegurar, el grado de impacto en el negocio se evaluará paso a paso utilizando el ejemplo de evaluación del valor de los activos de información</w:t>
       </w:r>
       <w:r>
         <w:rPr>
@@ -9088,10 +9216,10 @@
           <w:tcPr>
             <w:tcW w:w="2315" w:type="dxa"/>
             <w:tcBorders>
-              <w:top w:val="single" w:color="000000" w:sz="12" w:space="0"/>
-              <w:left w:val="single" w:color="000000" w:sz="12" w:space="0"/>
-              <w:bottom w:val="single" w:color="000000" w:sz="12" w:space="0"/>
-              <w:right w:val="single" w:color="000000" w:sz="12" w:space="0"/>
+              <w:top w:val="single" w:sz="12" w:space="0" w:color="000000"/>
+              <w:left w:val="single" w:sz="12" w:space="0" w:color="000000"/>
+              <w:bottom w:val="single" w:sz="12" w:space="0" w:color="000000"/>
+              <w:right w:val="single" w:sz="12" w:space="0" w:color="000000"/>
             </w:tcBorders>
             <w:shd w:val="clear" w:color="auto" w:fill="auto"/>
             <w:tcMar>
@@ -9126,10 +9254,10 @@
           <w:tcPr>
             <w:tcW w:w="4415" w:type="dxa"/>
             <w:tcBorders>
-              <w:top w:val="single" w:color="000000" w:sz="12" w:space="0"/>
+              <w:top w:val="single" w:sz="12" w:space="0" w:color="000000"/>
               <w:left w:val="nil"/>
-              <w:bottom w:val="single" w:color="000000" w:sz="12" w:space="0"/>
-              <w:right w:val="single" w:color="000000" w:sz="12" w:space="0"/>
+              <w:bottom w:val="single" w:sz="12" w:space="0" w:color="000000"/>
+              <w:right w:val="single" w:sz="12" w:space="0" w:color="000000"/>
             </w:tcBorders>
             <w:shd w:val="clear" w:color="auto" w:fill="auto"/>
             <w:tcMar>
@@ -9164,10 +9292,10 @@
           <w:tcPr>
             <w:tcW w:w="2615" w:type="dxa"/>
             <w:tcBorders>
-              <w:top w:val="single" w:color="000000" w:sz="12" w:space="0"/>
+              <w:top w:val="single" w:sz="12" w:space="0" w:color="000000"/>
               <w:left w:val="nil"/>
-              <w:bottom w:val="single" w:color="000000" w:sz="12" w:space="0"/>
-              <w:right w:val="single" w:color="000000" w:sz="12" w:space="0"/>
+              <w:bottom w:val="single" w:sz="12" w:space="0" w:color="000000"/>
+              <w:right w:val="single" w:sz="12" w:space="0" w:color="000000"/>
             </w:tcBorders>
             <w:shd w:val="clear" w:color="auto" w:fill="auto"/>
             <w:tcMar>
@@ -9209,9 +9337,9 @@
             <w:vMerge w:val="restart"/>
             <w:tcBorders>
               <w:top w:val="nil"/>
-              <w:left w:val="single" w:color="000000" w:sz="12" w:space="0"/>
-              <w:bottom w:val="single" w:color="000000" w:sz="12" w:space="0"/>
-              <w:right w:val="single" w:color="000000" w:sz="12" w:space="0"/>
+              <w:left w:val="single" w:sz="12" w:space="0" w:color="000000"/>
+              <w:bottom w:val="single" w:sz="12" w:space="0" w:color="000000"/>
+              <w:right w:val="single" w:sz="12" w:space="0" w:color="000000"/>
             </w:tcBorders>
             <w:shd w:val="clear" w:color="auto" w:fill="auto"/>
             <w:tcMar>
@@ -9246,8 +9374,8 @@
             <w:tcBorders>
               <w:top w:val="nil"/>
               <w:left w:val="nil"/>
-              <w:bottom w:val="single" w:color="000000" w:sz="12" w:space="0"/>
-              <w:right w:val="single" w:color="000000" w:sz="12" w:space="0"/>
+              <w:bottom w:val="single" w:sz="12" w:space="0" w:color="000000"/>
+              <w:right w:val="single" w:sz="12" w:space="0" w:color="000000"/>
             </w:tcBorders>
             <w:shd w:val="clear" w:color="auto" w:fill="auto"/>
             <w:tcMar>
@@ -9282,8 +9410,8 @@
             <w:tcBorders>
               <w:top w:val="nil"/>
               <w:left w:val="nil"/>
-              <w:bottom w:val="single" w:color="000000" w:sz="12" w:space="0"/>
-              <w:right w:val="single" w:color="000000" w:sz="12" w:space="0"/>
+              <w:bottom w:val="single" w:sz="12" w:space="0" w:color="000000"/>
+              <w:right w:val="single" w:sz="12" w:space="0" w:color="000000"/>
             </w:tcBorders>
             <w:shd w:val="clear" w:color="auto" w:fill="auto"/>
             <w:tcMar>
@@ -9322,8 +9450,8 @@
             <w:tcW w:w="2315" w:type="dxa"/>
             <w:vMerge/>
             <w:tcBorders>
-              <w:bottom w:val="single" w:color="000000" w:sz="12" w:space="0"/>
-              <w:right w:val="single" w:color="000000" w:sz="12" w:space="0"/>
+              <w:bottom w:val="single" w:sz="12" w:space="0" w:color="000000"/>
+              <w:right w:val="single" w:sz="12" w:space="0" w:color="000000"/>
             </w:tcBorders>
             <w:shd w:val="clear" w:color="auto" w:fill="auto"/>
             <w:tcMar>
@@ -9345,8 +9473,8 @@
             <w:tcBorders>
               <w:top w:val="nil"/>
               <w:left w:val="nil"/>
-              <w:bottom w:val="single" w:color="000000" w:sz="12" w:space="0"/>
-              <w:right w:val="single" w:color="000000" w:sz="12" w:space="0"/>
+              <w:bottom w:val="single" w:sz="12" w:space="0" w:color="000000"/>
+              <w:right w:val="single" w:sz="12" w:space="0" w:color="000000"/>
             </w:tcBorders>
             <w:shd w:val="clear" w:color="auto" w:fill="auto"/>
             <w:tcMar>
@@ -9381,8 +9509,8 @@
             <w:tcBorders>
               <w:top w:val="nil"/>
               <w:left w:val="nil"/>
-              <w:bottom w:val="single" w:color="000000" w:sz="12" w:space="0"/>
-              <w:right w:val="single" w:color="000000" w:sz="12" w:space="0"/>
+              <w:bottom w:val="single" w:sz="12" w:space="0" w:color="000000"/>
+              <w:right w:val="single" w:sz="12" w:space="0" w:color="000000"/>
             </w:tcBorders>
             <w:shd w:val="clear" w:color="auto" w:fill="auto"/>
             <w:tcMar>
@@ -9421,8 +9549,8 @@
             <w:tcW w:w="2315" w:type="dxa"/>
             <w:vMerge/>
             <w:tcBorders>
-              <w:bottom w:val="single" w:color="000000" w:sz="12" w:space="0"/>
-              <w:right w:val="single" w:color="000000" w:sz="12" w:space="0"/>
+              <w:bottom w:val="single" w:sz="12" w:space="0" w:color="000000"/>
+              <w:right w:val="single" w:sz="12" w:space="0" w:color="000000"/>
             </w:tcBorders>
             <w:shd w:val="clear" w:color="auto" w:fill="auto"/>
             <w:tcMar>
@@ -9444,8 +9572,8 @@
             <w:tcBorders>
               <w:top w:val="nil"/>
               <w:left w:val="nil"/>
-              <w:bottom w:val="single" w:color="000000" w:sz="12" w:space="0"/>
-              <w:right w:val="single" w:color="000000" w:sz="12" w:space="0"/>
+              <w:bottom w:val="single" w:sz="12" w:space="0" w:color="000000"/>
+              <w:right w:val="single" w:sz="12" w:space="0" w:color="000000"/>
             </w:tcBorders>
             <w:shd w:val="clear" w:color="auto" w:fill="auto"/>
             <w:tcMar>
@@ -9480,8 +9608,8 @@
             <w:tcBorders>
               <w:top w:val="nil"/>
               <w:left w:val="nil"/>
-              <w:bottom w:val="single" w:color="000000" w:sz="12" w:space="0"/>
-              <w:right w:val="single" w:color="000000" w:sz="12" w:space="0"/>
+              <w:bottom w:val="single" w:sz="12" w:space="0" w:color="000000"/>
+              <w:right w:val="single" w:sz="12" w:space="0" w:color="000000"/>
             </w:tcBorders>
             <w:shd w:val="clear" w:color="auto" w:fill="auto"/>
             <w:tcMar>
@@ -9520,8 +9648,8 @@
             <w:tcW w:w="2315" w:type="dxa"/>
             <w:vMerge/>
             <w:tcBorders>
-              <w:bottom w:val="single" w:color="000000" w:sz="12" w:space="0"/>
-              <w:right w:val="single" w:color="000000" w:sz="12" w:space="0"/>
+              <w:bottom w:val="single" w:sz="12" w:space="0" w:color="000000"/>
+              <w:right w:val="single" w:sz="12" w:space="0" w:color="000000"/>
             </w:tcBorders>
             <w:shd w:val="clear" w:color="auto" w:fill="auto"/>
             <w:tcMar>
@@ -9543,8 +9671,8 @@
             <w:tcBorders>
               <w:top w:val="nil"/>
               <w:left w:val="nil"/>
-              <w:bottom w:val="single" w:color="000000" w:sz="12" w:space="0"/>
-              <w:right w:val="single" w:color="000000" w:sz="12" w:space="0"/>
+              <w:bottom w:val="single" w:sz="12" w:space="0" w:color="000000"/>
+              <w:right w:val="single" w:sz="12" w:space="0" w:color="000000"/>
             </w:tcBorders>
             <w:shd w:val="clear" w:color="auto" w:fill="auto"/>
             <w:tcMar>
@@ -9579,8 +9707,8 @@
             <w:tcBorders>
               <w:top w:val="nil"/>
               <w:left w:val="nil"/>
-              <w:bottom w:val="single" w:color="000000" w:sz="12" w:space="0"/>
-              <w:right w:val="single" w:color="000000" w:sz="12" w:space="0"/>
+              <w:bottom w:val="single" w:sz="12" w:space="0" w:color="000000"/>
+              <w:right w:val="single" w:sz="12" w:space="0" w:color="000000"/>
             </w:tcBorders>
             <w:shd w:val="clear" w:color="auto" w:fill="auto"/>
             <w:tcMar>
@@ -9620,9 +9748,9 @@
             <w:vMerge w:val="restart"/>
             <w:tcBorders>
               <w:top w:val="nil"/>
-              <w:left w:val="single" w:color="000000" w:sz="12" w:space="0"/>
-              <w:bottom w:val="single" w:color="000000" w:sz="12" w:space="0"/>
-              <w:right w:val="single" w:color="000000" w:sz="12" w:space="0"/>
+              <w:left w:val="single" w:sz="12" w:space="0" w:color="000000"/>
+              <w:bottom w:val="single" w:sz="12" w:space="0" w:color="000000"/>
+              <w:right w:val="single" w:sz="12" w:space="0" w:color="000000"/>
             </w:tcBorders>
             <w:shd w:val="clear" w:color="auto" w:fill="auto"/>
             <w:tcMar>
@@ -9657,8 +9785,8 @@
             <w:tcBorders>
               <w:top w:val="nil"/>
               <w:left w:val="nil"/>
-              <w:bottom w:val="single" w:color="000000" w:sz="12" w:space="0"/>
-              <w:right w:val="single" w:color="000000" w:sz="12" w:space="0"/>
+              <w:bottom w:val="single" w:sz="12" w:space="0" w:color="000000"/>
+              <w:right w:val="single" w:sz="12" w:space="0" w:color="000000"/>
             </w:tcBorders>
             <w:shd w:val="clear" w:color="auto" w:fill="auto"/>
             <w:tcMar>
@@ -9693,8 +9821,8 @@
             <w:tcBorders>
               <w:top w:val="nil"/>
               <w:left w:val="nil"/>
-              <w:bottom w:val="single" w:color="000000" w:sz="12" w:space="0"/>
-              <w:right w:val="single" w:color="000000" w:sz="12" w:space="0"/>
+              <w:bottom w:val="single" w:sz="12" w:space="0" w:color="000000"/>
+              <w:right w:val="single" w:sz="12" w:space="0" w:color="000000"/>
             </w:tcBorders>
             <w:shd w:val="clear" w:color="auto" w:fill="auto"/>
             <w:tcMar>
@@ -9710,14 +9838,14 @@
               <w:ind w:left="100" w:right="100"/>
               <w:jc w:val="center"/>
               <w:rPr>
-                <w:rFonts w:ascii="MS Gothic" w:hAnsi="MS Gothic" w:eastAsia="MS Gothic" w:cs="MS Gothic"/>
+                <w:rFonts w:ascii="MS Gothic" w:eastAsia="MS Gothic" w:hAnsi="MS Gothic" w:cs="MS Gothic"/>
                 <w:sz w:val="16"/>
                 <w:szCs w:val="16"/>
               </w:rPr>
             </w:pPr>
             <w:r>
               <w:rPr>
-                <w:rFonts w:ascii="MS Gothic" w:hAnsi="MS Gothic" w:eastAsia="MS Gothic" w:cs="MS Gothic"/>
+                <w:rFonts w:ascii="MS Gothic" w:eastAsia="MS Gothic" w:hAnsi="MS Gothic" w:cs="MS Gothic"/>
                 <w:sz w:val="16"/>
                 <w:szCs w:val="16"/>
               </w:rPr>
@@ -9735,8 +9863,8 @@
             <w:tcW w:w="2315" w:type="dxa"/>
             <w:vMerge/>
             <w:tcBorders>
-              <w:bottom w:val="single" w:color="000000" w:sz="12" w:space="0"/>
-              <w:right w:val="single" w:color="000000" w:sz="12" w:space="0"/>
+              <w:bottom w:val="single" w:sz="12" w:space="0" w:color="000000"/>
+              <w:right w:val="single" w:sz="12" w:space="0" w:color="000000"/>
             </w:tcBorders>
             <w:shd w:val="clear" w:color="auto" w:fill="auto"/>
             <w:tcMar>
@@ -9758,8 +9886,8 @@
             <w:tcBorders>
               <w:top w:val="nil"/>
               <w:left w:val="nil"/>
-              <w:bottom w:val="single" w:color="000000" w:sz="12" w:space="0"/>
-              <w:right w:val="single" w:color="000000" w:sz="12" w:space="0"/>
+              <w:bottom w:val="single" w:sz="12" w:space="0" w:color="000000"/>
+              <w:right w:val="single" w:sz="12" w:space="0" w:color="000000"/>
             </w:tcBorders>
             <w:shd w:val="clear" w:color="auto" w:fill="auto"/>
             <w:tcMar>
@@ -9794,8 +9922,8 @@
             <w:tcBorders>
               <w:top w:val="nil"/>
               <w:left w:val="nil"/>
-              <w:bottom w:val="single" w:color="000000" w:sz="12" w:space="0"/>
-              <w:right w:val="single" w:color="000000" w:sz="12" w:space="0"/>
+              <w:bottom w:val="single" w:sz="12" w:space="0" w:color="000000"/>
+              <w:right w:val="single" w:sz="12" w:space="0" w:color="000000"/>
             </w:tcBorders>
             <w:shd w:val="clear" w:color="auto" w:fill="auto"/>
             <w:tcMar>
@@ -9811,14 +9939,14 @@
               <w:ind w:left="100" w:right="100"/>
               <w:jc w:val="center"/>
               <w:rPr>
-                <w:rFonts w:ascii="MS Gothic" w:hAnsi="MS Gothic" w:eastAsia="MS Gothic" w:cs="MS Gothic"/>
+                <w:rFonts w:ascii="MS Gothic" w:eastAsia="MS Gothic" w:hAnsi="MS Gothic" w:cs="MS Gothic"/>
                 <w:sz w:val="16"/>
                 <w:szCs w:val="16"/>
               </w:rPr>
             </w:pPr>
             <w:r>
               <w:rPr>
-                <w:rFonts w:ascii="MS Gothic" w:hAnsi="MS Gothic" w:eastAsia="MS Gothic" w:cs="MS Gothic"/>
+                <w:rFonts w:ascii="MS Gothic" w:eastAsia="MS Gothic" w:hAnsi="MS Gothic" w:cs="MS Gothic"/>
                 <w:sz w:val="16"/>
                 <w:szCs w:val="16"/>
               </w:rPr>
@@ -9836,8 +9964,8 @@
             <w:tcW w:w="2315" w:type="dxa"/>
             <w:vMerge/>
             <w:tcBorders>
-              <w:bottom w:val="single" w:color="000000" w:sz="12" w:space="0"/>
-              <w:right w:val="single" w:color="000000" w:sz="12" w:space="0"/>
+              <w:bottom w:val="single" w:sz="12" w:space="0" w:color="000000"/>
+              <w:right w:val="single" w:sz="12" w:space="0" w:color="000000"/>
             </w:tcBorders>
             <w:shd w:val="clear" w:color="auto" w:fill="auto"/>
             <w:tcMar>
@@ -9859,8 +9987,8 @@
             <w:tcBorders>
               <w:top w:val="nil"/>
               <w:left w:val="nil"/>
-              <w:bottom w:val="single" w:color="000000" w:sz="12" w:space="0"/>
-              <w:right w:val="single" w:color="000000" w:sz="12" w:space="0"/>
+              <w:bottom w:val="single" w:sz="12" w:space="0" w:color="000000"/>
+              <w:right w:val="single" w:sz="12" w:space="0" w:color="000000"/>
             </w:tcBorders>
             <w:shd w:val="clear" w:color="auto" w:fill="auto"/>
             <w:tcMar>
@@ -9895,8 +10023,8 @@
             <w:tcBorders>
               <w:top w:val="nil"/>
               <w:left w:val="nil"/>
-              <w:bottom w:val="single" w:color="000000" w:sz="12" w:space="0"/>
-              <w:right w:val="single" w:color="000000" w:sz="12" w:space="0"/>
+              <w:bottom w:val="single" w:sz="12" w:space="0" w:color="000000"/>
+              <w:right w:val="single" w:sz="12" w:space="0" w:color="000000"/>
             </w:tcBorders>
             <w:shd w:val="clear" w:color="auto" w:fill="auto"/>
             <w:tcMar>
@@ -9912,14 +10040,14 @@
               <w:ind w:left="100" w:right="100"/>
               <w:jc w:val="center"/>
               <w:rPr>
-                <w:rFonts w:ascii="MS Gothic" w:hAnsi="MS Gothic" w:eastAsia="MS Gothic" w:cs="MS Gothic"/>
+                <w:rFonts w:ascii="MS Gothic" w:eastAsia="MS Gothic" w:hAnsi="MS Gothic" w:cs="MS Gothic"/>
                 <w:sz w:val="16"/>
                 <w:szCs w:val="16"/>
               </w:rPr>
             </w:pPr>
             <w:r>
               <w:rPr>
-                <w:rFonts w:ascii="MS Gothic" w:hAnsi="MS Gothic" w:eastAsia="MS Gothic" w:cs="MS Gothic"/>
+                <w:rFonts w:ascii="MS Gothic" w:eastAsia="MS Gothic" w:hAnsi="MS Gothic" w:cs="MS Gothic"/>
                 <w:sz w:val="16"/>
                 <w:szCs w:val="16"/>
               </w:rPr>
@@ -9937,8 +10065,8 @@
             <w:tcW w:w="2315" w:type="dxa"/>
             <w:vMerge/>
             <w:tcBorders>
-              <w:bottom w:val="single" w:color="000000" w:sz="12" w:space="0"/>
-              <w:right w:val="single" w:color="000000" w:sz="12" w:space="0"/>
+              <w:bottom w:val="single" w:sz="12" w:space="0" w:color="000000"/>
+              <w:right w:val="single" w:sz="12" w:space="0" w:color="000000"/>
             </w:tcBorders>
             <w:shd w:val="clear" w:color="auto" w:fill="auto"/>
             <w:tcMar>
@@ -9960,8 +10088,8 @@
             <w:tcBorders>
               <w:top w:val="nil"/>
               <w:left w:val="nil"/>
-              <w:bottom w:val="single" w:color="000000" w:sz="12" w:space="0"/>
-              <w:right w:val="single" w:color="000000" w:sz="12" w:space="0"/>
+              <w:bottom w:val="single" w:sz="12" w:space="0" w:color="000000"/>
+              <w:right w:val="single" w:sz="12" w:space="0" w:color="000000"/>
             </w:tcBorders>
             <w:shd w:val="clear" w:color="auto" w:fill="auto"/>
             <w:tcMar>
@@ -9996,8 +10124,8 @@
             <w:tcBorders>
               <w:top w:val="nil"/>
               <w:left w:val="nil"/>
-              <w:bottom w:val="single" w:color="000000" w:sz="12" w:space="0"/>
-              <w:right w:val="single" w:color="000000" w:sz="12" w:space="0"/>
+              <w:bottom w:val="single" w:sz="12" w:space="0" w:color="000000"/>
+              <w:right w:val="single" w:sz="12" w:space="0" w:color="000000"/>
             </w:tcBorders>
             <w:shd w:val="clear" w:color="auto" w:fill="auto"/>
             <w:tcMar>
@@ -10013,14 +10141,14 @@
               <w:ind w:left="100" w:right="100"/>
               <w:jc w:val="center"/>
               <w:rPr>
-                <w:rFonts w:ascii="MS Gothic" w:hAnsi="MS Gothic" w:eastAsia="MS Gothic" w:cs="MS Gothic"/>
+                <w:rFonts w:ascii="MS Gothic" w:eastAsia="MS Gothic" w:hAnsi="MS Gothic" w:cs="MS Gothic"/>
                 <w:sz w:val="16"/>
                 <w:szCs w:val="16"/>
               </w:rPr>
             </w:pPr>
             <w:r>
               <w:rPr>
-                <w:rFonts w:ascii="MS Gothic" w:hAnsi="MS Gothic" w:eastAsia="MS Gothic" w:cs="MS Gothic"/>
+                <w:rFonts w:ascii="MS Gothic" w:eastAsia="MS Gothic" w:hAnsi="MS Gothic" w:cs="MS Gothic"/>
                 <w:sz w:val="16"/>
                 <w:szCs w:val="16"/>
               </w:rPr>
@@ -10039,9 +10167,9 @@
             <w:vMerge w:val="restart"/>
             <w:tcBorders>
               <w:top w:val="nil"/>
-              <w:left w:val="single" w:color="000000" w:sz="12" w:space="0"/>
-              <w:bottom w:val="single" w:color="000000" w:sz="12" w:space="0"/>
-              <w:right w:val="single" w:color="000000" w:sz="12" w:space="0"/>
+              <w:left w:val="single" w:sz="12" w:space="0" w:color="000000"/>
+              <w:bottom w:val="single" w:sz="12" w:space="0" w:color="000000"/>
+              <w:right w:val="single" w:sz="12" w:space="0" w:color="000000"/>
             </w:tcBorders>
             <w:shd w:val="clear" w:color="auto" w:fill="auto"/>
             <w:tcMar>
@@ -10066,7 +10194,6 @@
                 <w:sz w:val="16"/>
                 <w:szCs w:val="16"/>
               </w:rPr>
-              <w:lastRenderedPageBreak/>
               <w:t>Disponibilidad (los beneficiarios de acceso pueden acceder a los activos de información cuando sea necesario)</w:t>
             </w:r>
           </w:p>
@@ -10077,8 +10204,8 @@
             <w:tcBorders>
               <w:top w:val="nil"/>
               <w:left w:val="nil"/>
-              <w:bottom w:val="single" w:color="000000" w:sz="12" w:space="0"/>
-              <w:right w:val="single" w:color="000000" w:sz="12" w:space="0"/>
+              <w:bottom w:val="single" w:sz="12" w:space="0" w:color="000000"/>
+              <w:right w:val="single" w:sz="12" w:space="0" w:color="000000"/>
             </w:tcBorders>
             <w:shd w:val="clear" w:color="auto" w:fill="auto"/>
             <w:tcMar>
@@ -10113,8 +10240,8 @@
             <w:tcBorders>
               <w:top w:val="nil"/>
               <w:left w:val="nil"/>
-              <w:bottom w:val="single" w:color="000000" w:sz="12" w:space="0"/>
-              <w:right w:val="single" w:color="000000" w:sz="12" w:space="0"/>
+              <w:bottom w:val="single" w:sz="12" w:space="0" w:color="000000"/>
+              <w:right w:val="single" w:sz="12" w:space="0" w:color="000000"/>
             </w:tcBorders>
             <w:shd w:val="clear" w:color="auto" w:fill="auto"/>
             <w:tcMar>
@@ -10130,14 +10257,14 @@
               <w:ind w:left="100" w:right="100"/>
               <w:jc w:val="center"/>
               <w:rPr>
-                <w:rFonts w:ascii="MS Gothic" w:hAnsi="MS Gothic" w:eastAsia="MS Gothic" w:cs="MS Gothic"/>
+                <w:rFonts w:ascii="MS Gothic" w:eastAsia="MS Gothic" w:hAnsi="MS Gothic" w:cs="MS Gothic"/>
                 <w:sz w:val="16"/>
                 <w:szCs w:val="16"/>
               </w:rPr>
             </w:pPr>
             <w:r>
               <w:rPr>
-                <w:rFonts w:ascii="MS Gothic" w:hAnsi="MS Gothic" w:eastAsia="MS Gothic" w:cs="MS Gothic"/>
+                <w:rFonts w:ascii="MS Gothic" w:eastAsia="MS Gothic" w:hAnsi="MS Gothic" w:cs="MS Gothic"/>
                 <w:sz w:val="16"/>
                 <w:szCs w:val="16"/>
               </w:rPr>
@@ -10155,8 +10282,8 @@
             <w:tcW w:w="2315" w:type="dxa"/>
             <w:vMerge/>
             <w:tcBorders>
-              <w:bottom w:val="single" w:color="000000" w:sz="12" w:space="0"/>
-              <w:right w:val="single" w:color="000000" w:sz="12" w:space="0"/>
+              <w:bottom w:val="single" w:sz="12" w:space="0" w:color="000000"/>
+              <w:right w:val="single" w:sz="12" w:space="0" w:color="000000"/>
             </w:tcBorders>
             <w:shd w:val="clear" w:color="auto" w:fill="auto"/>
             <w:tcMar>
@@ -10178,8 +10305,8 @@
             <w:tcBorders>
               <w:top w:val="nil"/>
               <w:left w:val="nil"/>
-              <w:bottom w:val="single" w:color="000000" w:sz="12" w:space="0"/>
-              <w:right w:val="single" w:color="000000" w:sz="12" w:space="0"/>
+              <w:bottom w:val="single" w:sz="12" w:space="0" w:color="000000"/>
+              <w:right w:val="single" w:sz="12" w:space="0" w:color="000000"/>
             </w:tcBorders>
             <w:shd w:val="clear" w:color="auto" w:fill="auto"/>
             <w:tcMar>
@@ -10214,8 +10341,8 @@
             <w:tcBorders>
               <w:top w:val="nil"/>
               <w:left w:val="nil"/>
-              <w:bottom w:val="single" w:color="000000" w:sz="12" w:space="0"/>
-              <w:right w:val="single" w:color="000000" w:sz="12" w:space="0"/>
+              <w:bottom w:val="single" w:sz="12" w:space="0" w:color="000000"/>
+              <w:right w:val="single" w:sz="12" w:space="0" w:color="000000"/>
             </w:tcBorders>
             <w:shd w:val="clear" w:color="auto" w:fill="auto"/>
             <w:tcMar>
@@ -10231,14 +10358,14 @@
               <w:ind w:left="100" w:right="100"/>
               <w:jc w:val="center"/>
               <w:rPr>
-                <w:rFonts w:ascii="MS Gothic" w:hAnsi="MS Gothic" w:eastAsia="MS Gothic" w:cs="MS Gothic"/>
+                <w:rFonts w:ascii="MS Gothic" w:eastAsia="MS Gothic" w:hAnsi="MS Gothic" w:cs="MS Gothic"/>
                 <w:sz w:val="16"/>
                 <w:szCs w:val="16"/>
               </w:rPr>
             </w:pPr>
             <w:r>
               <w:rPr>
-                <w:rFonts w:ascii="MS Gothic" w:hAnsi="MS Gothic" w:eastAsia="MS Gothic" w:cs="MS Gothic"/>
+                <w:rFonts w:ascii="MS Gothic" w:eastAsia="MS Gothic" w:hAnsi="MS Gothic" w:cs="MS Gothic"/>
                 <w:sz w:val="16"/>
                 <w:szCs w:val="16"/>
               </w:rPr>
@@ -10256,8 +10383,8 @@
             <w:tcW w:w="2315" w:type="dxa"/>
             <w:vMerge/>
             <w:tcBorders>
-              <w:bottom w:val="single" w:color="000000" w:sz="12" w:space="0"/>
-              <w:right w:val="single" w:color="000000" w:sz="12" w:space="0"/>
+              <w:bottom w:val="single" w:sz="12" w:space="0" w:color="000000"/>
+              <w:right w:val="single" w:sz="12" w:space="0" w:color="000000"/>
             </w:tcBorders>
             <w:shd w:val="clear" w:color="auto" w:fill="auto"/>
             <w:tcMar>
@@ -10279,8 +10406,8 @@
             <w:tcBorders>
               <w:top w:val="nil"/>
               <w:left w:val="nil"/>
-              <w:bottom w:val="single" w:color="000000" w:sz="12" w:space="0"/>
-              <w:right w:val="single" w:color="000000" w:sz="12" w:space="0"/>
+              <w:bottom w:val="single" w:sz="12" w:space="0" w:color="000000"/>
+              <w:right w:val="single" w:sz="12" w:space="0" w:color="000000"/>
             </w:tcBorders>
             <w:shd w:val="clear" w:color="auto" w:fill="auto"/>
             <w:tcMar>
@@ -10315,8 +10442,8 @@
             <w:tcBorders>
               <w:top w:val="nil"/>
               <w:left w:val="nil"/>
-              <w:bottom w:val="single" w:color="000000" w:sz="12" w:space="0"/>
-              <w:right w:val="single" w:color="000000" w:sz="12" w:space="0"/>
+              <w:bottom w:val="single" w:sz="12" w:space="0" w:color="000000"/>
+              <w:right w:val="single" w:sz="12" w:space="0" w:color="000000"/>
             </w:tcBorders>
             <w:shd w:val="clear" w:color="auto" w:fill="auto"/>
             <w:tcMar>
@@ -10332,14 +10459,14 @@
               <w:ind w:left="100" w:right="100"/>
               <w:jc w:val="center"/>
               <w:rPr>
-                <w:rFonts w:ascii="MS Gothic" w:hAnsi="MS Gothic" w:eastAsia="MS Gothic" w:cs="MS Gothic"/>
+                <w:rFonts w:ascii="MS Gothic" w:eastAsia="MS Gothic" w:hAnsi="MS Gothic" w:cs="MS Gothic"/>
                 <w:sz w:val="16"/>
                 <w:szCs w:val="16"/>
               </w:rPr>
             </w:pPr>
             <w:r>
               <w:rPr>
-                <w:rFonts w:ascii="MS Gothic" w:hAnsi="MS Gothic" w:eastAsia="MS Gothic" w:cs="MS Gothic"/>
+                <w:rFonts w:ascii="MS Gothic" w:eastAsia="MS Gothic" w:hAnsi="MS Gothic" w:cs="MS Gothic"/>
                 <w:sz w:val="16"/>
                 <w:szCs w:val="16"/>
               </w:rPr>
@@ -10669,10 +10796,10 @@
           <w:tcPr>
             <w:tcW w:w="5055" w:type="dxa"/>
             <w:tcBorders>
-              <w:top w:val="single" w:color="000000" w:sz="8" w:space="0"/>
-              <w:left w:val="single" w:color="000000" w:sz="8" w:space="0"/>
-              <w:bottom w:val="single" w:color="000000" w:sz="8" w:space="0"/>
-              <w:right w:val="single" w:color="000000" w:sz="8" w:space="0"/>
+              <w:top w:val="single" w:sz="8" w:space="0" w:color="000000"/>
+              <w:left w:val="single" w:sz="8" w:space="0" w:color="000000"/>
+              <w:bottom w:val="single" w:sz="8" w:space="0" w:color="000000"/>
+              <w:right w:val="single" w:sz="8" w:space="0" w:color="000000"/>
             </w:tcBorders>
             <w:shd w:val="clear" w:color="auto" w:fill="auto"/>
             <w:tcMar>
@@ -10706,10 +10833,10 @@
           <w:tcPr>
             <w:tcW w:w="4574" w:type="dxa"/>
             <w:tcBorders>
-              <w:top w:val="single" w:color="000000" w:sz="8" w:space="0"/>
+              <w:top w:val="single" w:sz="8" w:space="0" w:color="000000"/>
               <w:left w:val="nil"/>
-              <w:bottom w:val="single" w:color="000000" w:sz="8" w:space="0"/>
-              <w:right w:val="single" w:color="000000" w:sz="8" w:space="0"/>
+              <w:bottom w:val="single" w:sz="8" w:space="0" w:color="000000"/>
+              <w:right w:val="single" w:sz="8" w:space="0" w:color="000000"/>
             </w:tcBorders>
             <w:shd w:val="clear" w:color="auto" w:fill="auto"/>
             <w:tcMar>
@@ -10747,9 +10874,9 @@
             <w:tcW w:w="5055" w:type="dxa"/>
             <w:tcBorders>
               <w:top w:val="nil"/>
-              <w:left w:val="single" w:color="000000" w:sz="8" w:space="0"/>
-              <w:bottom w:val="single" w:color="000000" w:sz="8" w:space="0"/>
-              <w:right w:val="single" w:color="000000" w:sz="8" w:space="0"/>
+              <w:left w:val="single" w:sz="8" w:space="0" w:color="000000"/>
+              <w:bottom w:val="single" w:sz="8" w:space="0" w:color="000000"/>
+              <w:right w:val="single" w:sz="8" w:space="0" w:color="000000"/>
             </w:tcBorders>
             <w:shd w:val="clear" w:color="auto" w:fill="auto"/>
             <w:tcMar>
@@ -10793,8 +10920,8 @@
             <w:tcBorders>
               <w:top w:val="nil"/>
               <w:left w:val="nil"/>
-              <w:bottom w:val="single" w:color="000000" w:sz="8" w:space="0"/>
-              <w:right w:val="single" w:color="000000" w:sz="8" w:space="0"/>
+              <w:bottom w:val="single" w:sz="8" w:space="0" w:color="000000"/>
+              <w:right w:val="single" w:sz="8" w:space="0" w:color="000000"/>
             </w:tcBorders>
             <w:shd w:val="clear" w:color="auto" w:fill="auto"/>
             <w:tcMar>
@@ -10832,9 +10959,9 @@
             <w:tcW w:w="5055" w:type="dxa"/>
             <w:tcBorders>
               <w:top w:val="nil"/>
-              <w:left w:val="single" w:color="000000" w:sz="8" w:space="0"/>
-              <w:bottom w:val="single" w:color="000000" w:sz="8" w:space="0"/>
-              <w:right w:val="single" w:color="000000" w:sz="8" w:space="0"/>
+              <w:left w:val="single" w:sz="8" w:space="0" w:color="000000"/>
+              <w:bottom w:val="single" w:sz="8" w:space="0" w:color="000000"/>
+              <w:right w:val="single" w:sz="8" w:space="0" w:color="000000"/>
             </w:tcBorders>
             <w:shd w:val="clear" w:color="auto" w:fill="auto"/>
             <w:tcMar>
@@ -10870,8 +10997,8 @@
             <w:tcBorders>
               <w:top w:val="nil"/>
               <w:left w:val="nil"/>
-              <w:bottom w:val="single" w:color="000000" w:sz="8" w:space="0"/>
-              <w:right w:val="single" w:color="000000" w:sz="8" w:space="0"/>
+              <w:bottom w:val="single" w:sz="8" w:space="0" w:color="000000"/>
+              <w:right w:val="single" w:sz="8" w:space="0" w:color="000000"/>
             </w:tcBorders>
             <w:shd w:val="clear" w:color="auto" w:fill="auto"/>
             <w:tcMar>
@@ -10909,9 +11036,9 @@
             <w:tcW w:w="5055" w:type="dxa"/>
             <w:tcBorders>
               <w:top w:val="nil"/>
-              <w:left w:val="single" w:color="000000" w:sz="8" w:space="0"/>
-              <w:bottom w:val="single" w:color="000000" w:sz="8" w:space="0"/>
-              <w:right w:val="single" w:color="000000" w:sz="8" w:space="0"/>
+              <w:left w:val="single" w:sz="8" w:space="0" w:color="000000"/>
+              <w:bottom w:val="single" w:sz="8" w:space="0" w:color="000000"/>
+              <w:right w:val="single" w:sz="8" w:space="0" w:color="000000"/>
             </w:tcBorders>
             <w:shd w:val="clear" w:color="auto" w:fill="auto"/>
             <w:tcMar>
@@ -10955,8 +11082,8 @@
             <w:tcBorders>
               <w:top w:val="nil"/>
               <w:left w:val="nil"/>
-              <w:bottom w:val="single" w:color="000000" w:sz="8" w:space="0"/>
-              <w:right w:val="single" w:color="000000" w:sz="8" w:space="0"/>
+              <w:bottom w:val="single" w:sz="8" w:space="0" w:color="000000"/>
+              <w:right w:val="single" w:sz="8" w:space="0" w:color="000000"/>
             </w:tcBorders>
             <w:shd w:val="clear" w:color="auto" w:fill="auto"/>
             <w:tcMar>
@@ -10994,9 +11121,9 @@
             <w:tcW w:w="5055" w:type="dxa"/>
             <w:tcBorders>
               <w:top w:val="nil"/>
-              <w:left w:val="single" w:color="000000" w:sz="8" w:space="0"/>
-              <w:bottom w:val="single" w:color="000000" w:sz="8" w:space="0"/>
-              <w:right w:val="single" w:color="000000" w:sz="8" w:space="0"/>
+              <w:left w:val="single" w:sz="8" w:space="0" w:color="000000"/>
+              <w:bottom w:val="single" w:sz="8" w:space="0" w:color="000000"/>
+              <w:right w:val="single" w:sz="8" w:space="0" w:color="000000"/>
             </w:tcBorders>
             <w:shd w:val="clear" w:color="auto" w:fill="auto"/>
             <w:tcMar>
@@ -11032,8 +11159,8 @@
             <w:tcBorders>
               <w:top w:val="nil"/>
               <w:left w:val="nil"/>
-              <w:bottom w:val="single" w:color="000000" w:sz="8" w:space="0"/>
-              <w:right w:val="single" w:color="000000" w:sz="8" w:space="0"/>
+              <w:bottom w:val="single" w:sz="8" w:space="0" w:color="000000"/>
+              <w:right w:val="single" w:sz="8" w:space="0" w:color="000000"/>
             </w:tcBorders>
             <w:shd w:val="clear" w:color="auto" w:fill="auto"/>
             <w:tcMar>
@@ -11071,9 +11198,9 @@
             <w:tcW w:w="5055" w:type="dxa"/>
             <w:tcBorders>
               <w:top w:val="nil"/>
-              <w:left w:val="single" w:color="000000" w:sz="8" w:space="0"/>
-              <w:bottom w:val="single" w:color="000000" w:sz="8" w:space="0"/>
-              <w:right w:val="single" w:color="000000" w:sz="8" w:space="0"/>
+              <w:left w:val="single" w:sz="8" w:space="0" w:color="000000"/>
+              <w:bottom w:val="single" w:sz="8" w:space="0" w:color="000000"/>
+              <w:right w:val="single" w:sz="8" w:space="0" w:color="000000"/>
             </w:tcBorders>
             <w:shd w:val="clear" w:color="auto" w:fill="auto"/>
             <w:tcMar>
@@ -11109,8 +11236,8 @@
             <w:tcBorders>
               <w:top w:val="nil"/>
               <w:left w:val="nil"/>
-              <w:bottom w:val="single" w:color="000000" w:sz="8" w:space="0"/>
-              <w:right w:val="single" w:color="000000" w:sz="8" w:space="0"/>
+              <w:bottom w:val="single" w:sz="8" w:space="0" w:color="000000"/>
+              <w:right w:val="single" w:sz="8" w:space="0" w:color="000000"/>
             </w:tcBorders>
             <w:shd w:val="clear" w:color="auto" w:fill="auto"/>
             <w:tcMar>
@@ -11148,9 +11275,9 @@
             <w:tcW w:w="5055" w:type="dxa"/>
             <w:tcBorders>
               <w:top w:val="nil"/>
-              <w:left w:val="single" w:color="000000" w:sz="8" w:space="0"/>
-              <w:bottom w:val="single" w:color="000000" w:sz="8" w:space="0"/>
-              <w:right w:val="single" w:color="000000" w:sz="8" w:space="0"/>
+              <w:left w:val="single" w:sz="8" w:space="0" w:color="000000"/>
+              <w:bottom w:val="single" w:sz="8" w:space="0" w:color="000000"/>
+              <w:right w:val="single" w:sz="8" w:space="0" w:color="000000"/>
             </w:tcBorders>
             <w:shd w:val="clear" w:color="auto" w:fill="auto"/>
             <w:tcMar>
@@ -11186,8 +11313,8 @@
             <w:tcBorders>
               <w:top w:val="nil"/>
               <w:left w:val="nil"/>
-              <w:bottom w:val="single" w:color="000000" w:sz="8" w:space="0"/>
-              <w:right w:val="single" w:color="000000" w:sz="8" w:space="0"/>
+              <w:bottom w:val="single" w:sz="8" w:space="0" w:color="000000"/>
+              <w:right w:val="single" w:sz="8" w:space="0" w:color="000000"/>
             </w:tcBorders>
             <w:shd w:val="clear" w:color="auto" w:fill="auto"/>
             <w:tcMar>
@@ -11232,9 +11359,9 @@
             <w:tcW w:w="5055" w:type="dxa"/>
             <w:tcBorders>
               <w:top w:val="nil"/>
-              <w:left w:val="single" w:color="000000" w:sz="8" w:space="0"/>
-              <w:bottom w:val="single" w:color="000000" w:sz="8" w:space="0"/>
-              <w:right w:val="single" w:color="000000" w:sz="8" w:space="0"/>
+              <w:left w:val="single" w:sz="8" w:space="0" w:color="000000"/>
+              <w:bottom w:val="single" w:sz="8" w:space="0" w:color="000000"/>
+              <w:right w:val="single" w:sz="8" w:space="0" w:color="000000"/>
             </w:tcBorders>
             <w:shd w:val="clear" w:color="auto" w:fill="auto"/>
             <w:tcMar>
@@ -11286,8 +11413,8 @@
             <w:tcBorders>
               <w:top w:val="nil"/>
               <w:left w:val="nil"/>
-              <w:bottom w:val="single" w:color="000000" w:sz="8" w:space="0"/>
-              <w:right w:val="single" w:color="000000" w:sz="8" w:space="0"/>
+              <w:bottom w:val="single" w:sz="8" w:space="0" w:color="000000"/>
+              <w:right w:val="single" w:sz="8" w:space="0" w:color="000000"/>
             </w:tcBorders>
             <w:shd w:val="clear" w:color="auto" w:fill="auto"/>
             <w:tcMar>
@@ -11332,9 +11459,9 @@
             <w:tcW w:w="5055" w:type="dxa"/>
             <w:tcBorders>
               <w:top w:val="nil"/>
-              <w:left w:val="single" w:color="000000" w:sz="8" w:space="0"/>
-              <w:bottom w:val="single" w:color="000000" w:sz="8" w:space="0"/>
-              <w:right w:val="single" w:color="000000" w:sz="8" w:space="0"/>
+              <w:left w:val="single" w:sz="8" w:space="0" w:color="000000"/>
+              <w:bottom w:val="single" w:sz="8" w:space="0" w:color="000000"/>
+              <w:right w:val="single" w:sz="8" w:space="0" w:color="000000"/>
             </w:tcBorders>
             <w:shd w:val="clear" w:color="auto" w:fill="auto"/>
             <w:tcMar>
@@ -11371,8 +11498,8 @@
             <w:tcBorders>
               <w:top w:val="nil"/>
               <w:left w:val="nil"/>
-              <w:bottom w:val="single" w:color="000000" w:sz="8" w:space="0"/>
-              <w:right w:val="single" w:color="000000" w:sz="8" w:space="0"/>
+              <w:bottom w:val="single" w:sz="8" w:space="0" w:color="000000"/>
+              <w:right w:val="single" w:sz="8" w:space="0" w:color="000000"/>
             </w:tcBorders>
             <w:shd w:val="clear" w:color="auto" w:fill="auto"/>
             <w:tcMar>
@@ -11427,9 +11554,9 @@
             <w:tcW w:w="5055" w:type="dxa"/>
             <w:tcBorders>
               <w:top w:val="nil"/>
-              <w:left w:val="single" w:color="000000" w:sz="8" w:space="0"/>
-              <w:bottom w:val="single" w:color="000000" w:sz="8" w:space="0"/>
-              <w:right w:val="single" w:color="000000" w:sz="8" w:space="0"/>
+              <w:left w:val="single" w:sz="8" w:space="0" w:color="000000"/>
+              <w:bottom w:val="single" w:sz="8" w:space="0" w:color="000000"/>
+              <w:right w:val="single" w:sz="8" w:space="0" w:color="000000"/>
             </w:tcBorders>
             <w:shd w:val="clear" w:color="auto" w:fill="auto"/>
             <w:tcMar>
@@ -11473,8 +11600,8 @@
             <w:tcBorders>
               <w:top w:val="nil"/>
               <w:left w:val="nil"/>
-              <w:bottom w:val="single" w:color="000000" w:sz="8" w:space="0"/>
-              <w:right w:val="single" w:color="000000" w:sz="8" w:space="0"/>
+              <w:bottom w:val="single" w:sz="8" w:space="0" w:color="000000"/>
+              <w:right w:val="single" w:sz="8" w:space="0" w:color="000000"/>
             </w:tcBorders>
             <w:shd w:val="clear" w:color="auto" w:fill="auto"/>
             <w:tcMar>
@@ -11512,9 +11639,9 @@
             <w:tcW w:w="5055" w:type="dxa"/>
             <w:tcBorders>
               <w:top w:val="nil"/>
-              <w:left w:val="single" w:color="000000" w:sz="8" w:space="0"/>
-              <w:bottom w:val="single" w:color="000000" w:sz="8" w:space="0"/>
-              <w:right w:val="single" w:color="000000" w:sz="8" w:space="0"/>
+              <w:left w:val="single" w:sz="8" w:space="0" w:color="000000"/>
+              <w:bottom w:val="single" w:sz="8" w:space="0" w:color="000000"/>
+              <w:right w:val="single" w:sz="8" w:space="0" w:color="000000"/>
             </w:tcBorders>
             <w:shd w:val="clear" w:color="auto" w:fill="auto"/>
             <w:tcMar>
@@ -11550,8 +11677,8 @@
             <w:tcBorders>
               <w:top w:val="nil"/>
               <w:left w:val="nil"/>
-              <w:bottom w:val="single" w:color="000000" w:sz="8" w:space="0"/>
-              <w:right w:val="single" w:color="000000" w:sz="8" w:space="0"/>
+              <w:bottom w:val="single" w:sz="8" w:space="0" w:color="000000"/>
+              <w:right w:val="single" w:sz="8" w:space="0" w:color="000000"/>
             </w:tcBorders>
             <w:shd w:val="clear" w:color="auto" w:fill="auto"/>
             <w:tcMar>
@@ -11598,7 +11725,6 @@
           <w:sz w:val="20"/>
           <w:szCs w:val="20"/>
         </w:rPr>
-        <w:lastRenderedPageBreak/>
         <w:t xml:space="preserve"> </w:t>
       </w:r>
     </w:p>
@@ -11632,7 +11758,7 @@
       </w:r>
       <w:r>
         <w:rPr>
-          <w:rFonts w:ascii="Times New Roman" w:hAnsi="Times New Roman" w:eastAsia="Times New Roman" w:cs="Times New Roman"/>
+          <w:rFonts w:ascii="Times New Roman" w:eastAsia="Times New Roman" w:hAnsi="Times New Roman" w:cs="Times New Roman"/>
           <w:sz w:val="14"/>
           <w:szCs w:val="14"/>
         </w:rPr>
@@ -12702,7 +12828,6 @@
           <w:sz w:val="20"/>
           <w:szCs w:val="20"/>
         </w:rPr>
-        <w:lastRenderedPageBreak/>
         <w:t>Resumen de monitoreo de riesgos de seguridad</w:t>
       </w:r>
       <w:r>
@@ -12761,7 +12886,15 @@
           <w:sz w:val="20"/>
           <w:szCs w:val="20"/>
         </w:rPr>
-        <w:t>Resumen de ciber</w:t>
+        <w:t xml:space="preserve">Resumen de </w:t>
+      </w:r>
+      <w:proofErr w:type="spellStart"/>
+      <w:r>
+        <w:rPr>
+          <w:sz w:val="20"/>
+          <w:szCs w:val="20"/>
+        </w:rPr>
+        <w:t>ciber</w:t>
       </w:r>
       <w:r>
         <w:rPr>
@@ -12777,6 +12910,7 @@
         </w:rPr>
         <w:t>menazas</w:t>
       </w:r>
+      <w:proofErr w:type="spellEnd"/>
       <w:r>
         <w:rPr>
           <w:sz w:val="20"/>
@@ -12884,8 +13018,20 @@
                 <w:sz w:val="20"/>
                 <w:szCs w:val="20"/>
               </w:rPr>
-              <w:t>CF02_2_2_pestañas verticales_encabezados</w:t>
-            </w:r>
+              <w:t xml:space="preserve">CF02_2_2_pestañas </w:t>
+            </w:r>
+            <w:proofErr w:type="spellStart"/>
+            <w:r>
+              <w:rPr>
+                <w:b/>
+                <w:bCs/>
+                <w:color w:val="FFFFFF" w:themeColor="background1"/>
+                <w:sz w:val="20"/>
+                <w:szCs w:val="20"/>
+              </w:rPr>
+              <w:t>verticales_encabezados</w:t>
+            </w:r>
+            <w:proofErr w:type="spellEnd"/>
           </w:p>
         </w:tc>
       </w:tr>
@@ -13172,7 +13318,6 @@
                 <w:sz w:val="20"/>
                 <w:szCs w:val="20"/>
               </w:rPr>
-              <w:lastRenderedPageBreak/>
               <w:t>CF02_2_2_acordeón_preocupaciones</w:t>
             </w:r>
           </w:p>
@@ -13540,12 +13685,12 @@
         <w:tblW w:w="9541" w:type="dxa"/>
         <w:tblInd w:w="306" w:type="dxa"/>
         <w:tblBorders>
-          <w:top w:val="single" w:color="000000" w:sz="4" w:space="0"/>
-          <w:left w:val="single" w:color="000000" w:sz="4" w:space="0"/>
-          <w:bottom w:val="single" w:color="000000" w:sz="4" w:space="0"/>
-          <w:right w:val="single" w:color="000000" w:sz="4" w:space="0"/>
-          <w:insideH w:val="single" w:color="000000" w:sz="4" w:space="0"/>
-          <w:insideV w:val="single" w:color="000000" w:sz="4" w:space="0"/>
+          <w:top w:val="single" w:sz="4" w:space="0" w:color="000000"/>
+          <w:left w:val="single" w:sz="4" w:space="0" w:color="000000"/>
+          <w:bottom w:val="single" w:sz="4" w:space="0" w:color="000000"/>
+          <w:right w:val="single" w:sz="4" w:space="0" w:color="000000"/>
+          <w:insideH w:val="single" w:sz="4" w:space="0" w:color="000000"/>
+          <w:insideV w:val="single" w:sz="4" w:space="0" w:color="000000"/>
         </w:tblBorders>
         <w:tblLayout w:type="fixed"/>
         <w:tblLook w:val="0400" w:firstRow="0" w:lastRow="0" w:firstColumn="0" w:lastColumn="0" w:noHBand="0" w:noVBand="1"/>
@@ -14041,12 +14186,12 @@
         <w:tblW w:w="10072" w:type="dxa"/>
         <w:tblInd w:w="-100" w:type="dxa"/>
         <w:tblBorders>
-          <w:top w:val="single" w:color="000000" w:sz="4" w:space="0"/>
-          <w:left w:val="single" w:color="000000" w:sz="4" w:space="0"/>
-          <w:bottom w:val="single" w:color="000000" w:sz="4" w:space="0"/>
-          <w:right w:val="single" w:color="000000" w:sz="4" w:space="0"/>
-          <w:insideH w:val="single" w:color="000000" w:sz="4" w:space="0"/>
-          <w:insideV w:val="single" w:color="000000" w:sz="4" w:space="0"/>
+          <w:top w:val="single" w:sz="4" w:space="0" w:color="000000"/>
+          <w:left w:val="single" w:sz="4" w:space="0" w:color="000000"/>
+          <w:bottom w:val="single" w:sz="4" w:space="0" w:color="000000"/>
+          <w:right w:val="single" w:sz="4" w:space="0" w:color="000000"/>
+          <w:insideH w:val="single" w:sz="4" w:space="0" w:color="000000"/>
+          <w:insideV w:val="single" w:sz="4" w:space="0" w:color="000000"/>
         </w:tblBorders>
         <w:tblLayout w:type="fixed"/>
         <w:tblLook w:val="0400" w:firstRow="0" w:lastRow="0" w:firstColumn="0" w:lastColumn="0" w:noHBand="0" w:noVBand="1"/>
@@ -14293,7 +14438,27 @@
                 <w:sz w:val="20"/>
                 <w:szCs w:val="20"/>
               </w:rPr>
-              <w:t xml:space="preserve">Arroyo Guardeño, </w:t>
+              <w:t xml:space="preserve">Arroyo </w:t>
+            </w:r>
+            <w:proofErr w:type="spellStart"/>
+            <w:r>
+              <w:rPr>
+                <w:b w:val="0"/>
+                <w:color w:val="202122"/>
+                <w:sz w:val="20"/>
+                <w:szCs w:val="20"/>
+              </w:rPr>
+              <w:t>Guardeño</w:t>
+            </w:r>
+            <w:proofErr w:type="spellEnd"/>
+            <w:r>
+              <w:rPr>
+                <w:b w:val="0"/>
+                <w:color w:val="202122"/>
+                <w:sz w:val="20"/>
+                <w:szCs w:val="20"/>
+              </w:rPr>
+              <w:t xml:space="preserve">, </w:t>
             </w:r>
             <w:r>
               <w:rPr>
@@ -14311,7 +14476,27 @@
                 <w:sz w:val="20"/>
                 <w:szCs w:val="20"/>
               </w:rPr>
-              <w:t xml:space="preserve">, Martínez, </w:t>
+              <w:t xml:space="preserve">, </w:t>
+            </w:r>
+            <w:proofErr w:type="spellStart"/>
+            <w:r>
+              <w:rPr>
+                <w:b w:val="0"/>
+                <w:color w:val="202122"/>
+                <w:sz w:val="20"/>
+                <w:szCs w:val="20"/>
+              </w:rPr>
+              <w:t>Martínez</w:t>
+            </w:r>
+            <w:proofErr w:type="spellEnd"/>
+            <w:r>
+              <w:rPr>
+                <w:b w:val="0"/>
+                <w:color w:val="202122"/>
+                <w:sz w:val="20"/>
+                <w:szCs w:val="20"/>
+              </w:rPr>
+              <w:t xml:space="preserve">, </w:t>
             </w:r>
             <w:r>
               <w:rPr>
@@ -14340,6 +14525,7 @@
               </w:rPr>
               <w:t xml:space="preserve">Encinas </w:t>
             </w:r>
+            <w:proofErr w:type="spellStart"/>
             <w:r>
               <w:rPr>
                 <w:b w:val="0"/>
@@ -14349,6 +14535,7 @@
               </w:rPr>
               <w:t>Hernández</w:t>
             </w:r>
+            <w:proofErr w:type="spellEnd"/>
             <w:r>
               <w:rPr>
                 <w:b w:val="0"/>
@@ -14835,6 +15022,7 @@
               </w:rPr>
               <w:t xml:space="preserve">. </w:t>
             </w:r>
+            <w:proofErr w:type="spellStart"/>
             <w:r>
               <w:rPr>
                 <w:b w:val="0"/>
@@ -14846,6 +15034,7 @@
               </w:rPr>
               <w:t>Uniciencia</w:t>
             </w:r>
+            <w:proofErr w:type="spellEnd"/>
             <w:r>
               <w:rPr>
                 <w:b w:val="0"/>
@@ -14993,14 +15182,25 @@
                 <w:szCs w:val="20"/>
               </w:rPr>
             </w:pPr>
-            <w:r>
-              <w:rPr>
-                <w:b w:val="0"/>
-                <w:color w:val="202122"/>
-                <w:sz w:val="20"/>
-                <w:szCs w:val="20"/>
-              </w:rPr>
-              <w:t>Rascagneres, P.</w:t>
+            <w:proofErr w:type="spellStart"/>
+            <w:r>
+              <w:rPr>
+                <w:b w:val="0"/>
+                <w:color w:val="202122"/>
+                <w:sz w:val="20"/>
+                <w:szCs w:val="20"/>
+              </w:rPr>
+              <w:t>Rascagneres</w:t>
+            </w:r>
+            <w:proofErr w:type="spellEnd"/>
+            <w:r>
+              <w:rPr>
+                <w:b w:val="0"/>
+                <w:color w:val="202122"/>
+                <w:sz w:val="20"/>
+                <w:szCs w:val="20"/>
+              </w:rPr>
+              <w:t>, P.</w:t>
             </w:r>
             <w:r>
               <w:rPr>
@@ -15027,7 +15227,27 @@
                 <w:sz w:val="20"/>
                 <w:szCs w:val="20"/>
               </w:rPr>
-              <w:t xml:space="preserve">Seguridad informática y </w:t>
+              <w:t xml:space="preserve">Seguridad </w:t>
+            </w:r>
+            <w:proofErr w:type="spellStart"/>
+            <w:r>
+              <w:rPr>
+                <w:b w:val="0"/>
+                <w:color w:val="202122"/>
+                <w:sz w:val="20"/>
+                <w:szCs w:val="20"/>
+              </w:rPr>
+              <w:t>informática</w:t>
+            </w:r>
+            <w:proofErr w:type="spellEnd"/>
+            <w:r>
+              <w:rPr>
+                <w:b w:val="0"/>
+                <w:color w:val="202122"/>
+                <w:sz w:val="20"/>
+                <w:szCs w:val="20"/>
+              </w:rPr>
+              <w:t xml:space="preserve"> y </w:t>
             </w:r>
             <w:r>
               <w:rPr>
@@ -15047,7 +15267,47 @@
                 <w:sz w:val="20"/>
                 <w:szCs w:val="20"/>
               </w:rPr>
-              <w:t xml:space="preserve">: análisis de amenazas e implementación de </w:t>
+              <w:t xml:space="preserve">: </w:t>
+            </w:r>
+            <w:proofErr w:type="spellStart"/>
+            <w:r>
+              <w:rPr>
+                <w:b w:val="0"/>
+                <w:color w:val="202122"/>
+                <w:sz w:val="20"/>
+                <w:szCs w:val="20"/>
+              </w:rPr>
+              <w:t>análisis</w:t>
+            </w:r>
+            <w:proofErr w:type="spellEnd"/>
+            <w:r>
+              <w:rPr>
+                <w:b w:val="0"/>
+                <w:color w:val="202122"/>
+                <w:sz w:val="20"/>
+                <w:szCs w:val="20"/>
+              </w:rPr>
+              <w:t xml:space="preserve"> de amenazas e </w:t>
+            </w:r>
+            <w:proofErr w:type="spellStart"/>
+            <w:r>
+              <w:rPr>
+                <w:b w:val="0"/>
+                <w:color w:val="202122"/>
+                <w:sz w:val="20"/>
+                <w:szCs w:val="20"/>
+              </w:rPr>
+              <w:t>implementación</w:t>
+            </w:r>
+            <w:proofErr w:type="spellEnd"/>
+            <w:r>
+              <w:rPr>
+                <w:b w:val="0"/>
+                <w:color w:val="202122"/>
+                <w:sz w:val="20"/>
+                <w:szCs w:val="20"/>
+              </w:rPr>
+              <w:t xml:space="preserve"> de </w:t>
             </w:r>
             <w:r>
               <w:rPr>
@@ -15258,14 +15518,25 @@
                 <w:szCs w:val="20"/>
               </w:rPr>
             </w:pPr>
-            <w:r>
-              <w:rPr>
-                <w:b w:val="0"/>
-                <w:color w:val="202122"/>
-                <w:sz w:val="20"/>
-                <w:szCs w:val="20"/>
-              </w:rPr>
-              <w:t>Païola, P.</w:t>
+            <w:proofErr w:type="spellStart"/>
+            <w:r>
+              <w:rPr>
+                <w:b w:val="0"/>
+                <w:color w:val="202122"/>
+                <w:sz w:val="20"/>
+                <w:szCs w:val="20"/>
+              </w:rPr>
+              <w:t>Païola</w:t>
+            </w:r>
+            <w:proofErr w:type="spellEnd"/>
+            <w:r>
+              <w:rPr>
+                <w:b w:val="0"/>
+                <w:color w:val="202122"/>
+                <w:sz w:val="20"/>
+                <w:szCs w:val="20"/>
+              </w:rPr>
+              <w:t>, P.</w:t>
             </w:r>
             <w:r>
               <w:rPr>
@@ -15329,6 +15600,7 @@
               </w:rPr>
               <w:t xml:space="preserve">istema de </w:t>
             </w:r>
+            <w:proofErr w:type="spellStart"/>
             <w:r>
               <w:rPr>
                 <w:b w:val="0"/>
@@ -15349,7 +15621,19 @@
                 <w:sz w:val="20"/>
                 <w:szCs w:val="20"/>
               </w:rPr>
-              <w:t>nformación en la</w:t>
+              <w:t>nformación</w:t>
+            </w:r>
+            <w:proofErr w:type="spellEnd"/>
+            <w:r>
+              <w:rPr>
+                <w:b w:val="0"/>
+                <w:i/>
+                <w:iCs/>
+                <w:color w:val="202122"/>
+                <w:sz w:val="20"/>
+                <w:szCs w:val="20"/>
+              </w:rPr>
+              <w:t xml:space="preserve"> en la</w:t>
             </w:r>
             <w:r>
               <w:rPr>
@@ -15626,17 +15910,7 @@
                 <w:sz w:val="20"/>
                 <w:szCs w:val="20"/>
               </w:rPr>
-              <w:t xml:space="preserve">(2021). </w:t>
-            </w:r>
-            <w:r>
-              <w:rPr>
-                <w:b w:val="0"/>
-                <w:color w:val="202122"/>
-                <w:sz w:val="20"/>
-                <w:szCs w:val="20"/>
-              </w:rPr>
-              <w:lastRenderedPageBreak/>
-              <w:t xml:space="preserve">Identificación de amenazas informáticas aplicando arquitecturas de </w:t>
+              <w:t xml:space="preserve">(2021). Identificación de amenazas informáticas aplicando arquitecturas de </w:t>
             </w:r>
             <w:r>
               <w:rPr>
@@ -15692,8 +15966,45 @@
                 <w:sz w:val="20"/>
                 <w:szCs w:val="20"/>
               </w:rPr>
-              <w:t>INNOVA Research Journal</w:t>
-            </w:r>
+              <w:t xml:space="preserve">INNOVA </w:t>
+            </w:r>
+            <w:proofErr w:type="spellStart"/>
+            <w:r>
+              <w:rPr>
+                <w:b w:val="0"/>
+                <w:i/>
+                <w:iCs/>
+                <w:color w:val="202122"/>
+                <w:sz w:val="20"/>
+                <w:szCs w:val="20"/>
+              </w:rPr>
+              <w:t>Research</w:t>
+            </w:r>
+            <w:proofErr w:type="spellEnd"/>
+            <w:r>
+              <w:rPr>
+                <w:b w:val="0"/>
+                <w:i/>
+                <w:iCs/>
+                <w:color w:val="202122"/>
+                <w:sz w:val="20"/>
+                <w:szCs w:val="20"/>
+              </w:rPr>
+              <w:t xml:space="preserve"> </w:t>
+            </w:r>
+            <w:proofErr w:type="spellStart"/>
+            <w:r>
+              <w:rPr>
+                <w:b w:val="0"/>
+                <w:i/>
+                <w:iCs/>
+                <w:color w:val="202122"/>
+                <w:sz w:val="20"/>
+                <w:szCs w:val="20"/>
+              </w:rPr>
+              <w:t>Journal</w:t>
+            </w:r>
+            <w:proofErr w:type="spellEnd"/>
             <w:r>
               <w:rPr>
                 <w:b w:val="0"/>
@@ -15761,7 +16072,6 @@
                 <w:sz w:val="20"/>
                 <w:szCs w:val="20"/>
               </w:rPr>
-              <w:lastRenderedPageBreak/>
               <w:t>Libro</w:t>
             </w:r>
           </w:p>
@@ -15795,18 +16105,7 @@
                   <w:szCs w:val="20"/>
                   <w:u w:val="single"/>
                 </w:rPr>
-                <w:t>https://sena-primo.hosted.exlibrisgrou</w:t>
-              </w:r>
-              <w:r>
-                <w:rPr>
-                  <w:b w:val="0"/>
-                  <w:color w:val="1155CC"/>
-                  <w:sz w:val="20"/>
-                  <w:szCs w:val="20"/>
-                  <w:u w:val="single"/>
-                </w:rPr>
-                <w:lastRenderedPageBreak/>
-                <w:t>p.com/permalink/f/1i756fj/TN_cdi_dialnet_primary_oai_dialnet_unirioja_es_ART0001502522</w:t>
+                <w:t>https://sena-primo.hosted.exlibrisgroup.com/permalink/f/1i756fj/TN_cdi_dialnet_primary_oai_dialnet_unirioja_es_ART0001502522</w:t>
               </w:r>
             </w:hyperlink>
           </w:p>
@@ -15896,14 +16195,45 @@
                 <w:szCs w:val="20"/>
               </w:rPr>
             </w:pPr>
-            <w:r>
-              <w:rPr>
-                <w:b w:val="0"/>
-                <w:color w:val="202122"/>
-                <w:sz w:val="20"/>
-                <w:szCs w:val="20"/>
-              </w:rPr>
-              <w:t>Piattini Velthius, M</w:t>
+            <w:proofErr w:type="spellStart"/>
+            <w:r>
+              <w:rPr>
+                <w:b w:val="0"/>
+                <w:color w:val="202122"/>
+                <w:sz w:val="20"/>
+                <w:szCs w:val="20"/>
+              </w:rPr>
+              <w:t>Piattini</w:t>
+            </w:r>
+            <w:proofErr w:type="spellEnd"/>
+            <w:r>
+              <w:rPr>
+                <w:b w:val="0"/>
+                <w:color w:val="202122"/>
+                <w:sz w:val="20"/>
+                <w:szCs w:val="20"/>
+              </w:rPr>
+              <w:t xml:space="preserve"> </w:t>
+            </w:r>
+            <w:proofErr w:type="spellStart"/>
+            <w:r>
+              <w:rPr>
+                <w:b w:val="0"/>
+                <w:color w:val="202122"/>
+                <w:sz w:val="20"/>
+                <w:szCs w:val="20"/>
+              </w:rPr>
+              <w:t>Velthius</w:t>
+            </w:r>
+            <w:proofErr w:type="spellEnd"/>
+            <w:r>
+              <w:rPr>
+                <w:b w:val="0"/>
+                <w:color w:val="202122"/>
+                <w:sz w:val="20"/>
+                <w:szCs w:val="20"/>
+              </w:rPr>
+              <w:t>, M</w:t>
             </w:r>
             <w:r>
               <w:rPr>
@@ -16158,6 +16488,7 @@
                 <w:szCs w:val="20"/>
               </w:rPr>
             </w:pPr>
+            <w:proofErr w:type="spellStart"/>
             <w:r>
               <w:rPr>
                 <w:b w:val="0"/>
@@ -16166,8 +16497,9 @@
                 <w:sz w:val="20"/>
                 <w:szCs w:val="20"/>
               </w:rPr>
-              <w:t>Poggioli, J</w:t>
-            </w:r>
+              <w:t>Poggioli</w:t>
+            </w:r>
+            <w:proofErr w:type="spellEnd"/>
             <w:r>
               <w:rPr>
                 <w:b w:val="0"/>
@@ -16176,6 +16508,16 @@
                 <w:sz w:val="20"/>
                 <w:szCs w:val="20"/>
               </w:rPr>
+              <w:t>, J</w:t>
+            </w:r>
+            <w:r>
+              <w:rPr>
+                <w:b w:val="0"/>
+                <w:bCs/>
+                <w:color w:val="202122"/>
+                <w:sz w:val="20"/>
+                <w:szCs w:val="20"/>
+              </w:rPr>
               <w:t>. &amp;</w:t>
             </w:r>
             <w:r>
@@ -16186,8 +16528,9 @@
                 <w:sz w:val="20"/>
                 <w:szCs w:val="20"/>
               </w:rPr>
-              <w:t xml:space="preserve"> Demasson</w:t>
-            </w:r>
+              <w:t xml:space="preserve"> </w:t>
+            </w:r>
+            <w:proofErr w:type="spellStart"/>
             <w:r>
               <w:rPr>
                 <w:b w:val="0"/>
@@ -16196,6 +16539,17 @@
                 <w:sz w:val="20"/>
                 <w:szCs w:val="20"/>
               </w:rPr>
+              <w:t>Demasson</w:t>
+            </w:r>
+            <w:proofErr w:type="spellEnd"/>
+            <w:r>
+              <w:rPr>
+                <w:b w:val="0"/>
+                <w:bCs/>
+                <w:color w:val="202122"/>
+                <w:sz w:val="20"/>
+                <w:szCs w:val="20"/>
+              </w:rPr>
               <w:t>, J</w:t>
             </w:r>
             <w:r>
@@ -16228,6 +16582,7 @@
               </w:rPr>
               <w:t xml:space="preserve"> </w:t>
             </w:r>
+            <w:proofErr w:type="spellStart"/>
             <w:r>
               <w:rPr>
                 <w:b w:val="0"/>
@@ -16238,8 +16593,87 @@
                 <w:sz w:val="20"/>
                 <w:szCs w:val="20"/>
               </w:rPr>
-              <w:t>Gestión de un sistema de información: método y buenas prácticas</w:t>
-            </w:r>
+              <w:t>Gestión</w:t>
+            </w:r>
+            <w:proofErr w:type="spellEnd"/>
+            <w:r>
+              <w:rPr>
+                <w:b w:val="0"/>
+                <w:bCs/>
+                <w:i/>
+                <w:iCs/>
+                <w:color w:val="202122"/>
+                <w:sz w:val="20"/>
+                <w:szCs w:val="20"/>
+              </w:rPr>
+              <w:t xml:space="preserve"> de un sistema de </w:t>
+            </w:r>
+            <w:proofErr w:type="spellStart"/>
+            <w:r>
+              <w:rPr>
+                <w:b w:val="0"/>
+                <w:bCs/>
+                <w:i/>
+                <w:iCs/>
+                <w:color w:val="202122"/>
+                <w:sz w:val="20"/>
+                <w:szCs w:val="20"/>
+              </w:rPr>
+              <w:t>información</w:t>
+            </w:r>
+            <w:proofErr w:type="spellEnd"/>
+            <w:r>
+              <w:rPr>
+                <w:b w:val="0"/>
+                <w:bCs/>
+                <w:i/>
+                <w:iCs/>
+                <w:color w:val="202122"/>
+                <w:sz w:val="20"/>
+                <w:szCs w:val="20"/>
+              </w:rPr>
+              <w:t xml:space="preserve">: </w:t>
+            </w:r>
+            <w:proofErr w:type="spellStart"/>
+            <w:r>
+              <w:rPr>
+                <w:b w:val="0"/>
+                <w:bCs/>
+                <w:i/>
+                <w:iCs/>
+                <w:color w:val="202122"/>
+                <w:sz w:val="20"/>
+                <w:szCs w:val="20"/>
+              </w:rPr>
+              <w:t>método</w:t>
+            </w:r>
+            <w:proofErr w:type="spellEnd"/>
+            <w:r>
+              <w:rPr>
+                <w:b w:val="0"/>
+                <w:bCs/>
+                <w:i/>
+                <w:iCs/>
+                <w:color w:val="202122"/>
+                <w:sz w:val="20"/>
+                <w:szCs w:val="20"/>
+              </w:rPr>
+              <w:t xml:space="preserve"> y buenas </w:t>
+            </w:r>
+            <w:proofErr w:type="spellStart"/>
+            <w:r>
+              <w:rPr>
+                <w:b w:val="0"/>
+                <w:bCs/>
+                <w:i/>
+                <w:iCs/>
+                <w:color w:val="202122"/>
+                <w:sz w:val="20"/>
+                <w:szCs w:val="20"/>
+              </w:rPr>
+              <w:t>prácticas</w:t>
+            </w:r>
+            <w:proofErr w:type="spellEnd"/>
             <w:r>
               <w:rPr>
                 <w:b w:val="0"/>
@@ -16422,12 +16856,12 @@
         <w:tblW w:w="9962" w:type="dxa"/>
         <w:tblInd w:w="-100" w:type="dxa"/>
         <w:tblBorders>
-          <w:top w:val="single" w:color="000000" w:sz="4" w:space="0"/>
-          <w:left w:val="single" w:color="000000" w:sz="4" w:space="0"/>
-          <w:bottom w:val="single" w:color="000000" w:sz="4" w:space="0"/>
-          <w:right w:val="single" w:color="000000" w:sz="4" w:space="0"/>
-          <w:insideH w:val="single" w:color="000000" w:sz="4" w:space="0"/>
-          <w:insideV w:val="single" w:color="000000" w:sz="4" w:space="0"/>
+          <w:top w:val="single" w:sz="4" w:space="0" w:color="000000"/>
+          <w:left w:val="single" w:sz="4" w:space="0" w:color="000000"/>
+          <w:bottom w:val="single" w:sz="4" w:space="0" w:color="000000"/>
+          <w:right w:val="single" w:sz="4" w:space="0" w:color="000000"/>
+          <w:insideH w:val="single" w:sz="4" w:space="0" w:color="000000"/>
+          <w:insideV w:val="single" w:sz="4" w:space="0" w:color="000000"/>
         </w:tblBorders>
         <w:tblLayout w:type="fixed"/>
         <w:tblLook w:val="0400" w:firstRow="0" w:lastRow="0" w:firstColumn="0" w:lastColumn="0" w:noHBand="0" w:noVBand="1"/>
@@ -16781,6 +17215,7 @@
                 <w:szCs w:val="20"/>
               </w:rPr>
             </w:pPr>
+            <w:proofErr w:type="spellStart"/>
             <w:r>
               <w:rPr>
                 <w:bCs/>
@@ -16791,6 +17226,7 @@
               </w:rPr>
               <w:t>Backup</w:t>
             </w:r>
+            <w:proofErr w:type="spellEnd"/>
             <w:r>
               <w:rPr>
                 <w:bCs/>
@@ -17044,7 +17480,6 @@
                 <w:sz w:val="20"/>
                 <w:szCs w:val="20"/>
               </w:rPr>
-              <w:lastRenderedPageBreak/>
               <w:t>Centro de respaldo</w:t>
             </w:r>
             <w:r>
@@ -17807,8 +18242,9 @@
           <w:szCs w:val="20"/>
           <w:lang w:val="en-US"/>
         </w:rPr>
-        <w:t>Intel (s.f</w:t>
-      </w:r>
+        <w:t>Intel (</w:t>
+      </w:r>
+      <w:proofErr w:type="spellStart"/>
       <w:r>
         <w:rPr>
           <w:color w:val="202122"/>
@@ -17816,8 +18252,18 @@
           <w:szCs w:val="20"/>
           <w:lang w:val="en-US"/>
         </w:rPr>
+        <w:t>s.f</w:t>
+      </w:r>
+      <w:r>
+        <w:rPr>
+          <w:color w:val="202122"/>
+          <w:sz w:val="20"/>
+          <w:szCs w:val="20"/>
+          <w:lang w:val="en-US"/>
+        </w:rPr>
         <w:t>.</w:t>
       </w:r>
+      <w:proofErr w:type="spellEnd"/>
       <w:r>
         <w:rPr>
           <w:color w:val="202122"/>
@@ -17836,18 +18282,42 @@
           <w:szCs w:val="20"/>
           <w:lang w:val="en-US"/>
         </w:rPr>
-        <w:t>Intel® QuickAssist Adapter Family for Servers</w:t>
-      </w:r>
-      <w:r>
-        <w:rPr>
+        <w:t xml:space="preserve">Intel® </w:t>
+      </w:r>
+      <w:proofErr w:type="spellStart"/>
+      <w:r>
+        <w:rPr>
+          <w:i/>
+          <w:iCs/>
           <w:color w:val="202122"/>
           <w:sz w:val="20"/>
           <w:szCs w:val="20"/>
           <w:lang w:val="en-US"/>
         </w:rPr>
+        <w:t>QuickAssist</w:t>
+      </w:r>
+      <w:proofErr w:type="spellEnd"/>
+      <w:r>
+        <w:rPr>
+          <w:i/>
+          <w:iCs/>
+          <w:color w:val="202122"/>
+          <w:sz w:val="20"/>
+          <w:szCs w:val="20"/>
+          <w:lang w:val="en-US"/>
+        </w:rPr>
+        <w:t xml:space="preserve"> Adapter Family for Servers</w:t>
+      </w:r>
+      <w:r>
+        <w:rPr>
+          <w:color w:val="202122"/>
+          <w:sz w:val="20"/>
+          <w:szCs w:val="20"/>
+          <w:lang w:val="en-US"/>
+        </w:rPr>
         <w:t xml:space="preserve">. </w:t>
       </w:r>
-      <w:hyperlink w:history="1" r:id="rId37">
+      <w:hyperlink r:id="rId37" w:history="1">
         <w:r>
           <w:rPr>
             <w:rStyle w:val="Hipervnculo"/>
@@ -17894,7 +18364,27 @@
           <w:szCs w:val="20"/>
           <w:lang w:val="en-US"/>
         </w:rPr>
-        <w:t xml:space="preserve">Logic technology. (s.f.). </w:t>
+        <w:t>Logic technology. (</w:t>
+      </w:r>
+      <w:proofErr w:type="spellStart"/>
+      <w:r>
+        <w:rPr>
+          <w:color w:val="202122"/>
+          <w:sz w:val="20"/>
+          <w:szCs w:val="20"/>
+          <w:lang w:val="en-US"/>
+        </w:rPr>
+        <w:t>s.f.</w:t>
+      </w:r>
+      <w:proofErr w:type="spellEnd"/>
+      <w:r>
+        <w:rPr>
+          <w:color w:val="202122"/>
+          <w:sz w:val="20"/>
+          <w:szCs w:val="20"/>
+          <w:lang w:val="en-US"/>
+        </w:rPr>
+        <w:t xml:space="preserve">). </w:t>
       </w:r>
       <w:r>
         <w:rPr>
@@ -17905,8 +18395,9 @@
           <w:szCs w:val="20"/>
           <w:lang w:val="en-US"/>
         </w:rPr>
-        <w:t>Intel® oneAPI AI Analytics Toolkit.</w:t>
-      </w:r>
+        <w:t xml:space="preserve">Intel® </w:t>
+      </w:r>
+      <w:proofErr w:type="spellStart"/>
       <w:r>
         <w:rPr>
           <w:i/>
@@ -17916,9 +18407,32 @@
           <w:szCs w:val="20"/>
           <w:lang w:val="en-US"/>
         </w:rPr>
+        <w:t>oneAPI</w:t>
+      </w:r>
+      <w:proofErr w:type="spellEnd"/>
+      <w:r>
+        <w:rPr>
+          <w:i/>
+          <w:iCs/>
+          <w:color w:val="202122"/>
+          <w:sz w:val="20"/>
+          <w:szCs w:val="20"/>
+          <w:lang w:val="en-US"/>
+        </w:rPr>
+        <w:t xml:space="preserve"> AI Analytics Toolkit.</w:t>
+      </w:r>
+      <w:r>
+        <w:rPr>
+          <w:i/>
+          <w:iCs/>
+          <w:color w:val="202122"/>
+          <w:sz w:val="20"/>
+          <w:szCs w:val="20"/>
+          <w:lang w:val="en-US"/>
+        </w:rPr>
         <w:t xml:space="preserve"> </w:t>
       </w:r>
-      <w:hyperlink w:history="1" r:id="rId38">
+      <w:hyperlink r:id="rId38" w:history="1">
         <w:r>
           <w:rPr>
             <w:rStyle w:val="Hipervnculo"/>
@@ -18133,12 +18647,12 @@
         <w:tblW w:w="10234" w:type="dxa"/>
         <w:tblInd w:w="-311" w:type="dxa"/>
         <w:tblBorders>
-          <w:top w:val="single" w:color="000000" w:sz="4" w:space="0"/>
-          <w:left w:val="single" w:color="000000" w:sz="4" w:space="0"/>
-          <w:bottom w:val="single" w:color="000000" w:sz="4" w:space="0"/>
-          <w:right w:val="single" w:color="000000" w:sz="4" w:space="0"/>
-          <w:insideH w:val="single" w:color="000000" w:sz="4" w:space="0"/>
-          <w:insideV w:val="single" w:color="000000" w:sz="4" w:space="0"/>
+          <w:top w:val="single" w:sz="4" w:space="0" w:color="000000"/>
+          <w:left w:val="single" w:sz="4" w:space="0" w:color="000000"/>
+          <w:bottom w:val="single" w:sz="4" w:space="0" w:color="000000"/>
+          <w:right w:val="single" w:sz="4" w:space="0" w:color="000000"/>
+          <w:insideH w:val="single" w:sz="4" w:space="0" w:color="000000"/>
+          <w:insideV w:val="single" w:sz="4" w:space="0" w:color="000000"/>
         </w:tblBorders>
         <w:tblLayout w:type="fixed"/>
         <w:tblLook w:val="0400" w:firstRow="0" w:lastRow="0" w:firstColumn="0" w:lastColumn="0" w:noHBand="0" w:noVBand="1"/>
@@ -18344,7 +18858,27 @@
                 <w:sz w:val="20"/>
                 <w:szCs w:val="20"/>
               </w:rPr>
-              <w:t>Ronald Alexander Vacca Ascanio</w:t>
+              <w:t xml:space="preserve">Ronald Alexander </w:t>
+            </w:r>
+            <w:proofErr w:type="spellStart"/>
+            <w:r>
+              <w:rPr>
+                <w:b w:val="0"/>
+                <w:color w:val="202122"/>
+                <w:sz w:val="20"/>
+                <w:szCs w:val="20"/>
+              </w:rPr>
+              <w:t>Vacca</w:t>
+            </w:r>
+            <w:proofErr w:type="spellEnd"/>
+            <w:r>
+              <w:rPr>
+                <w:b w:val="0"/>
+                <w:color w:val="202122"/>
+                <w:sz w:val="20"/>
+                <w:szCs w:val="20"/>
+              </w:rPr>
+              <w:t xml:space="preserve"> Ascanio</w:t>
             </w:r>
           </w:p>
         </w:tc>
@@ -18894,12 +19428,12 @@
       <w:tblPr>
         <w:tblW w:w="9967" w:type="dxa"/>
         <w:tblBorders>
-          <w:top w:val="single" w:color="000000" w:sz="4" w:space="0"/>
-          <w:left w:val="single" w:color="000000" w:sz="4" w:space="0"/>
-          <w:bottom w:val="single" w:color="000000" w:sz="4" w:space="0"/>
-          <w:right w:val="single" w:color="000000" w:sz="4" w:space="0"/>
-          <w:insideH w:val="single" w:color="000000" w:sz="4" w:space="0"/>
-          <w:insideV w:val="single" w:color="000000" w:sz="4" w:space="0"/>
+          <w:top w:val="single" w:sz="4" w:space="0" w:color="000000"/>
+          <w:left w:val="single" w:sz="4" w:space="0" w:color="000000"/>
+          <w:bottom w:val="single" w:sz="4" w:space="0" w:color="000000"/>
+          <w:right w:val="single" w:sz="4" w:space="0" w:color="000000"/>
+          <w:insideH w:val="single" w:sz="4" w:space="0" w:color="000000"/>
+          <w:insideV w:val="single" w:sz="4" w:space="0" w:color="000000"/>
         </w:tblBorders>
         <w:shd w:val="clear" w:color="auto" w:fill="EDF2F8"/>
         <w:tblLayout w:type="fixed"/>
@@ -18934,7 +19468,7 @@
                 <w:lang w:eastAsia="ja-JP"/>
               </w:rPr>
             </w:pPr>
-            <w:bookmarkStart w:name="_Hlk134126489" w:id="24"/>
+            <w:bookmarkStart w:id="24" w:name="_Hlk134126489"/>
           </w:p>
         </w:tc>
         <w:tc>
@@ -19141,7 +19675,25 @@
                 <w:szCs w:val="20"/>
                 <w:lang w:eastAsia="ja-JP"/>
               </w:rPr>
-              <w:t>Gloria Lida Alzate Suarez</w:t>
+              <w:t xml:space="preserve">Gloria Lida </w:t>
+            </w:r>
+            <w:proofErr w:type="spellStart"/>
+            <w:r>
+              <w:rPr>
+                <w:sz w:val="20"/>
+                <w:szCs w:val="20"/>
+                <w:lang w:eastAsia="ja-JP"/>
+              </w:rPr>
+              <w:t>Alzate</w:t>
+            </w:r>
+            <w:proofErr w:type="spellEnd"/>
+            <w:r>
+              <w:rPr>
+                <w:sz w:val="20"/>
+                <w:szCs w:val="20"/>
+                <w:lang w:eastAsia="ja-JP"/>
+              </w:rPr>
+              <w:t xml:space="preserve"> Suarez</w:t>
             </w:r>
           </w:p>
         </w:tc>
@@ -19160,13 +19712,23 @@
                 <w:lang w:eastAsia="ja-JP"/>
               </w:rPr>
             </w:pPr>
+            <w:proofErr w:type="spellStart"/>
             <w:r>
               <w:rPr>
                 <w:sz w:val="20"/>
                 <w:szCs w:val="20"/>
                 <w:lang w:eastAsia="ja-JP"/>
               </w:rPr>
-              <w:t>Adecuador Instruccional</w:t>
+              <w:t>Adecuador</w:t>
+            </w:r>
+            <w:proofErr w:type="spellEnd"/>
+            <w:r>
+              <w:rPr>
+                <w:sz w:val="20"/>
+                <w:szCs w:val="20"/>
+                <w:lang w:eastAsia="ja-JP"/>
+              </w:rPr>
+              <w:t xml:space="preserve"> Instruccional</w:t>
             </w:r>
           </w:p>
         </w:tc>
@@ -19686,7 +20248,7 @@
     <w:sectPr>
       <w:headerReference w:type="default" r:id="rId40"/>
       <w:footerReference w:type="default" r:id="rId41"/>
-      <w:pgSz w:w="12240" w:h="15840" w:orient="portrait"/>
+      <w:pgSz w:w="12240" w:h="15840"/>
       <w:pgMar w:top="1701" w:right="1134" w:bottom="1134" w:left="1134" w:header="720" w:footer="0" w:gutter="0"/>
       <w:pgNumType w:start="1"/>
       <w:cols w:space="720"/>
@@ -19696,8 +20258,8 @@
 </file>
 
 <file path=word/comments.xml><?xml version="1.0" encoding="utf-8"?>
-<w:comments xmlns:wpc="http://schemas.microsoft.com/office/word/2010/wordprocessingCanvas" xmlns:cx="http://schemas.microsoft.com/office/drawing/2014/chartex" xmlns:cx1="http://schemas.microsoft.com/office/drawing/2015/9/8/chartex" xmlns:cx2="http://schemas.microsoft.com/office/drawing/2015/10/21/chartex" xmlns:cx3="http://schemas.microsoft.com/office/drawing/2016/5/9/chartex" xmlns:cx4="http://schemas.microsoft.com/office/drawing/2016/5/10/chartex" xmlns:cx5="http://schemas.microsoft.com/office/drawing/2016/5/11/chartex" xmlns:cx6="http://schemas.microsoft.com/office/drawing/2016/5/12/chartex" xmlns:cx7="http://schemas.microsoft.com/office/drawing/2016/5/13/chartex" xmlns:cx8="http://schemas.microsoft.com/office/drawing/2016/5/14/chartex" xmlns:mc="http://schemas.openxmlformats.org/markup-compatibility/2006" xmlns:aink="http://schemas.microsoft.com/office/drawing/2016/ink" xmlns:am3d="http://schemas.microsoft.com/office/drawing/2017/model3d" xmlns:o="urn:schemas-microsoft-com:office:office" xmlns:oel="http://schemas.microsoft.com/office/2019/extlst" xmlns:r="http://schemas.openxmlformats.org/officeDocument/2006/relationships" xmlns:m="http://schemas.openxmlformats.org/officeDocument/2006/math" xmlns:v="urn:schemas-microsoft-com:vml" xmlns:wp14="http://schemas.microsoft.com/office/word/2010/wordprocessingDrawing" xmlns:wp="http://schemas.openxmlformats.org/drawingml/2006/wordprocessingDrawing" xmlns:w10="urn:schemas-microsoft-com:office:word" xmlns:w="http://schemas.openxmlformats.org/wordprocessingml/2006/main" xmlns:w14="http://schemas.microsoft.com/office/word/2010/wordml" xmlns:w15="http://schemas.microsoft.com/office/word/2012/wordml" xmlns:w16cex="http://schemas.microsoft.com/office/word/2018/wordml/cex" xmlns:w16cid="http://schemas.microsoft.com/office/word/2016/wordml/cid" xmlns:w16="http://schemas.microsoft.com/office/word/2018/wordml" xmlns:w16sdtdh="http://schemas.microsoft.com/office/word/2020/wordml/sdtdatahash" xmlns:w16se="http://schemas.microsoft.com/office/word/2015/wordml/symex" xmlns:wpg="http://schemas.microsoft.com/office/word/2010/wordprocessingGroup" xmlns:wpi="http://schemas.microsoft.com/office/word/2010/wordprocessingInk" xmlns:wne="http://schemas.microsoft.com/office/word/2006/wordml" xmlns:wps="http://schemas.microsoft.com/office/word/2010/wordprocessingShape" mc:Ignorable="w14 w15 w16se w16cid w16 w16cex w16sdtdh wp14">
-  <w:comment w:initials="ACCR" w:author="Alix Cecilia Chinchilla Rueda" w:date="2023-07-12T00:09:00Z" w:id="0">
+<w:comments xmlns:wpc="http://schemas.microsoft.com/office/word/2010/wordprocessingCanvas" xmlns:cx="http://schemas.microsoft.com/office/drawing/2014/chartex" xmlns:cx1="http://schemas.microsoft.com/office/drawing/2015/9/8/chartex" xmlns:cx2="http://schemas.microsoft.com/office/drawing/2015/10/21/chartex" xmlns:cx3="http://schemas.microsoft.com/office/drawing/2016/5/9/chartex" xmlns:cx4="http://schemas.microsoft.com/office/drawing/2016/5/10/chartex" xmlns:cx5="http://schemas.microsoft.com/office/drawing/2016/5/11/chartex" xmlns:cx6="http://schemas.microsoft.com/office/drawing/2016/5/12/chartex" xmlns:cx7="http://schemas.microsoft.com/office/drawing/2016/5/13/chartex" xmlns:cx8="http://schemas.microsoft.com/office/drawing/2016/5/14/chartex" xmlns:mc="http://schemas.openxmlformats.org/markup-compatibility/2006" xmlns:aink="http://schemas.microsoft.com/office/drawing/2016/ink" xmlns:am3d="http://schemas.microsoft.com/office/drawing/2017/model3d" xmlns:o="urn:schemas-microsoft-com:office:office" xmlns:r="http://schemas.openxmlformats.org/officeDocument/2006/relationships" xmlns:m="http://schemas.openxmlformats.org/officeDocument/2006/math" xmlns:v="urn:schemas-microsoft-com:vml" xmlns:wp14="http://schemas.microsoft.com/office/word/2010/wordprocessingDrawing" xmlns:wp="http://schemas.openxmlformats.org/drawingml/2006/wordprocessingDrawing" xmlns:w10="urn:schemas-microsoft-com:office:word" xmlns:w="http://schemas.openxmlformats.org/wordprocessingml/2006/main" xmlns:w14="http://schemas.microsoft.com/office/word/2010/wordml" xmlns:w15="http://schemas.microsoft.com/office/word/2012/wordml" xmlns:w16cex="http://schemas.microsoft.com/office/word/2018/wordml/cex" xmlns:w16cid="http://schemas.microsoft.com/office/word/2016/wordml/cid" xmlns:w16="http://schemas.microsoft.com/office/word/2018/wordml" xmlns:w16se="http://schemas.microsoft.com/office/word/2015/wordml/symex" xmlns:wpg="http://schemas.microsoft.com/office/word/2010/wordprocessingGroup" xmlns:wpi="http://schemas.microsoft.com/office/word/2010/wordprocessingInk" xmlns:wne="http://schemas.microsoft.com/office/word/2006/wordml" xmlns:wps="http://schemas.microsoft.com/office/word/2010/wordprocessingShape" mc:Ignorable="w14 w15 w16se w16cid w16 w16cex wp14">
+  <w:comment w:id="0" w:author="Alix Cecilia Chinchilla Rueda" w:date="2023-07-12T00:09:00Z" w:initials="ACCR">
     <w:p>
       <w:pPr>
         <w:pStyle w:val="Textocomentario"/>
@@ -19708,7 +20270,7 @@
         </w:rPr>
         <w:annotationRef/>
       </w:r>
-      <w:hyperlink w:history="1" r:id="rId1">
+      <w:hyperlink r:id="rId1" w:history="1">
         <w:r>
           <w:rPr>
             <w:rStyle w:val="Hipervnculo"/>
@@ -19718,7 +20280,7 @@
       </w:hyperlink>
     </w:p>
   </w:comment>
-  <w:comment w:initials="MOU" w:author="Microsoft Office User" w:date="2022-12-15T07:00:00Z" w:id="1">
+  <w:comment w:id="1" w:author="Microsoft Office User" w:date="2022-12-15T07:00:00Z" w:initials="MOU">
     <w:p>
       <w:pPr>
         <w:pStyle w:val="Textocomentario"/>
@@ -19734,7 +20296,7 @@
       </w:r>
     </w:p>
   </w:comment>
-  <w:comment w:initials="MOU" w:author="Microsoft Office User" w:date="2022-12-15T07:16:00Z" w:id="2">
+  <w:comment w:id="2" w:author="Microsoft Office User" w:date="2022-12-15T07:16:00Z" w:initials="MOU">
     <w:p>
       <w:pPr>
         <w:pStyle w:val="Textocomentario"/>
@@ -19750,7 +20312,7 @@
       </w:r>
     </w:p>
   </w:comment>
-  <w:comment w:initials="ACCR" w:author="Alix Cecilia Chinchilla Rueda" w:date="2023-07-12T00:15:00Z" w:id="3">
+  <w:comment w:id="3" w:author="Alix Cecilia Chinchilla Rueda" w:date="2023-07-12T00:15:00Z" w:initials="ACCR">
     <w:p>
       <w:pPr>
         <w:pStyle w:val="Textocomentario"/>
@@ -19761,7 +20323,7 @@
         </w:rPr>
         <w:annotationRef/>
       </w:r>
-      <w:hyperlink w:history="1" r:id="rId2">
+      <w:hyperlink r:id="rId2" w:history="1">
         <w:r>
           <w:rPr>
             <w:rStyle w:val="Hipervnculo"/>
@@ -19771,7 +20333,7 @@
       </w:hyperlink>
     </w:p>
   </w:comment>
-  <w:comment w:initials="MOU" w:author="Microsoft Office User" w:date="2022-12-15T07:35:00Z" w:id="4">
+  <w:comment w:id="4" w:author="Microsoft Office User" w:date="2022-12-15T07:35:00Z" w:initials="MOU">
     <w:p>
       <w:pPr>
         <w:pStyle w:val="Textocomentario"/>
@@ -19787,7 +20349,7 @@
       </w:r>
     </w:p>
   </w:comment>
-  <w:comment w:initials="MOU" w:author="Microsoft Office User" w:date="2022-12-15T07:53:00Z" w:id="5">
+  <w:comment w:id="5" w:author="Microsoft Office User" w:date="2022-12-15T07:53:00Z" w:initials="MOU">
     <w:p>
       <w:pPr>
         <w:pStyle w:val="Textocomentario"/>
@@ -19809,7 +20371,7 @@
       </w:r>
     </w:p>
   </w:comment>
-  <w:comment w:initials="ACCR" w:author="Alix Cecilia Chinchilla Rueda" w:date="2023-07-12T00:17:00Z" w:id="6">
+  <w:comment w:id="6" w:author="Alix Cecilia Chinchilla Rueda" w:date="2023-07-12T00:17:00Z" w:initials="ACCR">
     <w:p>
       <w:pPr>
         <w:pStyle w:val="Textocomentario"/>
@@ -19820,7 +20382,7 @@
         </w:rPr>
         <w:annotationRef/>
       </w:r>
-      <w:hyperlink w:history="1" r:id="rId3">
+      <w:hyperlink r:id="rId3" w:history="1">
         <w:r>
           <w:rPr>
             <w:rStyle w:val="Hipervnculo"/>
@@ -19830,7 +20392,7 @@
       </w:hyperlink>
     </w:p>
   </w:comment>
-  <w:comment w:initials="MOU" w:author="Microsoft Office User" w:date="2022-12-15T08:10:00Z" w:id="7">
+  <w:comment w:id="7" w:author="Microsoft Office User" w:date="2022-12-15T08:10:00Z" w:initials="MOU">
     <w:p>
       <w:pPr>
         <w:pStyle w:val="Textocomentario"/>
@@ -19846,7 +20408,7 @@
       </w:r>
     </w:p>
   </w:comment>
-  <w:comment w:initials="MOU" w:author="Microsoft Office User" w:date="2022-12-15T08:16:00Z" w:id="8">
+  <w:comment w:id="8" w:author="Microsoft Office User" w:date="2022-12-15T08:16:00Z" w:initials="MOU">
     <w:p>
       <w:pPr>
         <w:pStyle w:val="Textocomentario"/>
@@ -19862,7 +20424,7 @@
       </w:r>
     </w:p>
   </w:comment>
-  <w:comment w:initials="ACCR" w:author="Alix Cecilia Chinchilla Rueda" w:date="2023-07-12T00:18:00Z" w:id="9">
+  <w:comment w:id="9" w:author="Alix Cecilia Chinchilla Rueda" w:date="2023-07-12T00:18:00Z" w:initials="ACCR">
     <w:p>
       <w:pPr>
         <w:pStyle w:val="Textocomentario"/>
@@ -19873,7 +20435,7 @@
         </w:rPr>
         <w:annotationRef/>
       </w:r>
-      <w:hyperlink w:history="1" r:id="rId4">
+      <w:hyperlink r:id="rId4" w:history="1">
         <w:r>
           <w:rPr>
             <w:rStyle w:val="Hipervnculo"/>
@@ -19883,7 +20445,7 @@
       </w:hyperlink>
     </w:p>
   </w:comment>
-  <w:comment w:initials="ACCR" w:author="Alix Cecilia Chinchilla Rueda" w:date="2023-07-12T00:20:00Z" w:id="10">
+  <w:comment w:id="10" w:author="Alix Cecilia Chinchilla Rueda" w:date="2023-07-12T00:20:00Z" w:initials="ACCR">
     <w:p>
       <w:pPr>
         <w:pStyle w:val="Textocomentario"/>
@@ -19894,7 +20456,7 @@
         </w:rPr>
         <w:annotationRef/>
       </w:r>
-      <w:hyperlink w:history="1" r:id="rId5">
+      <w:hyperlink r:id="rId5" w:history="1">
         <w:r>
           <w:rPr>
             <w:rStyle w:val="Hipervnculo"/>
@@ -19904,7 +20466,7 @@
       </w:hyperlink>
     </w:p>
   </w:comment>
-  <w:comment w:initials="ACCR" w:author="Alix Cecilia Chinchilla Rueda" w:date="2023-07-12T00:21:00Z" w:id="11">
+  <w:comment w:id="11" w:author="Alix Cecilia Chinchilla Rueda" w:date="2023-07-12T00:21:00Z" w:initials="ACCR">
     <w:p>
       <w:pPr>
         <w:pStyle w:val="Textocomentario"/>
@@ -19915,7 +20477,7 @@
         </w:rPr>
         <w:annotationRef/>
       </w:r>
-      <w:hyperlink w:history="1" r:id="rId6">
+      <w:hyperlink r:id="rId6" w:history="1">
         <w:r>
           <w:rPr>
             <w:rStyle w:val="Hipervnculo"/>
@@ -19925,7 +20487,7 @@
       </w:hyperlink>
     </w:p>
   </w:comment>
-  <w:comment w:initials="MOU" w:author="Microsoft Office User" w:date="2022-12-15T09:41:00Z" w:id="12">
+  <w:comment w:id="12" w:author="Microsoft Office User" w:date="2022-12-15T09:41:00Z" w:initials="MOU">
     <w:p>
       <w:pPr>
         <w:pStyle w:val="Textocomentario"/>
@@ -19941,7 +20503,7 @@
       </w:r>
     </w:p>
   </w:comment>
-  <w:comment w:initials="MOU" w:author="Microsoft Office User" w:date="2022-12-15T10:13:00Z" w:id="13">
+  <w:comment w:id="13" w:author="Microsoft Office User" w:date="2022-12-15T10:13:00Z" w:initials="MOU">
     <w:p>
       <w:pPr>
         <w:pStyle w:val="Textocomentario"/>
@@ -19962,7 +20524,7 @@
       </w:pPr>
     </w:p>
   </w:comment>
-  <w:comment w:initials="ACCR" w:author="Alix Cecilia Chinchilla Rueda" w:date="2023-07-12T00:22:00Z" w:id="14">
+  <w:comment w:id="14" w:author="Alix Cecilia Chinchilla Rueda" w:date="2023-07-12T00:22:00Z" w:initials="ACCR">
     <w:p>
       <w:pPr>
         <w:pStyle w:val="Textocomentario"/>
@@ -19973,7 +20535,7 @@
         </w:rPr>
         <w:annotationRef/>
       </w:r>
-      <w:hyperlink w:history="1" r:id="rId7">
+      <w:hyperlink r:id="rId7" w:history="1">
         <w:r>
           <w:rPr>
             <w:rStyle w:val="Hipervnculo"/>
@@ -19983,7 +20545,7 @@
       </w:hyperlink>
     </w:p>
   </w:comment>
-  <w:comment w:initials="ACCR" w:author="Alix Cecilia Chinchilla Rueda" w:date="2023-07-12T00:23:00Z" w:id="15">
+  <w:comment w:id="15" w:author="Alix Cecilia Chinchilla Rueda" w:date="2023-07-12T00:23:00Z" w:initials="ACCR">
     <w:p>
       <w:pPr>
         <w:pStyle w:val="Textocomentario"/>
@@ -19994,7 +20556,7 @@
         </w:rPr>
         <w:annotationRef/>
       </w:r>
-      <w:hyperlink w:history="1" r:id="rId8">
+      <w:hyperlink r:id="rId8" w:history="1">
         <w:r>
           <w:rPr>
             <w:rStyle w:val="Hipervnculo"/>
@@ -20004,7 +20566,7 @@
       </w:hyperlink>
     </w:p>
   </w:comment>
-  <w:comment w:initials="ACCR" w:author="Alix Cecilia Chinchilla Rueda" w:date="2023-07-12T00:24:00Z" w:id="16">
+  <w:comment w:id="16" w:author="Alix Cecilia Chinchilla Rueda" w:date="2023-07-12T00:24:00Z" w:initials="ACCR">
     <w:p>
       <w:pPr>
         <w:pStyle w:val="Textocomentario"/>
@@ -20015,7 +20577,7 @@
         </w:rPr>
         <w:annotationRef/>
       </w:r>
-      <w:hyperlink w:history="1" r:id="rId9">
+      <w:hyperlink r:id="rId9" w:history="1">
         <w:r>
           <w:rPr>
             <w:rStyle w:val="Hipervnculo"/>
@@ -20025,7 +20587,7 @@
       </w:hyperlink>
     </w:p>
   </w:comment>
-  <w:comment w:initials="ACCR" w:author="Alix Cecilia Chinchilla Rueda" w:date="2023-07-12T00:26:00Z" w:id="17">
+  <w:comment w:id="17" w:author="Alix Cecilia Chinchilla Rueda" w:date="2023-07-12T00:26:00Z" w:initials="ACCR">
     <w:p>
       <w:pPr>
         <w:pStyle w:val="Textocomentario"/>
@@ -20036,7 +20598,7 @@
         </w:rPr>
         <w:annotationRef/>
       </w:r>
-      <w:hyperlink w:history="1" r:id="rId10">
+      <w:hyperlink r:id="rId10" w:history="1">
         <w:r>
           <w:rPr>
             <w:rStyle w:val="Hipervnculo"/>
@@ -20046,7 +20608,7 @@
       </w:hyperlink>
     </w:p>
   </w:comment>
-  <w:comment w:initials="ACCR" w:author="Alix Cecilia Chinchilla Rueda" w:date="2023-07-12T00:27:00Z" w:id="18">
+  <w:comment w:id="18" w:author="Alix Cecilia Chinchilla Rueda" w:date="2023-07-12T00:27:00Z" w:initials="ACCR">
     <w:p>
       <w:pPr>
         <w:pStyle w:val="Textocomentario"/>
@@ -20057,7 +20619,7 @@
         </w:rPr>
         <w:annotationRef/>
       </w:r>
-      <w:hyperlink w:history="1" r:id="rId11">
+      <w:hyperlink r:id="rId11" w:history="1">
         <w:r>
           <w:rPr>
             <w:rStyle w:val="Hipervnculo"/>
@@ -20067,7 +20629,7 @@
       </w:hyperlink>
     </w:p>
   </w:comment>
-  <w:comment w:initials="MOU" w:author="Microsoft Office User" w:date="2022-12-15T15:36:00Z" w:id="19">
+  <w:comment w:id="19" w:author="Microsoft Office User" w:date="2022-12-15T15:36:00Z" w:initials="MOU">
     <w:p>
       <w:pPr>
         <w:pStyle w:val="Textocomentario"/>
@@ -20088,7 +20650,7 @@
       </w:pPr>
     </w:p>
   </w:comment>
-  <w:comment w:initials="ACCR" w:author="Alix Cecilia Chinchilla Rueda" w:date="2023-07-12T00:28:00Z" w:id="20">
+  <w:comment w:id="20" w:author="Alix Cecilia Chinchilla Rueda" w:date="2023-07-12T00:28:00Z" w:initials="ACCR">
     <w:p>
       <w:pPr>
         <w:pStyle w:val="Textocomentario"/>
@@ -20099,7 +20661,7 @@
         </w:rPr>
         <w:annotationRef/>
       </w:r>
-      <w:hyperlink w:history="1" r:id="rId12">
+      <w:hyperlink r:id="rId12" w:history="1">
         <w:r>
           <w:rPr>
             <w:rStyle w:val="Hipervnculo"/>
@@ -20109,7 +20671,7 @@
       </w:hyperlink>
     </w:p>
   </w:comment>
-  <w:comment w:initials="MOU" w:author="Microsoft Office User" w:date="2022-12-15T15:53:00Z" w:id="21">
+  <w:comment w:id="21" w:author="Microsoft Office User" w:date="2022-12-15T15:53:00Z" w:initials="MOU">
     <w:p>
       <w:pPr>
         <w:pStyle w:val="Textocomentario"/>
@@ -20130,7 +20692,7 @@
       </w:pPr>
     </w:p>
   </w:comment>
-  <w:comment w:initials="ACCR" w:author="Alix Cecilia Chinchilla Rueda" w:date="2023-07-12T00:30:00Z" w:id="22">
+  <w:comment w:id="22" w:author="Alix Cecilia Chinchilla Rueda" w:date="2023-07-12T00:30:00Z" w:initials="ACCR">
     <w:p>
       <w:pPr>
         <w:pStyle w:val="Textocomentario"/>
@@ -20141,7 +20703,7 @@
         </w:rPr>
         <w:annotationRef/>
       </w:r>
-      <w:hyperlink w:history="1" r:id="rId13">
+      <w:hyperlink r:id="rId13" w:history="1">
         <w:r>
           <w:rPr>
             <w:rStyle w:val="Hipervnculo"/>
@@ -20151,7 +20713,7 @@
       </w:hyperlink>
     </w:p>
   </w:comment>
-  <w:comment w:initials="MOU" w:author="Microsoft Office User" w:date="2000-12-31T19:29:00Z" w:id="23">
+  <w:comment w:id="23" w:author="Microsoft Office User" w:date="2000-12-31T19:29:00Z" w:initials="MOU">
     <w:p>
       <w:pPr>
         <w:pStyle w:val="Textocomentario"/>
@@ -20188,7 +20750,7 @@
 </file>
 
 <file path=word/commentsExtended.xml><?xml version="1.0" encoding="utf-8"?>
-<w15:commentsEx xmlns:wpc="http://schemas.microsoft.com/office/word/2010/wordprocessingCanvas" xmlns:cx="http://schemas.microsoft.com/office/drawing/2014/chartex" xmlns:cx1="http://schemas.microsoft.com/office/drawing/2015/9/8/chartex" xmlns:cx2="http://schemas.microsoft.com/office/drawing/2015/10/21/chartex" xmlns:cx3="http://schemas.microsoft.com/office/drawing/2016/5/9/chartex" xmlns:cx4="http://schemas.microsoft.com/office/drawing/2016/5/10/chartex" xmlns:cx5="http://schemas.microsoft.com/office/drawing/2016/5/11/chartex" xmlns:cx6="http://schemas.microsoft.com/office/drawing/2016/5/12/chartex" xmlns:cx7="http://schemas.microsoft.com/office/drawing/2016/5/13/chartex" xmlns:cx8="http://schemas.microsoft.com/office/drawing/2016/5/14/chartex" xmlns:mc="http://schemas.openxmlformats.org/markup-compatibility/2006" xmlns:aink="http://schemas.microsoft.com/office/drawing/2016/ink" xmlns:am3d="http://schemas.microsoft.com/office/drawing/2017/model3d" xmlns:o="urn:schemas-microsoft-com:office:office" xmlns:oel="http://schemas.microsoft.com/office/2019/extlst" xmlns:r="http://schemas.openxmlformats.org/officeDocument/2006/relationships" xmlns:m="http://schemas.openxmlformats.org/officeDocument/2006/math" xmlns:v="urn:schemas-microsoft-com:vml" xmlns:wp14="http://schemas.microsoft.com/office/word/2010/wordprocessingDrawing" xmlns:wp="http://schemas.openxmlformats.org/drawingml/2006/wordprocessingDrawing" xmlns:w10="urn:schemas-microsoft-com:office:word" xmlns:w="http://schemas.openxmlformats.org/wordprocessingml/2006/main" xmlns:w14="http://schemas.microsoft.com/office/word/2010/wordml" xmlns:w15="http://schemas.microsoft.com/office/word/2012/wordml" xmlns:w16cex="http://schemas.microsoft.com/office/word/2018/wordml/cex" xmlns:w16cid="http://schemas.microsoft.com/office/word/2016/wordml/cid" xmlns:w16="http://schemas.microsoft.com/office/word/2018/wordml" xmlns:w16sdtdh="http://schemas.microsoft.com/office/word/2020/wordml/sdtdatahash" xmlns:w16se="http://schemas.microsoft.com/office/word/2015/wordml/symex" xmlns:wpg="http://schemas.microsoft.com/office/word/2010/wordprocessingGroup" xmlns:wpi="http://schemas.microsoft.com/office/word/2010/wordprocessingInk" xmlns:wne="http://schemas.microsoft.com/office/word/2006/wordml" xmlns:wps="http://schemas.microsoft.com/office/word/2010/wordprocessingShape" mc:Ignorable="w14 w15 w16se w16cid w16 w16cex w16sdtdh wp14">
+<w15:commentsEx xmlns:wpc="http://schemas.microsoft.com/office/word/2010/wordprocessingCanvas" xmlns:cx="http://schemas.microsoft.com/office/drawing/2014/chartex" xmlns:cx1="http://schemas.microsoft.com/office/drawing/2015/9/8/chartex" xmlns:cx2="http://schemas.microsoft.com/office/drawing/2015/10/21/chartex" xmlns:cx3="http://schemas.microsoft.com/office/drawing/2016/5/9/chartex" xmlns:cx4="http://schemas.microsoft.com/office/drawing/2016/5/10/chartex" xmlns:cx5="http://schemas.microsoft.com/office/drawing/2016/5/11/chartex" xmlns:cx6="http://schemas.microsoft.com/office/drawing/2016/5/12/chartex" xmlns:cx7="http://schemas.microsoft.com/office/drawing/2016/5/13/chartex" xmlns:cx8="http://schemas.microsoft.com/office/drawing/2016/5/14/chartex" xmlns:mc="http://schemas.openxmlformats.org/markup-compatibility/2006" xmlns:aink="http://schemas.microsoft.com/office/drawing/2016/ink" xmlns:am3d="http://schemas.microsoft.com/office/drawing/2017/model3d" xmlns:o="urn:schemas-microsoft-com:office:office" xmlns:r="http://schemas.openxmlformats.org/officeDocument/2006/relationships" xmlns:m="http://schemas.openxmlformats.org/officeDocument/2006/math" xmlns:v="urn:schemas-microsoft-com:vml" xmlns:wp14="http://schemas.microsoft.com/office/word/2010/wordprocessingDrawing" xmlns:wp="http://schemas.openxmlformats.org/drawingml/2006/wordprocessingDrawing" xmlns:w10="urn:schemas-microsoft-com:office:word" xmlns:w="http://schemas.openxmlformats.org/wordprocessingml/2006/main" xmlns:w14="http://schemas.microsoft.com/office/word/2010/wordml" xmlns:w15="http://schemas.microsoft.com/office/word/2012/wordml" xmlns:w16cex="http://schemas.microsoft.com/office/word/2018/wordml/cex" xmlns:w16cid="http://schemas.microsoft.com/office/word/2016/wordml/cid" xmlns:w16="http://schemas.microsoft.com/office/word/2018/wordml" xmlns:w16se="http://schemas.microsoft.com/office/word/2015/wordml/symex" xmlns:wpg="http://schemas.microsoft.com/office/word/2010/wordprocessingGroup" xmlns:wpi="http://schemas.microsoft.com/office/word/2010/wordprocessingInk" xmlns:wne="http://schemas.microsoft.com/office/word/2006/wordml" xmlns:wps="http://schemas.microsoft.com/office/word/2010/wordprocessingShape" mc:Ignorable="w14 w15 w16se w16cid w16 w16cex wp14">
   <w15:commentEx w15:paraId="0A6AE784" w15:done="0"/>
   <w15:commentEx w15:paraId="0CE1D040" w15:done="0"/>
   <w15:commentEx w15:paraId="67FF97F0" w15:done="0"/>
@@ -20217,7 +20779,7 @@
 </file>
 
 <file path=word/commentsExtensible.xml><?xml version="1.0" encoding="utf-8"?>
-<w16cex:commentsExtensible xmlns:wpc="http://schemas.microsoft.com/office/word/2010/wordprocessingCanvas" xmlns:cx="http://schemas.microsoft.com/office/drawing/2014/chartex" xmlns:cx1="http://schemas.microsoft.com/office/drawing/2015/9/8/chartex" xmlns:cx2="http://schemas.microsoft.com/office/drawing/2015/10/21/chartex" xmlns:cx3="http://schemas.microsoft.com/office/drawing/2016/5/9/chartex" xmlns:cx4="http://schemas.microsoft.com/office/drawing/2016/5/10/chartex" xmlns:cx5="http://schemas.microsoft.com/office/drawing/2016/5/11/chartex" xmlns:cx6="http://schemas.microsoft.com/office/drawing/2016/5/12/chartex" xmlns:cx7="http://schemas.microsoft.com/office/drawing/2016/5/13/chartex" xmlns:cx8="http://schemas.microsoft.com/office/drawing/2016/5/14/chartex" xmlns:mc="http://schemas.openxmlformats.org/markup-compatibility/2006" xmlns:aink="http://schemas.microsoft.com/office/drawing/2016/ink" xmlns:am3d="http://schemas.microsoft.com/office/drawing/2017/model3d" xmlns:o="urn:schemas-microsoft-com:office:office" xmlns:oel="http://schemas.microsoft.com/office/2019/extlst" xmlns:r="http://schemas.openxmlformats.org/officeDocument/2006/relationships" xmlns:m="http://schemas.openxmlformats.org/officeDocument/2006/math" xmlns:v="urn:schemas-microsoft-com:vml" xmlns:wp14="http://schemas.microsoft.com/office/word/2010/wordprocessingDrawing" xmlns:wp="http://schemas.openxmlformats.org/drawingml/2006/wordprocessingDrawing" xmlns:w10="urn:schemas-microsoft-com:office:word" xmlns:w="http://schemas.openxmlformats.org/wordprocessingml/2006/main" xmlns:w14="http://schemas.microsoft.com/office/word/2010/wordml" xmlns:w15="http://schemas.microsoft.com/office/word/2012/wordml" xmlns:w16cex="http://schemas.microsoft.com/office/word/2018/wordml/cex" xmlns:w16cid="http://schemas.microsoft.com/office/word/2016/wordml/cid" xmlns:w16="http://schemas.microsoft.com/office/word/2018/wordml" xmlns:w16sdtdh="http://schemas.microsoft.com/office/word/2020/wordml/sdtdatahash" xmlns:w16se="http://schemas.microsoft.com/office/word/2015/wordml/symex" xmlns:wpg="http://schemas.microsoft.com/office/word/2010/wordprocessingGroup" xmlns:wpi="http://schemas.microsoft.com/office/word/2010/wordprocessingInk" xmlns:wne="http://schemas.microsoft.com/office/word/2006/wordml" xmlns:wps="http://schemas.microsoft.com/office/word/2010/wordprocessingShape" mc:Ignorable="w14 w15 w16se w16cid w16 w16cex w16sdtdh wp14">
+<w16cex:commentsExtensible xmlns:wpc="http://schemas.microsoft.com/office/word/2010/wordprocessingCanvas" xmlns:cx="http://schemas.microsoft.com/office/drawing/2014/chartex" xmlns:cx1="http://schemas.microsoft.com/office/drawing/2015/9/8/chartex" xmlns:cx2="http://schemas.microsoft.com/office/drawing/2015/10/21/chartex" xmlns:cx3="http://schemas.microsoft.com/office/drawing/2016/5/9/chartex" xmlns:cx4="http://schemas.microsoft.com/office/drawing/2016/5/10/chartex" xmlns:cx5="http://schemas.microsoft.com/office/drawing/2016/5/11/chartex" xmlns:cx6="http://schemas.microsoft.com/office/drawing/2016/5/12/chartex" xmlns:cx7="http://schemas.microsoft.com/office/drawing/2016/5/13/chartex" xmlns:cx8="http://schemas.microsoft.com/office/drawing/2016/5/14/chartex" xmlns:mc="http://schemas.openxmlformats.org/markup-compatibility/2006" xmlns:aink="http://schemas.microsoft.com/office/drawing/2016/ink" xmlns:am3d="http://schemas.microsoft.com/office/drawing/2017/model3d" xmlns:o="urn:schemas-microsoft-com:office:office" xmlns:r="http://schemas.openxmlformats.org/officeDocument/2006/relationships" xmlns:m="http://schemas.openxmlformats.org/officeDocument/2006/math" xmlns:v="urn:schemas-microsoft-com:vml" xmlns:wp14="http://schemas.microsoft.com/office/word/2010/wordprocessingDrawing" xmlns:wp="http://schemas.openxmlformats.org/drawingml/2006/wordprocessingDrawing" xmlns:w10="urn:schemas-microsoft-com:office:word" xmlns:w="http://schemas.openxmlformats.org/wordprocessingml/2006/main" xmlns:w14="http://schemas.microsoft.com/office/word/2010/wordml" xmlns:w15="http://schemas.microsoft.com/office/word/2012/wordml" xmlns:w16cex="http://schemas.microsoft.com/office/word/2018/wordml/cex" xmlns:w16cid="http://schemas.microsoft.com/office/word/2016/wordml/cid" xmlns:w16="http://schemas.microsoft.com/office/word/2018/wordml" xmlns:w16se="http://schemas.microsoft.com/office/word/2015/wordml/symex" xmlns:wpg="http://schemas.microsoft.com/office/word/2010/wordprocessingGroup" xmlns:wpi="http://schemas.microsoft.com/office/word/2010/wordprocessingInk" xmlns:wne="http://schemas.microsoft.com/office/word/2006/wordml" xmlns:wps="http://schemas.microsoft.com/office/word/2010/wordprocessingShape" mc:Ignorable="w14 w15 w16se w16cid w16 w16cex wp14">
   <w16cex:commentExtensible w16cex:durableId="28586DC7" w16cex:dateUtc="2023-07-12T05:09:00Z"/>
   <w16cex:commentExtensible w16cex:durableId="27454484" w16cex:dateUtc="2022-12-15T12:00:00Z"/>
   <w16cex:commentExtensible w16cex:durableId="27454830" w16cex:dateUtc="2022-12-15T12:16:00Z"/>
@@ -20246,7 +20808,7 @@
 </file>
 
 <file path=word/commentsIds.xml><?xml version="1.0" encoding="utf-8"?>
-<w16cid:commentsIds xmlns:wpc="http://schemas.microsoft.com/office/word/2010/wordprocessingCanvas" xmlns:cx="http://schemas.microsoft.com/office/drawing/2014/chartex" xmlns:cx1="http://schemas.microsoft.com/office/drawing/2015/9/8/chartex" xmlns:cx2="http://schemas.microsoft.com/office/drawing/2015/10/21/chartex" xmlns:cx3="http://schemas.microsoft.com/office/drawing/2016/5/9/chartex" xmlns:cx4="http://schemas.microsoft.com/office/drawing/2016/5/10/chartex" xmlns:cx5="http://schemas.microsoft.com/office/drawing/2016/5/11/chartex" xmlns:cx6="http://schemas.microsoft.com/office/drawing/2016/5/12/chartex" xmlns:cx7="http://schemas.microsoft.com/office/drawing/2016/5/13/chartex" xmlns:cx8="http://schemas.microsoft.com/office/drawing/2016/5/14/chartex" xmlns:mc="http://schemas.openxmlformats.org/markup-compatibility/2006" xmlns:aink="http://schemas.microsoft.com/office/drawing/2016/ink" xmlns:am3d="http://schemas.microsoft.com/office/drawing/2017/model3d" xmlns:o="urn:schemas-microsoft-com:office:office" xmlns:oel="http://schemas.microsoft.com/office/2019/extlst" xmlns:r="http://schemas.openxmlformats.org/officeDocument/2006/relationships" xmlns:m="http://schemas.openxmlformats.org/officeDocument/2006/math" xmlns:v="urn:schemas-microsoft-com:vml" xmlns:wp14="http://schemas.microsoft.com/office/word/2010/wordprocessingDrawing" xmlns:wp="http://schemas.openxmlformats.org/drawingml/2006/wordprocessingDrawing" xmlns:w10="urn:schemas-microsoft-com:office:word" xmlns:w="http://schemas.openxmlformats.org/wordprocessingml/2006/main" xmlns:w14="http://schemas.microsoft.com/office/word/2010/wordml" xmlns:w15="http://schemas.microsoft.com/office/word/2012/wordml" xmlns:w16cex="http://schemas.microsoft.com/office/word/2018/wordml/cex" xmlns:w16cid="http://schemas.microsoft.com/office/word/2016/wordml/cid" xmlns:w16="http://schemas.microsoft.com/office/word/2018/wordml" xmlns:w16sdtdh="http://schemas.microsoft.com/office/word/2020/wordml/sdtdatahash" xmlns:w16se="http://schemas.microsoft.com/office/word/2015/wordml/symex" xmlns:wpg="http://schemas.microsoft.com/office/word/2010/wordprocessingGroup" xmlns:wpi="http://schemas.microsoft.com/office/word/2010/wordprocessingInk" xmlns:wne="http://schemas.microsoft.com/office/word/2006/wordml" xmlns:wps="http://schemas.microsoft.com/office/word/2010/wordprocessingShape" mc:Ignorable="w14 w15 w16se w16cid w16 w16cex w16sdtdh wp14">
+<w16cid:commentsIds xmlns:wpc="http://schemas.microsoft.com/office/word/2010/wordprocessingCanvas" xmlns:cx="http://schemas.microsoft.com/office/drawing/2014/chartex" xmlns:cx1="http://schemas.microsoft.com/office/drawing/2015/9/8/chartex" xmlns:cx2="http://schemas.microsoft.com/office/drawing/2015/10/21/chartex" xmlns:cx3="http://schemas.microsoft.com/office/drawing/2016/5/9/chartex" xmlns:cx4="http://schemas.microsoft.com/office/drawing/2016/5/10/chartex" xmlns:cx5="http://schemas.microsoft.com/office/drawing/2016/5/11/chartex" xmlns:cx6="http://schemas.microsoft.com/office/drawing/2016/5/12/chartex" xmlns:cx7="http://schemas.microsoft.com/office/drawing/2016/5/13/chartex" xmlns:cx8="http://schemas.microsoft.com/office/drawing/2016/5/14/chartex" xmlns:mc="http://schemas.openxmlformats.org/markup-compatibility/2006" xmlns:aink="http://schemas.microsoft.com/office/drawing/2016/ink" xmlns:am3d="http://schemas.microsoft.com/office/drawing/2017/model3d" xmlns:o="urn:schemas-microsoft-com:office:office" xmlns:r="http://schemas.openxmlformats.org/officeDocument/2006/relationships" xmlns:m="http://schemas.openxmlformats.org/officeDocument/2006/math" xmlns:v="urn:schemas-microsoft-com:vml" xmlns:wp14="http://schemas.microsoft.com/office/word/2010/wordprocessingDrawing" xmlns:wp="http://schemas.openxmlformats.org/drawingml/2006/wordprocessingDrawing" xmlns:w10="urn:schemas-microsoft-com:office:word" xmlns:w="http://schemas.openxmlformats.org/wordprocessingml/2006/main" xmlns:w14="http://schemas.microsoft.com/office/word/2010/wordml" xmlns:w15="http://schemas.microsoft.com/office/word/2012/wordml" xmlns:w16cex="http://schemas.microsoft.com/office/word/2018/wordml/cex" xmlns:w16cid="http://schemas.microsoft.com/office/word/2016/wordml/cid" xmlns:w16="http://schemas.microsoft.com/office/word/2018/wordml" xmlns:w16se="http://schemas.microsoft.com/office/word/2015/wordml/symex" xmlns:wpg="http://schemas.microsoft.com/office/word/2010/wordprocessingGroup" xmlns:wpi="http://schemas.microsoft.com/office/word/2010/wordprocessingInk" xmlns:wne="http://schemas.microsoft.com/office/word/2006/wordml" xmlns:wps="http://schemas.microsoft.com/office/word/2010/wordprocessingShape" mc:Ignorable="w14 w15 w16se w16cid w16 w16cex wp14">
   <w16cid:commentId w16cid:paraId="0A6AE784" w16cid:durableId="28586DC7"/>
   <w16cid:commentId w16cid:paraId="0CE1D040" w16cid:durableId="27454484"/>
   <w16cid:commentId w16cid:paraId="67FF97F0" w16cid:durableId="27454830"/>
@@ -20275,7 +20837,7 @@
 </file>
 
 <file path=word/endnotes.xml><?xml version="1.0" encoding="utf-8"?>
-<w:endnotes xmlns:wpc="http://schemas.microsoft.com/office/word/2010/wordprocessingCanvas" xmlns:cx="http://schemas.microsoft.com/office/drawing/2014/chartex" xmlns:cx1="http://schemas.microsoft.com/office/drawing/2015/9/8/chartex" xmlns:cx2="http://schemas.microsoft.com/office/drawing/2015/10/21/chartex" xmlns:cx3="http://schemas.microsoft.com/office/drawing/2016/5/9/chartex" xmlns:cx4="http://schemas.microsoft.com/office/drawing/2016/5/10/chartex" xmlns:cx5="http://schemas.microsoft.com/office/drawing/2016/5/11/chartex" xmlns:cx6="http://schemas.microsoft.com/office/drawing/2016/5/12/chartex" xmlns:cx7="http://schemas.microsoft.com/office/drawing/2016/5/13/chartex" xmlns:cx8="http://schemas.microsoft.com/office/drawing/2016/5/14/chartex" xmlns:mc="http://schemas.openxmlformats.org/markup-compatibility/2006" xmlns:aink="http://schemas.microsoft.com/office/drawing/2016/ink" xmlns:am3d="http://schemas.microsoft.com/office/drawing/2017/model3d" xmlns:o="urn:schemas-microsoft-com:office:office" xmlns:oel="http://schemas.microsoft.com/office/2019/extlst" xmlns:r="http://schemas.openxmlformats.org/officeDocument/2006/relationships" xmlns:m="http://schemas.openxmlformats.org/officeDocument/2006/math" xmlns:v="urn:schemas-microsoft-com:vml" xmlns:wp14="http://schemas.microsoft.com/office/word/2010/wordprocessingDrawing" xmlns:wp="http://schemas.openxmlformats.org/drawingml/2006/wordprocessingDrawing" xmlns:w10="urn:schemas-microsoft-com:office:word" xmlns:w="http://schemas.openxmlformats.org/wordprocessingml/2006/main" xmlns:w14="http://schemas.microsoft.com/office/word/2010/wordml" xmlns:w15="http://schemas.microsoft.com/office/word/2012/wordml" xmlns:w16cex="http://schemas.microsoft.com/office/word/2018/wordml/cex" xmlns:w16cid="http://schemas.microsoft.com/office/word/2016/wordml/cid" xmlns:w16="http://schemas.microsoft.com/office/word/2018/wordml" xmlns:w16sdtdh="http://schemas.microsoft.com/office/word/2020/wordml/sdtdatahash" xmlns:w16se="http://schemas.microsoft.com/office/word/2015/wordml/symex" xmlns:wpg="http://schemas.microsoft.com/office/word/2010/wordprocessingGroup" xmlns:wpi="http://schemas.microsoft.com/office/word/2010/wordprocessingInk" xmlns:wne="http://schemas.microsoft.com/office/word/2006/wordml" xmlns:wps="http://schemas.microsoft.com/office/word/2010/wordprocessingShape" mc:Ignorable="w14 w15 w16se w16cid w16 w16cex w16sdtdh wp14">
+<w:endnotes xmlns:wpc="http://schemas.microsoft.com/office/word/2010/wordprocessingCanvas" xmlns:cx="http://schemas.microsoft.com/office/drawing/2014/chartex" xmlns:cx1="http://schemas.microsoft.com/office/drawing/2015/9/8/chartex" xmlns:cx2="http://schemas.microsoft.com/office/drawing/2015/10/21/chartex" xmlns:cx3="http://schemas.microsoft.com/office/drawing/2016/5/9/chartex" xmlns:cx4="http://schemas.microsoft.com/office/drawing/2016/5/10/chartex" xmlns:cx5="http://schemas.microsoft.com/office/drawing/2016/5/11/chartex" xmlns:cx6="http://schemas.microsoft.com/office/drawing/2016/5/12/chartex" xmlns:cx7="http://schemas.microsoft.com/office/drawing/2016/5/13/chartex" xmlns:cx8="http://schemas.microsoft.com/office/drawing/2016/5/14/chartex" xmlns:mc="http://schemas.openxmlformats.org/markup-compatibility/2006" xmlns:aink="http://schemas.microsoft.com/office/drawing/2016/ink" xmlns:am3d="http://schemas.microsoft.com/office/drawing/2017/model3d" xmlns:o="urn:schemas-microsoft-com:office:office" xmlns:r="http://schemas.openxmlformats.org/officeDocument/2006/relationships" xmlns:m="http://schemas.openxmlformats.org/officeDocument/2006/math" xmlns:v="urn:schemas-microsoft-com:vml" xmlns:wp14="http://schemas.microsoft.com/office/word/2010/wordprocessingDrawing" xmlns:wp="http://schemas.openxmlformats.org/drawingml/2006/wordprocessingDrawing" xmlns:w10="urn:schemas-microsoft-com:office:word" xmlns:w="http://schemas.openxmlformats.org/wordprocessingml/2006/main" xmlns:w14="http://schemas.microsoft.com/office/word/2010/wordml" xmlns:w15="http://schemas.microsoft.com/office/word/2012/wordml" xmlns:w16cex="http://schemas.microsoft.com/office/word/2018/wordml/cex" xmlns:w16cid="http://schemas.microsoft.com/office/word/2016/wordml/cid" xmlns:w16="http://schemas.microsoft.com/office/word/2018/wordml" xmlns:w16se="http://schemas.microsoft.com/office/word/2015/wordml/symex" xmlns:wpg="http://schemas.microsoft.com/office/word/2010/wordprocessingGroup" xmlns:wpi="http://schemas.microsoft.com/office/word/2010/wordprocessingInk" xmlns:wne="http://schemas.microsoft.com/office/word/2006/wordml" xmlns:wps="http://schemas.microsoft.com/office/word/2010/wordprocessingShape" mc:Ignorable="w14 w15 w16se w16cid w16 w16cex wp14">
   <w:endnote w:type="separator" w:id="-1">
     <w:p>
       <w:pPr>
@@ -20300,7 +20862,7 @@
 </file>
 
 <file path=word/footer1.xml><?xml version="1.0" encoding="utf-8"?>
-<w:ftr xmlns:wpc="http://schemas.microsoft.com/office/word/2010/wordprocessingCanvas" xmlns:cx="http://schemas.microsoft.com/office/drawing/2014/chartex" xmlns:cx1="http://schemas.microsoft.com/office/drawing/2015/9/8/chartex" xmlns:cx2="http://schemas.microsoft.com/office/drawing/2015/10/21/chartex" xmlns:cx3="http://schemas.microsoft.com/office/drawing/2016/5/9/chartex" xmlns:cx4="http://schemas.microsoft.com/office/drawing/2016/5/10/chartex" xmlns:cx5="http://schemas.microsoft.com/office/drawing/2016/5/11/chartex" xmlns:cx6="http://schemas.microsoft.com/office/drawing/2016/5/12/chartex" xmlns:cx7="http://schemas.microsoft.com/office/drawing/2016/5/13/chartex" xmlns:cx8="http://schemas.microsoft.com/office/drawing/2016/5/14/chartex" xmlns:mc="http://schemas.openxmlformats.org/markup-compatibility/2006" xmlns:aink="http://schemas.microsoft.com/office/drawing/2016/ink" xmlns:am3d="http://schemas.microsoft.com/office/drawing/2017/model3d" xmlns:o="urn:schemas-microsoft-com:office:office" xmlns:oel="http://schemas.microsoft.com/office/2019/extlst" xmlns:r="http://schemas.openxmlformats.org/officeDocument/2006/relationships" xmlns:m="http://schemas.openxmlformats.org/officeDocument/2006/math" xmlns:v="urn:schemas-microsoft-com:vml" xmlns:wp14="http://schemas.microsoft.com/office/word/2010/wordprocessingDrawing" xmlns:wp="http://schemas.openxmlformats.org/drawingml/2006/wordprocessingDrawing" xmlns:w10="urn:schemas-microsoft-com:office:word" xmlns:w="http://schemas.openxmlformats.org/wordprocessingml/2006/main" xmlns:w14="http://schemas.microsoft.com/office/word/2010/wordml" xmlns:w15="http://schemas.microsoft.com/office/word/2012/wordml" xmlns:w16cex="http://schemas.microsoft.com/office/word/2018/wordml/cex" xmlns:w16cid="http://schemas.microsoft.com/office/word/2016/wordml/cid" xmlns:w16="http://schemas.microsoft.com/office/word/2018/wordml" xmlns:w16sdtdh="http://schemas.microsoft.com/office/word/2020/wordml/sdtdatahash" xmlns:w16se="http://schemas.microsoft.com/office/word/2015/wordml/symex" xmlns:wpg="http://schemas.microsoft.com/office/word/2010/wordprocessingGroup" xmlns:wpi="http://schemas.microsoft.com/office/word/2010/wordprocessingInk" xmlns:wne="http://schemas.microsoft.com/office/word/2006/wordml" xmlns:wps="http://schemas.microsoft.com/office/word/2010/wordprocessingShape" mc:Ignorable="w14 w15 w16se w16cid w16 w16cex w16sdtdh wp14">
+<w:ftr xmlns:wpc="http://schemas.microsoft.com/office/word/2010/wordprocessingCanvas" xmlns:cx="http://schemas.microsoft.com/office/drawing/2014/chartex" xmlns:cx1="http://schemas.microsoft.com/office/drawing/2015/9/8/chartex" xmlns:cx2="http://schemas.microsoft.com/office/drawing/2015/10/21/chartex" xmlns:cx3="http://schemas.microsoft.com/office/drawing/2016/5/9/chartex" xmlns:cx4="http://schemas.microsoft.com/office/drawing/2016/5/10/chartex" xmlns:cx5="http://schemas.microsoft.com/office/drawing/2016/5/11/chartex" xmlns:cx6="http://schemas.microsoft.com/office/drawing/2016/5/12/chartex" xmlns:cx7="http://schemas.microsoft.com/office/drawing/2016/5/13/chartex" xmlns:cx8="http://schemas.microsoft.com/office/drawing/2016/5/14/chartex" xmlns:mc="http://schemas.openxmlformats.org/markup-compatibility/2006" xmlns:aink="http://schemas.microsoft.com/office/drawing/2016/ink" xmlns:am3d="http://schemas.microsoft.com/office/drawing/2017/model3d" xmlns:o="urn:schemas-microsoft-com:office:office" xmlns:r="http://schemas.openxmlformats.org/officeDocument/2006/relationships" xmlns:m="http://schemas.openxmlformats.org/officeDocument/2006/math" xmlns:v="urn:schemas-microsoft-com:vml" xmlns:wp14="http://schemas.microsoft.com/office/word/2010/wordprocessingDrawing" xmlns:wp="http://schemas.openxmlformats.org/drawingml/2006/wordprocessingDrawing" xmlns:w10="urn:schemas-microsoft-com:office:word" xmlns:w="http://schemas.openxmlformats.org/wordprocessingml/2006/main" xmlns:w14="http://schemas.microsoft.com/office/word/2010/wordml" xmlns:w15="http://schemas.microsoft.com/office/word/2012/wordml" xmlns:w16cex="http://schemas.microsoft.com/office/word/2018/wordml/cex" xmlns:w16cid="http://schemas.microsoft.com/office/word/2016/wordml/cid" xmlns:w16="http://schemas.microsoft.com/office/word/2018/wordml" xmlns:w16se="http://schemas.microsoft.com/office/word/2015/wordml/symex" xmlns:wpg="http://schemas.microsoft.com/office/word/2010/wordprocessingGroup" xmlns:wpi="http://schemas.microsoft.com/office/word/2010/wordprocessingInk" xmlns:wne="http://schemas.microsoft.com/office/word/2006/wordml" xmlns:wps="http://schemas.microsoft.com/office/word/2010/wordprocessingShape" mc:Ignorable="w14 w15 w16se w16cid w16 w16cex wp14">
   <w:p>
     <w:pPr>
       <w:pBdr>
@@ -20331,7 +20893,7 @@
       <w:ind w:left="-2" w:hanging="2"/>
       <w:jc w:val="right"/>
       <w:rPr>
-        <w:rFonts w:ascii="Times New Roman" w:hAnsi="Times New Roman" w:eastAsia="Times New Roman" w:cs="Times New Roman"/>
+        <w:rFonts w:ascii="Times New Roman" w:eastAsia="Times New Roman" w:hAnsi="Times New Roman" w:cs="Times New Roman"/>
         <w:sz w:val="24"/>
         <w:szCs w:val="24"/>
       </w:rPr>
@@ -20341,7 +20903,7 @@
     <w:pPr>
       <w:spacing w:line="240" w:lineRule="auto"/>
       <w:rPr>
-        <w:rFonts w:ascii="Times New Roman" w:hAnsi="Times New Roman" w:eastAsia="Times New Roman" w:cs="Times New Roman"/>
+        <w:rFonts w:ascii="Times New Roman" w:eastAsia="Times New Roman" w:hAnsi="Times New Roman" w:cs="Times New Roman"/>
         <w:sz w:val="24"/>
         <w:szCs w:val="24"/>
       </w:rPr>
@@ -20399,7 +20961,7 @@
 </file>
 
 <file path=word/footnotes.xml><?xml version="1.0" encoding="utf-8"?>
-<w:footnotes xmlns:wpc="http://schemas.microsoft.com/office/word/2010/wordprocessingCanvas" xmlns:cx="http://schemas.microsoft.com/office/drawing/2014/chartex" xmlns:cx1="http://schemas.microsoft.com/office/drawing/2015/9/8/chartex" xmlns:cx2="http://schemas.microsoft.com/office/drawing/2015/10/21/chartex" xmlns:cx3="http://schemas.microsoft.com/office/drawing/2016/5/9/chartex" xmlns:cx4="http://schemas.microsoft.com/office/drawing/2016/5/10/chartex" xmlns:cx5="http://schemas.microsoft.com/office/drawing/2016/5/11/chartex" xmlns:cx6="http://schemas.microsoft.com/office/drawing/2016/5/12/chartex" xmlns:cx7="http://schemas.microsoft.com/office/drawing/2016/5/13/chartex" xmlns:cx8="http://schemas.microsoft.com/office/drawing/2016/5/14/chartex" xmlns:mc="http://schemas.openxmlformats.org/markup-compatibility/2006" xmlns:aink="http://schemas.microsoft.com/office/drawing/2016/ink" xmlns:am3d="http://schemas.microsoft.com/office/drawing/2017/model3d" xmlns:o="urn:schemas-microsoft-com:office:office" xmlns:oel="http://schemas.microsoft.com/office/2019/extlst" xmlns:r="http://schemas.openxmlformats.org/officeDocument/2006/relationships" xmlns:m="http://schemas.openxmlformats.org/officeDocument/2006/math" xmlns:v="urn:schemas-microsoft-com:vml" xmlns:wp14="http://schemas.microsoft.com/office/word/2010/wordprocessingDrawing" xmlns:wp="http://schemas.openxmlformats.org/drawingml/2006/wordprocessingDrawing" xmlns:w10="urn:schemas-microsoft-com:office:word" xmlns:w="http://schemas.openxmlformats.org/wordprocessingml/2006/main" xmlns:w14="http://schemas.microsoft.com/office/word/2010/wordml" xmlns:w15="http://schemas.microsoft.com/office/word/2012/wordml" xmlns:w16cex="http://schemas.microsoft.com/office/word/2018/wordml/cex" xmlns:w16cid="http://schemas.microsoft.com/office/word/2016/wordml/cid" xmlns:w16="http://schemas.microsoft.com/office/word/2018/wordml" xmlns:w16sdtdh="http://schemas.microsoft.com/office/word/2020/wordml/sdtdatahash" xmlns:w16se="http://schemas.microsoft.com/office/word/2015/wordml/symex" xmlns:wpg="http://schemas.microsoft.com/office/word/2010/wordprocessingGroup" xmlns:wpi="http://schemas.microsoft.com/office/word/2010/wordprocessingInk" xmlns:wne="http://schemas.microsoft.com/office/word/2006/wordml" xmlns:wps="http://schemas.microsoft.com/office/word/2010/wordprocessingShape" mc:Ignorable="w14 w15 w16se w16cid w16 w16cex w16sdtdh wp14">
+<w:footnotes xmlns:wpc="http://schemas.microsoft.com/office/word/2010/wordprocessingCanvas" xmlns:cx="http://schemas.microsoft.com/office/drawing/2014/chartex" xmlns:cx1="http://schemas.microsoft.com/office/drawing/2015/9/8/chartex" xmlns:cx2="http://schemas.microsoft.com/office/drawing/2015/10/21/chartex" xmlns:cx3="http://schemas.microsoft.com/office/drawing/2016/5/9/chartex" xmlns:cx4="http://schemas.microsoft.com/office/drawing/2016/5/10/chartex" xmlns:cx5="http://schemas.microsoft.com/office/drawing/2016/5/11/chartex" xmlns:cx6="http://schemas.microsoft.com/office/drawing/2016/5/12/chartex" xmlns:cx7="http://schemas.microsoft.com/office/drawing/2016/5/13/chartex" xmlns:cx8="http://schemas.microsoft.com/office/drawing/2016/5/14/chartex" xmlns:mc="http://schemas.openxmlformats.org/markup-compatibility/2006" xmlns:aink="http://schemas.microsoft.com/office/drawing/2016/ink" xmlns:am3d="http://schemas.microsoft.com/office/drawing/2017/model3d" xmlns:o="urn:schemas-microsoft-com:office:office" xmlns:r="http://schemas.openxmlformats.org/officeDocument/2006/relationships" xmlns:m="http://schemas.openxmlformats.org/officeDocument/2006/math" xmlns:v="urn:schemas-microsoft-com:vml" xmlns:wp14="http://schemas.microsoft.com/office/word/2010/wordprocessingDrawing" xmlns:wp="http://schemas.openxmlformats.org/drawingml/2006/wordprocessingDrawing" xmlns:w10="urn:schemas-microsoft-com:office:word" xmlns:w="http://schemas.openxmlformats.org/wordprocessingml/2006/main" xmlns:w14="http://schemas.microsoft.com/office/word/2010/wordml" xmlns:w15="http://schemas.microsoft.com/office/word/2012/wordml" xmlns:w16cex="http://schemas.microsoft.com/office/word/2018/wordml/cex" xmlns:w16cid="http://schemas.microsoft.com/office/word/2016/wordml/cid" xmlns:w16="http://schemas.microsoft.com/office/word/2018/wordml" xmlns:w16se="http://schemas.microsoft.com/office/word/2015/wordml/symex" xmlns:wpg="http://schemas.microsoft.com/office/word/2010/wordprocessingGroup" xmlns:wpi="http://schemas.microsoft.com/office/word/2010/wordprocessingInk" xmlns:wne="http://schemas.microsoft.com/office/word/2006/wordml" xmlns:wps="http://schemas.microsoft.com/office/word/2010/wordprocessingShape" mc:Ignorable="w14 w15 w16se w16cid w16 w16cex wp14">
   <w:footnote w:type="separator" w:id="-1">
     <w:p>
       <w:pPr>
@@ -20424,7 +20986,7 @@
 </file>
 
 <file path=word/header1.xml><?xml version="1.0" encoding="utf-8"?>
-<w:hdr xmlns:wpc="http://schemas.microsoft.com/office/word/2010/wordprocessingCanvas" xmlns:cx="http://schemas.microsoft.com/office/drawing/2014/chartex" xmlns:cx1="http://schemas.microsoft.com/office/drawing/2015/9/8/chartex" xmlns:cx2="http://schemas.microsoft.com/office/drawing/2015/10/21/chartex" xmlns:cx3="http://schemas.microsoft.com/office/drawing/2016/5/9/chartex" xmlns:cx4="http://schemas.microsoft.com/office/drawing/2016/5/10/chartex" xmlns:cx5="http://schemas.microsoft.com/office/drawing/2016/5/11/chartex" xmlns:cx6="http://schemas.microsoft.com/office/drawing/2016/5/12/chartex" xmlns:cx7="http://schemas.microsoft.com/office/drawing/2016/5/13/chartex" xmlns:cx8="http://schemas.microsoft.com/office/drawing/2016/5/14/chartex" xmlns:mc="http://schemas.openxmlformats.org/markup-compatibility/2006" xmlns:aink="http://schemas.microsoft.com/office/drawing/2016/ink" xmlns:am3d="http://schemas.microsoft.com/office/drawing/2017/model3d" xmlns:o="urn:schemas-microsoft-com:office:office" xmlns:oel="http://schemas.microsoft.com/office/2019/extlst" xmlns:r="http://schemas.openxmlformats.org/officeDocument/2006/relationships" xmlns:m="http://schemas.openxmlformats.org/officeDocument/2006/math" xmlns:v="urn:schemas-microsoft-com:vml" xmlns:wp14="http://schemas.microsoft.com/office/word/2010/wordprocessingDrawing" xmlns:wp="http://schemas.openxmlformats.org/drawingml/2006/wordprocessingDrawing" xmlns:w10="urn:schemas-microsoft-com:office:word" xmlns:w="http://schemas.openxmlformats.org/wordprocessingml/2006/main" xmlns:w14="http://schemas.microsoft.com/office/word/2010/wordml" xmlns:w15="http://schemas.microsoft.com/office/word/2012/wordml" xmlns:w16cex="http://schemas.microsoft.com/office/word/2018/wordml/cex" xmlns:w16cid="http://schemas.microsoft.com/office/word/2016/wordml/cid" xmlns:w16="http://schemas.microsoft.com/office/word/2018/wordml" xmlns:w16sdtdh="http://schemas.microsoft.com/office/word/2020/wordml/sdtdatahash" xmlns:w16se="http://schemas.microsoft.com/office/word/2015/wordml/symex" xmlns:wpg="http://schemas.microsoft.com/office/word/2010/wordprocessingGroup" xmlns:wpi="http://schemas.microsoft.com/office/word/2010/wordprocessingInk" xmlns:wne="http://schemas.microsoft.com/office/word/2006/wordml" xmlns:wps="http://schemas.microsoft.com/office/word/2010/wordprocessingShape" xmlns:a="http://schemas.openxmlformats.org/drawingml/2006/main" xmlns:adec="http://schemas.microsoft.com/office/drawing/2017/decorative" xmlns:pic="http://schemas.openxmlformats.org/drawingml/2006/picture" mc:Ignorable="w14 w15 w16se w16cid w16 w16cex w16sdtdh wp14">
+<w:hdr xmlns:wpc="http://schemas.microsoft.com/office/word/2010/wordprocessingCanvas" xmlns:cx="http://schemas.microsoft.com/office/drawing/2014/chartex" xmlns:cx1="http://schemas.microsoft.com/office/drawing/2015/9/8/chartex" xmlns:cx2="http://schemas.microsoft.com/office/drawing/2015/10/21/chartex" xmlns:cx3="http://schemas.microsoft.com/office/drawing/2016/5/9/chartex" xmlns:cx4="http://schemas.microsoft.com/office/drawing/2016/5/10/chartex" xmlns:cx5="http://schemas.microsoft.com/office/drawing/2016/5/11/chartex" xmlns:cx6="http://schemas.microsoft.com/office/drawing/2016/5/12/chartex" xmlns:cx7="http://schemas.microsoft.com/office/drawing/2016/5/13/chartex" xmlns:cx8="http://schemas.microsoft.com/office/drawing/2016/5/14/chartex" xmlns:mc="http://schemas.openxmlformats.org/markup-compatibility/2006" xmlns:aink="http://schemas.microsoft.com/office/drawing/2016/ink" xmlns:am3d="http://schemas.microsoft.com/office/drawing/2017/model3d" xmlns:o="urn:schemas-microsoft-com:office:office" xmlns:r="http://schemas.openxmlformats.org/officeDocument/2006/relationships" xmlns:m="http://schemas.openxmlformats.org/officeDocument/2006/math" xmlns:v="urn:schemas-microsoft-com:vml" xmlns:wp14="http://schemas.microsoft.com/office/word/2010/wordprocessingDrawing" xmlns:wp="http://schemas.openxmlformats.org/drawingml/2006/wordprocessingDrawing" xmlns:w10="urn:schemas-microsoft-com:office:word" xmlns:w="http://schemas.openxmlformats.org/wordprocessingml/2006/main" xmlns:w14="http://schemas.microsoft.com/office/word/2010/wordml" xmlns:w15="http://schemas.microsoft.com/office/word/2012/wordml" xmlns:w16cex="http://schemas.microsoft.com/office/word/2018/wordml/cex" xmlns:w16cid="http://schemas.microsoft.com/office/word/2016/wordml/cid" xmlns:w16="http://schemas.microsoft.com/office/word/2018/wordml" xmlns:w16se="http://schemas.microsoft.com/office/word/2015/wordml/symex" xmlns:wpg="http://schemas.microsoft.com/office/word/2010/wordprocessingGroup" xmlns:wpi="http://schemas.microsoft.com/office/word/2010/wordprocessingInk" xmlns:wne="http://schemas.microsoft.com/office/word/2006/wordml" xmlns:wps="http://schemas.microsoft.com/office/word/2010/wordprocessingShape" mc:Ignorable="w14 w15 w16se w16cid w16 w16cex wp14">
   <w:p>
     <w:pPr>
       <w:pBdr>
@@ -20528,7 +21090,7 @@
 </file>
 
 <file path=word/numbering.xml><?xml version="1.0" encoding="utf-8"?>
-<w:numbering xmlns:wpc="http://schemas.microsoft.com/office/word/2010/wordprocessingCanvas" xmlns:cx="http://schemas.microsoft.com/office/drawing/2014/chartex" xmlns:cx1="http://schemas.microsoft.com/office/drawing/2015/9/8/chartex" xmlns:cx2="http://schemas.microsoft.com/office/drawing/2015/10/21/chartex" xmlns:cx3="http://schemas.microsoft.com/office/drawing/2016/5/9/chartex" xmlns:cx4="http://schemas.microsoft.com/office/drawing/2016/5/10/chartex" xmlns:cx5="http://schemas.microsoft.com/office/drawing/2016/5/11/chartex" xmlns:cx6="http://schemas.microsoft.com/office/drawing/2016/5/12/chartex" xmlns:cx7="http://schemas.microsoft.com/office/drawing/2016/5/13/chartex" xmlns:cx8="http://schemas.microsoft.com/office/drawing/2016/5/14/chartex" xmlns:mc="http://schemas.openxmlformats.org/markup-compatibility/2006" xmlns:aink="http://schemas.microsoft.com/office/drawing/2016/ink" xmlns:am3d="http://schemas.microsoft.com/office/drawing/2017/model3d" xmlns:o="urn:schemas-microsoft-com:office:office" xmlns:oel="http://schemas.microsoft.com/office/2019/extlst" xmlns:r="http://schemas.openxmlformats.org/officeDocument/2006/relationships" xmlns:m="http://schemas.openxmlformats.org/officeDocument/2006/math" xmlns:v="urn:schemas-microsoft-com:vml" xmlns:wp14="http://schemas.microsoft.com/office/word/2010/wordprocessingDrawing" xmlns:wp="http://schemas.openxmlformats.org/drawingml/2006/wordprocessingDrawing" xmlns:w10="urn:schemas-microsoft-com:office:word" xmlns:w="http://schemas.openxmlformats.org/wordprocessingml/2006/main" xmlns:w14="http://schemas.microsoft.com/office/word/2010/wordml" xmlns:w15="http://schemas.microsoft.com/office/word/2012/wordml" xmlns:w16cex="http://schemas.microsoft.com/office/word/2018/wordml/cex" xmlns:w16cid="http://schemas.microsoft.com/office/word/2016/wordml/cid" xmlns:w16="http://schemas.microsoft.com/office/word/2018/wordml" xmlns:w16sdtdh="http://schemas.microsoft.com/office/word/2020/wordml/sdtdatahash" xmlns:w16se="http://schemas.microsoft.com/office/word/2015/wordml/symex" xmlns:wpg="http://schemas.microsoft.com/office/word/2010/wordprocessingGroup" xmlns:wpi="http://schemas.microsoft.com/office/word/2010/wordprocessingInk" xmlns:wne="http://schemas.microsoft.com/office/word/2006/wordml" xmlns:wps="http://schemas.microsoft.com/office/word/2010/wordprocessingShape" mc:Ignorable="w14 w15 w16se w16cid w16 w16cex w16sdtdh wp14">
+<w:numbering xmlns:wpc="http://schemas.microsoft.com/office/word/2010/wordprocessingCanvas" xmlns:cx="http://schemas.microsoft.com/office/drawing/2014/chartex" xmlns:cx1="http://schemas.microsoft.com/office/drawing/2015/9/8/chartex" xmlns:cx2="http://schemas.microsoft.com/office/drawing/2015/10/21/chartex" xmlns:cx3="http://schemas.microsoft.com/office/drawing/2016/5/9/chartex" xmlns:cx4="http://schemas.microsoft.com/office/drawing/2016/5/10/chartex" xmlns:cx5="http://schemas.microsoft.com/office/drawing/2016/5/11/chartex" xmlns:cx6="http://schemas.microsoft.com/office/drawing/2016/5/12/chartex" xmlns:cx7="http://schemas.microsoft.com/office/drawing/2016/5/13/chartex" xmlns:cx8="http://schemas.microsoft.com/office/drawing/2016/5/14/chartex" xmlns:mc="http://schemas.openxmlformats.org/markup-compatibility/2006" xmlns:aink="http://schemas.microsoft.com/office/drawing/2016/ink" xmlns:am3d="http://schemas.microsoft.com/office/drawing/2017/model3d" xmlns:o="urn:schemas-microsoft-com:office:office" xmlns:r="http://schemas.openxmlformats.org/officeDocument/2006/relationships" xmlns:m="http://schemas.openxmlformats.org/officeDocument/2006/math" xmlns:v="urn:schemas-microsoft-com:vml" xmlns:wp14="http://schemas.microsoft.com/office/word/2010/wordprocessingDrawing" xmlns:wp="http://schemas.openxmlformats.org/drawingml/2006/wordprocessingDrawing" xmlns:w10="urn:schemas-microsoft-com:office:word" xmlns:w="http://schemas.openxmlformats.org/wordprocessingml/2006/main" xmlns:w14="http://schemas.microsoft.com/office/word/2010/wordml" xmlns:w15="http://schemas.microsoft.com/office/word/2012/wordml" xmlns:w16cex="http://schemas.microsoft.com/office/word/2018/wordml/cex" xmlns:w16cid="http://schemas.microsoft.com/office/word/2016/wordml/cid" xmlns:w16="http://schemas.microsoft.com/office/word/2018/wordml" xmlns:w16se="http://schemas.microsoft.com/office/word/2015/wordml/symex" xmlns:wpg="http://schemas.microsoft.com/office/word/2010/wordprocessingGroup" xmlns:wpi="http://schemas.microsoft.com/office/word/2010/wordprocessingInk" xmlns:wne="http://schemas.microsoft.com/office/word/2006/wordml" xmlns:wps="http://schemas.microsoft.com/office/word/2010/wordprocessingShape" mc:Ignorable="w14 w15 w16se w16cid w16 w16cex wp14">
   <w:abstractNum w:abstractNumId="0" w15:restartNumberingAfterBreak="0">
     <w:nsid w:val="007A7E07"/>
     <w:multiLevelType w:val="hybridMultilevel"/>
@@ -20542,7 +21104,7 @@
         <w:ind w:left="720" w:hanging="360"/>
       </w:pPr>
       <w:rPr>
-        <w:rFonts w:hint="default" w:ascii="Symbol" w:hAnsi="Symbol"/>
+        <w:rFonts w:ascii="Symbol" w:hAnsi="Symbol" w:hint="default"/>
       </w:rPr>
     </w:lvl>
     <w:lvl w:ilvl="1" w:tplc="040A0003" w:tentative="1">
@@ -20554,7 +21116,7 @@
         <w:ind w:left="1440" w:hanging="360"/>
       </w:pPr>
       <w:rPr>
-        <w:rFonts w:hint="default" w:ascii="Courier New" w:hAnsi="Courier New"/>
+        <w:rFonts w:ascii="Courier New" w:hAnsi="Courier New" w:hint="default"/>
       </w:rPr>
     </w:lvl>
     <w:lvl w:ilvl="2" w:tplc="040A0005" w:tentative="1">
@@ -20566,7 +21128,7 @@
         <w:ind w:left="2160" w:hanging="360"/>
       </w:pPr>
       <w:rPr>
-        <w:rFonts w:hint="default" w:ascii="Wingdings" w:hAnsi="Wingdings"/>
+        <w:rFonts w:ascii="Wingdings" w:hAnsi="Wingdings" w:hint="default"/>
       </w:rPr>
     </w:lvl>
     <w:lvl w:ilvl="3" w:tplc="040A0001" w:tentative="1">
@@ -20578,7 +21140,7 @@
         <w:ind w:left="2880" w:hanging="360"/>
       </w:pPr>
       <w:rPr>
-        <w:rFonts w:hint="default" w:ascii="Symbol" w:hAnsi="Symbol"/>
+        <w:rFonts w:ascii="Symbol" w:hAnsi="Symbol" w:hint="default"/>
       </w:rPr>
     </w:lvl>
     <w:lvl w:ilvl="4" w:tplc="040A0003" w:tentative="1">
@@ -20590,7 +21152,7 @@
         <w:ind w:left="3600" w:hanging="360"/>
       </w:pPr>
       <w:rPr>
-        <w:rFonts w:hint="default" w:ascii="Courier New" w:hAnsi="Courier New"/>
+        <w:rFonts w:ascii="Courier New" w:hAnsi="Courier New" w:hint="default"/>
       </w:rPr>
     </w:lvl>
     <w:lvl w:ilvl="5" w:tplc="040A0005" w:tentative="1">
@@ -20602,7 +21164,7 @@
         <w:ind w:left="4320" w:hanging="360"/>
       </w:pPr>
       <w:rPr>
-        <w:rFonts w:hint="default" w:ascii="Wingdings" w:hAnsi="Wingdings"/>
+        <w:rFonts w:ascii="Wingdings" w:hAnsi="Wingdings" w:hint="default"/>
       </w:rPr>
     </w:lvl>
     <w:lvl w:ilvl="6" w:tplc="040A0001" w:tentative="1">
@@ -20614,7 +21176,7 @@
         <w:ind w:left="5040" w:hanging="360"/>
       </w:pPr>
       <w:rPr>
-        <w:rFonts w:hint="default" w:ascii="Symbol" w:hAnsi="Symbol"/>
+        <w:rFonts w:ascii="Symbol" w:hAnsi="Symbol" w:hint="default"/>
       </w:rPr>
     </w:lvl>
     <w:lvl w:ilvl="7" w:tplc="040A0003" w:tentative="1">
@@ -20626,7 +21188,7 @@
         <w:ind w:left="5760" w:hanging="360"/>
       </w:pPr>
       <w:rPr>
-        <w:rFonts w:hint="default" w:ascii="Courier New" w:hAnsi="Courier New"/>
+        <w:rFonts w:ascii="Courier New" w:hAnsi="Courier New" w:hint="default"/>
       </w:rPr>
     </w:lvl>
     <w:lvl w:ilvl="8" w:tplc="040A0005" w:tentative="1">
@@ -20638,7 +21200,7 @@
         <w:ind w:left="6480" w:hanging="360"/>
       </w:pPr>
       <w:rPr>
-        <w:rFonts w:hint="default" w:ascii="Wingdings" w:hAnsi="Wingdings"/>
+        <w:rFonts w:ascii="Wingdings" w:hAnsi="Wingdings" w:hint="default"/>
       </w:rPr>
     </w:lvl>
   </w:abstractNum>
@@ -20655,7 +21217,7 @@
         <w:ind w:left="720" w:hanging="360"/>
       </w:pPr>
       <w:rPr>
-        <w:rFonts w:hint="default" w:ascii="Symbol" w:hAnsi="Symbol"/>
+        <w:rFonts w:ascii="Symbol" w:hAnsi="Symbol" w:hint="default"/>
       </w:rPr>
     </w:lvl>
     <w:lvl w:ilvl="1" w:tplc="040A0003" w:tentative="1">
@@ -20667,7 +21229,7 @@
         <w:ind w:left="1440" w:hanging="360"/>
       </w:pPr>
       <w:rPr>
-        <w:rFonts w:hint="default" w:ascii="Courier New" w:hAnsi="Courier New"/>
+        <w:rFonts w:ascii="Courier New" w:hAnsi="Courier New" w:hint="default"/>
       </w:rPr>
     </w:lvl>
     <w:lvl w:ilvl="2" w:tplc="040A0005" w:tentative="1">
@@ -20679,7 +21241,7 @@
         <w:ind w:left="2160" w:hanging="360"/>
       </w:pPr>
       <w:rPr>
-        <w:rFonts w:hint="default" w:ascii="Wingdings" w:hAnsi="Wingdings"/>
+        <w:rFonts w:ascii="Wingdings" w:hAnsi="Wingdings" w:hint="default"/>
       </w:rPr>
     </w:lvl>
     <w:lvl w:ilvl="3" w:tplc="040A0001" w:tentative="1">
@@ -20691,7 +21253,7 @@
         <w:ind w:left="2880" w:hanging="360"/>
       </w:pPr>
       <w:rPr>
-        <w:rFonts w:hint="default" w:ascii="Symbol" w:hAnsi="Symbol"/>
+        <w:rFonts w:ascii="Symbol" w:hAnsi="Symbol" w:hint="default"/>
       </w:rPr>
     </w:lvl>
     <w:lvl w:ilvl="4" w:tplc="040A0003" w:tentative="1">
@@ -20703,7 +21265,7 @@
         <w:ind w:left="3600" w:hanging="360"/>
       </w:pPr>
       <w:rPr>
-        <w:rFonts w:hint="default" w:ascii="Courier New" w:hAnsi="Courier New"/>
+        <w:rFonts w:ascii="Courier New" w:hAnsi="Courier New" w:hint="default"/>
       </w:rPr>
     </w:lvl>
     <w:lvl w:ilvl="5" w:tplc="040A0005" w:tentative="1">
@@ -20715,7 +21277,7 @@
         <w:ind w:left="4320" w:hanging="360"/>
       </w:pPr>
       <w:rPr>
-        <w:rFonts w:hint="default" w:ascii="Wingdings" w:hAnsi="Wingdings"/>
+        <w:rFonts w:ascii="Wingdings" w:hAnsi="Wingdings" w:hint="default"/>
       </w:rPr>
     </w:lvl>
     <w:lvl w:ilvl="6" w:tplc="040A0001" w:tentative="1">
@@ -20727,7 +21289,7 @@
         <w:ind w:left="5040" w:hanging="360"/>
       </w:pPr>
       <w:rPr>
-        <w:rFonts w:hint="default" w:ascii="Symbol" w:hAnsi="Symbol"/>
+        <w:rFonts w:ascii="Symbol" w:hAnsi="Symbol" w:hint="default"/>
       </w:rPr>
     </w:lvl>
     <w:lvl w:ilvl="7" w:tplc="040A0003" w:tentative="1">
@@ -20739,7 +21301,7 @@
         <w:ind w:left="5760" w:hanging="360"/>
       </w:pPr>
       <w:rPr>
-        <w:rFonts w:hint="default" w:ascii="Courier New" w:hAnsi="Courier New"/>
+        <w:rFonts w:ascii="Courier New" w:hAnsi="Courier New" w:hint="default"/>
       </w:rPr>
     </w:lvl>
     <w:lvl w:ilvl="8" w:tplc="040A0005" w:tentative="1">
@@ -20751,7 +21313,7 @@
         <w:ind w:left="6480" w:hanging="360"/>
       </w:pPr>
       <w:rPr>
-        <w:rFonts w:hint="default" w:ascii="Wingdings" w:hAnsi="Wingdings"/>
+        <w:rFonts w:ascii="Wingdings" w:hAnsi="Wingdings" w:hint="default"/>
       </w:rPr>
     </w:lvl>
   </w:abstractNum>
@@ -21080,7 +21642,7 @@
         <w:ind w:left="720" w:hanging="360"/>
       </w:pPr>
       <w:rPr>
-        <w:rFonts w:hint="default" w:ascii="Symbol" w:hAnsi="Symbol"/>
+        <w:rFonts w:ascii="Symbol" w:hAnsi="Symbol" w:hint="default"/>
       </w:rPr>
     </w:lvl>
     <w:lvl w:ilvl="1" w:tplc="040A0003" w:tentative="1">
@@ -21092,7 +21654,7 @@
         <w:ind w:left="1440" w:hanging="360"/>
       </w:pPr>
       <w:rPr>
-        <w:rFonts w:hint="default" w:ascii="Courier New" w:hAnsi="Courier New" w:cs="Courier New"/>
+        <w:rFonts w:ascii="Courier New" w:hAnsi="Courier New" w:cs="Courier New" w:hint="default"/>
       </w:rPr>
     </w:lvl>
     <w:lvl w:ilvl="2" w:tplc="040A0005" w:tentative="1">
@@ -21104,7 +21666,7 @@
         <w:ind w:left="2160" w:hanging="360"/>
       </w:pPr>
       <w:rPr>
-        <w:rFonts w:hint="default" w:ascii="Wingdings" w:hAnsi="Wingdings"/>
+        <w:rFonts w:ascii="Wingdings" w:hAnsi="Wingdings" w:hint="default"/>
       </w:rPr>
     </w:lvl>
     <w:lvl w:ilvl="3" w:tplc="040A0001" w:tentative="1">
@@ -21116,7 +21678,7 @@
         <w:ind w:left="2880" w:hanging="360"/>
       </w:pPr>
       <w:rPr>
-        <w:rFonts w:hint="default" w:ascii="Symbol" w:hAnsi="Symbol"/>
+        <w:rFonts w:ascii="Symbol" w:hAnsi="Symbol" w:hint="default"/>
       </w:rPr>
     </w:lvl>
     <w:lvl w:ilvl="4" w:tplc="040A0003" w:tentative="1">
@@ -21128,7 +21690,7 @@
         <w:ind w:left="3600" w:hanging="360"/>
       </w:pPr>
       <w:rPr>
-        <w:rFonts w:hint="default" w:ascii="Courier New" w:hAnsi="Courier New" w:cs="Courier New"/>
+        <w:rFonts w:ascii="Courier New" w:hAnsi="Courier New" w:cs="Courier New" w:hint="default"/>
       </w:rPr>
     </w:lvl>
     <w:lvl w:ilvl="5" w:tplc="040A0005" w:tentative="1">
@@ -21140,7 +21702,7 @@
         <w:ind w:left="4320" w:hanging="360"/>
       </w:pPr>
       <w:rPr>
-        <w:rFonts w:hint="default" w:ascii="Wingdings" w:hAnsi="Wingdings"/>
+        <w:rFonts w:ascii="Wingdings" w:hAnsi="Wingdings" w:hint="default"/>
       </w:rPr>
     </w:lvl>
     <w:lvl w:ilvl="6" w:tplc="040A0001" w:tentative="1">
@@ -21152,7 +21714,7 @@
         <w:ind w:left="5040" w:hanging="360"/>
       </w:pPr>
       <w:rPr>
-        <w:rFonts w:hint="default" w:ascii="Symbol" w:hAnsi="Symbol"/>
+        <w:rFonts w:ascii="Symbol" w:hAnsi="Symbol" w:hint="default"/>
       </w:rPr>
     </w:lvl>
     <w:lvl w:ilvl="7" w:tplc="040A0003" w:tentative="1">
@@ -21164,7 +21726,7 @@
         <w:ind w:left="5760" w:hanging="360"/>
       </w:pPr>
       <w:rPr>
-        <w:rFonts w:hint="default" w:ascii="Courier New" w:hAnsi="Courier New" w:cs="Courier New"/>
+        <w:rFonts w:ascii="Courier New" w:hAnsi="Courier New" w:cs="Courier New" w:hint="default"/>
       </w:rPr>
     </w:lvl>
     <w:lvl w:ilvl="8" w:tplc="040A0005" w:tentative="1">
@@ -21176,7 +21738,7 @@
         <w:ind w:left="6480" w:hanging="360"/>
       </w:pPr>
       <w:rPr>
-        <w:rFonts w:hint="default" w:ascii="Wingdings" w:hAnsi="Wingdings"/>
+        <w:rFonts w:ascii="Wingdings" w:hAnsi="Wingdings" w:hint="default"/>
       </w:rPr>
     </w:lvl>
   </w:abstractNum>
@@ -21193,7 +21755,7 @@
         <w:ind w:left="720" w:hanging="360"/>
       </w:pPr>
       <w:rPr>
-        <w:rFonts w:hint="default" w:ascii="Symbol" w:hAnsi="Symbol"/>
+        <w:rFonts w:ascii="Symbol" w:hAnsi="Symbol" w:hint="default"/>
       </w:rPr>
     </w:lvl>
     <w:lvl w:ilvl="1" w:tplc="040A0003" w:tentative="1">
@@ -21205,7 +21767,7 @@
         <w:ind w:left="1440" w:hanging="360"/>
       </w:pPr>
       <w:rPr>
-        <w:rFonts w:hint="default" w:ascii="Courier New" w:hAnsi="Courier New"/>
+        <w:rFonts w:ascii="Courier New" w:hAnsi="Courier New" w:hint="default"/>
       </w:rPr>
     </w:lvl>
     <w:lvl w:ilvl="2" w:tplc="040A0005" w:tentative="1">
@@ -21217,7 +21779,7 @@
         <w:ind w:left="2160" w:hanging="360"/>
       </w:pPr>
       <w:rPr>
-        <w:rFonts w:hint="default" w:ascii="Wingdings" w:hAnsi="Wingdings"/>
+        <w:rFonts w:ascii="Wingdings" w:hAnsi="Wingdings" w:hint="default"/>
       </w:rPr>
     </w:lvl>
     <w:lvl w:ilvl="3" w:tplc="040A0001" w:tentative="1">
@@ -21229,7 +21791,7 @@
         <w:ind w:left="2880" w:hanging="360"/>
       </w:pPr>
       <w:rPr>
-        <w:rFonts w:hint="default" w:ascii="Symbol" w:hAnsi="Symbol"/>
+        <w:rFonts w:ascii="Symbol" w:hAnsi="Symbol" w:hint="default"/>
       </w:rPr>
     </w:lvl>
     <w:lvl w:ilvl="4" w:tplc="040A0003" w:tentative="1">
@@ -21241,7 +21803,7 @@
         <w:ind w:left="3600" w:hanging="360"/>
       </w:pPr>
       <w:rPr>
-        <w:rFonts w:hint="default" w:ascii="Courier New" w:hAnsi="Courier New"/>
+        <w:rFonts w:ascii="Courier New" w:hAnsi="Courier New" w:hint="default"/>
       </w:rPr>
     </w:lvl>
     <w:lvl w:ilvl="5" w:tplc="040A0005" w:tentative="1">
@@ -21253,7 +21815,7 @@
         <w:ind w:left="4320" w:hanging="360"/>
       </w:pPr>
       <w:rPr>
-        <w:rFonts w:hint="default" w:ascii="Wingdings" w:hAnsi="Wingdings"/>
+        <w:rFonts w:ascii="Wingdings" w:hAnsi="Wingdings" w:hint="default"/>
       </w:rPr>
     </w:lvl>
     <w:lvl w:ilvl="6" w:tplc="040A0001" w:tentative="1">
@@ -21265,7 +21827,7 @@
         <w:ind w:left="5040" w:hanging="360"/>
       </w:pPr>
       <w:rPr>
-        <w:rFonts w:hint="default" w:ascii="Symbol" w:hAnsi="Symbol"/>
+        <w:rFonts w:ascii="Symbol" w:hAnsi="Symbol" w:hint="default"/>
       </w:rPr>
     </w:lvl>
     <w:lvl w:ilvl="7" w:tplc="040A0003" w:tentative="1">
@@ -21277,7 +21839,7 @@
         <w:ind w:left="5760" w:hanging="360"/>
       </w:pPr>
       <w:rPr>
-        <w:rFonts w:hint="default" w:ascii="Courier New" w:hAnsi="Courier New"/>
+        <w:rFonts w:ascii="Courier New" w:hAnsi="Courier New" w:hint="default"/>
       </w:rPr>
     </w:lvl>
     <w:lvl w:ilvl="8" w:tplc="040A0005" w:tentative="1">
@@ -21289,7 +21851,7 @@
         <w:ind w:left="6480" w:hanging="360"/>
       </w:pPr>
       <w:rPr>
-        <w:rFonts w:hint="default" w:ascii="Wingdings" w:hAnsi="Wingdings"/>
+        <w:rFonts w:ascii="Wingdings" w:hAnsi="Wingdings" w:hint="default"/>
       </w:rPr>
     </w:lvl>
   </w:abstractNum>
@@ -21306,7 +21868,7 @@
         <w:ind w:left="1440" w:hanging="360"/>
       </w:pPr>
       <w:rPr>
-        <w:rFonts w:hint="default" w:ascii="Symbol" w:hAnsi="Symbol"/>
+        <w:rFonts w:ascii="Symbol" w:hAnsi="Symbol" w:hint="default"/>
       </w:rPr>
     </w:lvl>
     <w:lvl w:ilvl="1" w:tplc="04090003" w:tentative="1">
@@ -21318,7 +21880,7 @@
         <w:ind w:left="2160" w:hanging="360"/>
       </w:pPr>
       <w:rPr>
-        <w:rFonts w:hint="default" w:ascii="Courier New" w:hAnsi="Courier New" w:cs="Courier New"/>
+        <w:rFonts w:ascii="Courier New" w:hAnsi="Courier New" w:cs="Courier New" w:hint="default"/>
       </w:rPr>
     </w:lvl>
     <w:lvl w:ilvl="2" w:tplc="04090005" w:tentative="1">
@@ -21330,7 +21892,7 @@
         <w:ind w:left="2880" w:hanging="360"/>
       </w:pPr>
       <w:rPr>
-        <w:rFonts w:hint="default" w:ascii="Wingdings" w:hAnsi="Wingdings"/>
+        <w:rFonts w:ascii="Wingdings" w:hAnsi="Wingdings" w:hint="default"/>
       </w:rPr>
     </w:lvl>
     <w:lvl w:ilvl="3" w:tplc="04090001" w:tentative="1">
@@ -21342,7 +21904,7 @@
         <w:ind w:left="3600" w:hanging="360"/>
       </w:pPr>
       <w:rPr>
-        <w:rFonts w:hint="default" w:ascii="Symbol" w:hAnsi="Symbol"/>
+        <w:rFonts w:ascii="Symbol" w:hAnsi="Symbol" w:hint="default"/>
       </w:rPr>
     </w:lvl>
     <w:lvl w:ilvl="4" w:tplc="04090003" w:tentative="1">
@@ -21354,7 +21916,7 @@
         <w:ind w:left="4320" w:hanging="360"/>
       </w:pPr>
       <w:rPr>
-        <w:rFonts w:hint="default" w:ascii="Courier New" w:hAnsi="Courier New" w:cs="Courier New"/>
+        <w:rFonts w:ascii="Courier New" w:hAnsi="Courier New" w:cs="Courier New" w:hint="default"/>
       </w:rPr>
     </w:lvl>
     <w:lvl w:ilvl="5" w:tplc="04090005" w:tentative="1">
@@ -21366,7 +21928,7 @@
         <w:ind w:left="5040" w:hanging="360"/>
       </w:pPr>
       <w:rPr>
-        <w:rFonts w:hint="default" w:ascii="Wingdings" w:hAnsi="Wingdings"/>
+        <w:rFonts w:ascii="Wingdings" w:hAnsi="Wingdings" w:hint="default"/>
       </w:rPr>
     </w:lvl>
     <w:lvl w:ilvl="6" w:tplc="04090001" w:tentative="1">
@@ -21378,7 +21940,7 @@
         <w:ind w:left="5760" w:hanging="360"/>
       </w:pPr>
       <w:rPr>
-        <w:rFonts w:hint="default" w:ascii="Symbol" w:hAnsi="Symbol"/>
+        <w:rFonts w:ascii="Symbol" w:hAnsi="Symbol" w:hint="default"/>
       </w:rPr>
     </w:lvl>
     <w:lvl w:ilvl="7" w:tplc="04090003" w:tentative="1">
@@ -21390,7 +21952,7 @@
         <w:ind w:left="6480" w:hanging="360"/>
       </w:pPr>
       <w:rPr>
-        <w:rFonts w:hint="default" w:ascii="Courier New" w:hAnsi="Courier New" w:cs="Courier New"/>
+        <w:rFonts w:ascii="Courier New" w:hAnsi="Courier New" w:cs="Courier New" w:hint="default"/>
       </w:rPr>
     </w:lvl>
     <w:lvl w:ilvl="8" w:tplc="04090005" w:tentative="1">
@@ -21402,39 +21964,39 @@
         <w:ind w:left="7200" w:hanging="360"/>
       </w:pPr>
       <w:rPr>
-        <w:rFonts w:hint="default" w:ascii="Wingdings" w:hAnsi="Wingdings"/>
+        <w:rFonts w:ascii="Wingdings" w:hAnsi="Wingdings" w:hint="default"/>
       </w:rPr>
     </w:lvl>
   </w:abstractNum>
-  <w:num w:numId="1" w16cid:durableId="2113621716">
+  <w:num w:numId="1">
     <w:abstractNumId w:val="2"/>
   </w:num>
-  <w:num w:numId="2" w16cid:durableId="1984197178">
+  <w:num w:numId="2">
     <w:abstractNumId w:val="4"/>
   </w:num>
-  <w:num w:numId="3" w16cid:durableId="798305354">
+  <w:num w:numId="3">
     <w:abstractNumId w:val="3"/>
   </w:num>
-  <w:num w:numId="4" w16cid:durableId="770049116">
+  <w:num w:numId="4">
     <w:abstractNumId w:val="6"/>
   </w:num>
-  <w:num w:numId="5" w16cid:durableId="187837473">
+  <w:num w:numId="5">
     <w:abstractNumId w:val="1"/>
   </w:num>
-  <w:num w:numId="6" w16cid:durableId="1489705371">
+  <w:num w:numId="6">
     <w:abstractNumId w:val="0"/>
   </w:num>
-  <w:num w:numId="7" w16cid:durableId="408578444">
+  <w:num w:numId="7">
     <w:abstractNumId w:val="5"/>
   </w:num>
-  <w:num w:numId="8" w16cid:durableId="1759523400">
+  <w:num w:numId="8">
     <w:abstractNumId w:val="7"/>
   </w:num>
 </w:numbering>
 </file>
 
 <file path=word/people.xml><?xml version="1.0" encoding="utf-8"?>
-<w15:people xmlns:wpc="http://schemas.microsoft.com/office/word/2010/wordprocessingCanvas" xmlns:cx="http://schemas.microsoft.com/office/drawing/2014/chartex" xmlns:cx1="http://schemas.microsoft.com/office/drawing/2015/9/8/chartex" xmlns:cx2="http://schemas.microsoft.com/office/drawing/2015/10/21/chartex" xmlns:cx3="http://schemas.microsoft.com/office/drawing/2016/5/9/chartex" xmlns:cx4="http://schemas.microsoft.com/office/drawing/2016/5/10/chartex" xmlns:cx5="http://schemas.microsoft.com/office/drawing/2016/5/11/chartex" xmlns:cx6="http://schemas.microsoft.com/office/drawing/2016/5/12/chartex" xmlns:cx7="http://schemas.microsoft.com/office/drawing/2016/5/13/chartex" xmlns:cx8="http://schemas.microsoft.com/office/drawing/2016/5/14/chartex" xmlns:mc="http://schemas.openxmlformats.org/markup-compatibility/2006" xmlns:aink="http://schemas.microsoft.com/office/drawing/2016/ink" xmlns:am3d="http://schemas.microsoft.com/office/drawing/2017/model3d" xmlns:o="urn:schemas-microsoft-com:office:office" xmlns:oel="http://schemas.microsoft.com/office/2019/extlst" xmlns:r="http://schemas.openxmlformats.org/officeDocument/2006/relationships" xmlns:m="http://schemas.openxmlformats.org/officeDocument/2006/math" xmlns:v="urn:schemas-microsoft-com:vml" xmlns:wp14="http://schemas.microsoft.com/office/word/2010/wordprocessingDrawing" xmlns:wp="http://schemas.openxmlformats.org/drawingml/2006/wordprocessingDrawing" xmlns:w10="urn:schemas-microsoft-com:office:word" xmlns:w="http://schemas.openxmlformats.org/wordprocessingml/2006/main" xmlns:w14="http://schemas.microsoft.com/office/word/2010/wordml" xmlns:w15="http://schemas.microsoft.com/office/word/2012/wordml" xmlns:w16cex="http://schemas.microsoft.com/office/word/2018/wordml/cex" xmlns:w16cid="http://schemas.microsoft.com/office/word/2016/wordml/cid" xmlns:w16="http://schemas.microsoft.com/office/word/2018/wordml" xmlns:w16sdtdh="http://schemas.microsoft.com/office/word/2020/wordml/sdtdatahash" xmlns:w16se="http://schemas.microsoft.com/office/word/2015/wordml/symex" xmlns:wpg="http://schemas.microsoft.com/office/word/2010/wordprocessingGroup" xmlns:wpi="http://schemas.microsoft.com/office/word/2010/wordprocessingInk" xmlns:wne="http://schemas.microsoft.com/office/word/2006/wordml" xmlns:wps="http://schemas.microsoft.com/office/word/2010/wordprocessingShape" mc:Ignorable="w14 w15 w16se w16cid w16 w16cex w16sdtdh wp14">
+<w15:people xmlns:wpc="http://schemas.microsoft.com/office/word/2010/wordprocessingCanvas" xmlns:cx="http://schemas.microsoft.com/office/drawing/2014/chartex" xmlns:cx1="http://schemas.microsoft.com/office/drawing/2015/9/8/chartex" xmlns:cx2="http://schemas.microsoft.com/office/drawing/2015/10/21/chartex" xmlns:cx3="http://schemas.microsoft.com/office/drawing/2016/5/9/chartex" xmlns:cx4="http://schemas.microsoft.com/office/drawing/2016/5/10/chartex" xmlns:cx5="http://schemas.microsoft.com/office/drawing/2016/5/11/chartex" xmlns:cx6="http://schemas.microsoft.com/office/drawing/2016/5/12/chartex" xmlns:cx7="http://schemas.microsoft.com/office/drawing/2016/5/13/chartex" xmlns:cx8="http://schemas.microsoft.com/office/drawing/2016/5/14/chartex" xmlns:mc="http://schemas.openxmlformats.org/markup-compatibility/2006" xmlns:aink="http://schemas.microsoft.com/office/drawing/2016/ink" xmlns:am3d="http://schemas.microsoft.com/office/drawing/2017/model3d" xmlns:o="urn:schemas-microsoft-com:office:office" xmlns:r="http://schemas.openxmlformats.org/officeDocument/2006/relationships" xmlns:m="http://schemas.openxmlformats.org/officeDocument/2006/math" xmlns:v="urn:schemas-microsoft-com:vml" xmlns:wp14="http://schemas.microsoft.com/office/word/2010/wordprocessingDrawing" xmlns:wp="http://schemas.openxmlformats.org/drawingml/2006/wordprocessingDrawing" xmlns:w10="urn:schemas-microsoft-com:office:word" xmlns:w="http://schemas.openxmlformats.org/wordprocessingml/2006/main" xmlns:w14="http://schemas.microsoft.com/office/word/2010/wordml" xmlns:w15="http://schemas.microsoft.com/office/word/2012/wordml" xmlns:w16cex="http://schemas.microsoft.com/office/word/2018/wordml/cex" xmlns:w16cid="http://schemas.microsoft.com/office/word/2016/wordml/cid" xmlns:w16="http://schemas.microsoft.com/office/word/2018/wordml" xmlns:w16se="http://schemas.microsoft.com/office/word/2015/wordml/symex" xmlns:wpg="http://schemas.microsoft.com/office/word/2010/wordprocessingGroup" xmlns:wpi="http://schemas.microsoft.com/office/word/2010/wordprocessingInk" xmlns:wne="http://schemas.microsoft.com/office/word/2006/wordml" xmlns:wps="http://schemas.microsoft.com/office/word/2010/wordprocessingShape" mc:Ignorable="w14 w15 w16se w16cid w16 w16cex wp14">
   <w15:person w15:author="Alix Cecilia Chinchilla Rueda">
     <w15:presenceInfo w15:providerId="None" w15:userId="Alix Cecilia Chinchilla Rueda"/>
   </w15:person>
@@ -21445,11 +22007,11 @@
 </file>
 
 <file path=word/styles.xml><?xml version="1.0" encoding="utf-8"?>
-<w:styles xmlns:mc="http://schemas.openxmlformats.org/markup-compatibility/2006" xmlns:r="http://schemas.openxmlformats.org/officeDocument/2006/relationships" xmlns:w="http://schemas.openxmlformats.org/wordprocessingml/2006/main" xmlns:w14="http://schemas.microsoft.com/office/word/2010/wordml" xmlns:w15="http://schemas.microsoft.com/office/word/2012/wordml" xmlns:w16cex="http://schemas.microsoft.com/office/word/2018/wordml/cex" xmlns:w16cid="http://schemas.microsoft.com/office/word/2016/wordml/cid" xmlns:w16="http://schemas.microsoft.com/office/word/2018/wordml" xmlns:w16sdtdh="http://schemas.microsoft.com/office/word/2020/wordml/sdtdatahash" xmlns:w16se="http://schemas.microsoft.com/office/word/2015/wordml/symex" mc:Ignorable="w14 w15 w16se w16cid w16 w16cex w16sdtdh">
+<w:styles xmlns:mc="http://schemas.openxmlformats.org/markup-compatibility/2006" xmlns:r="http://schemas.openxmlformats.org/officeDocument/2006/relationships" xmlns:w="http://schemas.openxmlformats.org/wordprocessingml/2006/main" xmlns:w14="http://schemas.microsoft.com/office/word/2010/wordml" xmlns:w15="http://schemas.microsoft.com/office/word/2012/wordml" xmlns:w16cex="http://schemas.microsoft.com/office/word/2018/wordml/cex" xmlns:w16cid="http://schemas.microsoft.com/office/word/2016/wordml/cid" xmlns:w16="http://schemas.microsoft.com/office/word/2018/wordml" xmlns:w16se="http://schemas.microsoft.com/office/word/2015/wordml/symex" mc:Ignorable="w14 w15 w16se w16cid w16 w16cex">
   <w:docDefaults>
     <w:rPrDefault>
       <w:rPr>
-        <w:rFonts w:ascii="Arial" w:hAnsi="Arial" w:eastAsia="Arial" w:cs="Arial"/>
+        <w:rFonts w:ascii="Arial" w:eastAsia="Arial" w:hAnsi="Arial" w:cs="Arial"/>
         <w:sz w:val="22"/>
         <w:szCs w:val="22"/>
         <w:lang w:val="es-CO" w:eastAsia="es-ES_tradnl" w:bidi="ar-SA"/>
@@ -21464,14 +22026,14 @@
   <w:latentStyles w:defLockedState="0" w:defUIPriority="99" w:defSemiHidden="0" w:defUnhideWhenUsed="0" w:defQFormat="0" w:count="376">
     <w:lsdException w:name="Normal" w:uiPriority="0" w:qFormat="1"/>
     <w:lsdException w:name="heading 1" w:uiPriority="9" w:qFormat="1"/>
-    <w:lsdException w:name="heading 2" w:uiPriority="9" w:semiHidden="1" w:unhideWhenUsed="1" w:qFormat="1"/>
-    <w:lsdException w:name="heading 3" w:uiPriority="9" w:semiHidden="1" w:unhideWhenUsed="1" w:qFormat="1"/>
-    <w:lsdException w:name="heading 4" w:uiPriority="9" w:semiHidden="1" w:unhideWhenUsed="1" w:qFormat="1"/>
-    <w:lsdException w:name="heading 5" w:uiPriority="9" w:semiHidden="1" w:unhideWhenUsed="1" w:qFormat="1"/>
-    <w:lsdException w:name="heading 6" w:uiPriority="9" w:semiHidden="1" w:unhideWhenUsed="1" w:qFormat="1"/>
-    <w:lsdException w:name="heading 7" w:uiPriority="9" w:semiHidden="1" w:unhideWhenUsed="1" w:qFormat="1"/>
-    <w:lsdException w:name="heading 8" w:uiPriority="9" w:semiHidden="1" w:unhideWhenUsed="1" w:qFormat="1"/>
-    <w:lsdException w:name="heading 9" w:uiPriority="9" w:semiHidden="1" w:unhideWhenUsed="1" w:qFormat="1"/>
+    <w:lsdException w:name="heading 2" w:semiHidden="1" w:uiPriority="9" w:unhideWhenUsed="1" w:qFormat="1"/>
+    <w:lsdException w:name="heading 3" w:semiHidden="1" w:uiPriority="9" w:unhideWhenUsed="1" w:qFormat="1"/>
+    <w:lsdException w:name="heading 4" w:semiHidden="1" w:uiPriority="9" w:unhideWhenUsed="1" w:qFormat="1"/>
+    <w:lsdException w:name="heading 5" w:semiHidden="1" w:uiPriority="9" w:unhideWhenUsed="1" w:qFormat="1"/>
+    <w:lsdException w:name="heading 6" w:semiHidden="1" w:uiPriority="9" w:unhideWhenUsed="1" w:qFormat="1"/>
+    <w:lsdException w:name="heading 7" w:semiHidden="1" w:uiPriority="9" w:unhideWhenUsed="1" w:qFormat="1"/>
+    <w:lsdException w:name="heading 8" w:semiHidden="1" w:uiPriority="9" w:unhideWhenUsed="1" w:qFormat="1"/>
+    <w:lsdException w:name="heading 9" w:semiHidden="1" w:uiPriority="9" w:unhideWhenUsed="1" w:qFormat="1"/>
     <w:lsdException w:name="index 1" w:semiHidden="1" w:unhideWhenUsed="1"/>
     <w:lsdException w:name="index 2" w:semiHidden="1" w:unhideWhenUsed="1"/>
     <w:lsdException w:name="index 3" w:semiHidden="1" w:unhideWhenUsed="1"/>
@@ -21481,22 +22043,22 @@
     <w:lsdException w:name="index 7" w:semiHidden="1" w:unhideWhenUsed="1"/>
     <w:lsdException w:name="index 8" w:semiHidden="1" w:unhideWhenUsed="1"/>
     <w:lsdException w:name="index 9" w:semiHidden="1" w:unhideWhenUsed="1"/>
-    <w:lsdException w:name="toc 1" w:uiPriority="39" w:semiHidden="1" w:unhideWhenUsed="1"/>
-    <w:lsdException w:name="toc 2" w:uiPriority="39" w:semiHidden="1" w:unhideWhenUsed="1"/>
-    <w:lsdException w:name="toc 3" w:uiPriority="39" w:semiHidden="1" w:unhideWhenUsed="1"/>
-    <w:lsdException w:name="toc 4" w:uiPriority="39" w:semiHidden="1" w:unhideWhenUsed="1"/>
-    <w:lsdException w:name="toc 5" w:uiPriority="39" w:semiHidden="1" w:unhideWhenUsed="1"/>
-    <w:lsdException w:name="toc 6" w:uiPriority="39" w:semiHidden="1" w:unhideWhenUsed="1"/>
-    <w:lsdException w:name="toc 7" w:uiPriority="39" w:semiHidden="1" w:unhideWhenUsed="1"/>
-    <w:lsdException w:name="toc 8" w:uiPriority="39" w:semiHidden="1" w:unhideWhenUsed="1"/>
-    <w:lsdException w:name="toc 9" w:uiPriority="39" w:semiHidden="1" w:unhideWhenUsed="1"/>
+    <w:lsdException w:name="toc 1" w:semiHidden="1" w:uiPriority="39" w:unhideWhenUsed="1"/>
+    <w:lsdException w:name="toc 2" w:semiHidden="1" w:uiPriority="39" w:unhideWhenUsed="1"/>
+    <w:lsdException w:name="toc 3" w:semiHidden="1" w:uiPriority="39" w:unhideWhenUsed="1"/>
+    <w:lsdException w:name="toc 4" w:semiHidden="1" w:uiPriority="39" w:unhideWhenUsed="1"/>
+    <w:lsdException w:name="toc 5" w:semiHidden="1" w:uiPriority="39" w:unhideWhenUsed="1"/>
+    <w:lsdException w:name="toc 6" w:semiHidden="1" w:uiPriority="39" w:unhideWhenUsed="1"/>
+    <w:lsdException w:name="toc 7" w:semiHidden="1" w:uiPriority="39" w:unhideWhenUsed="1"/>
+    <w:lsdException w:name="toc 8" w:semiHidden="1" w:uiPriority="39" w:unhideWhenUsed="1"/>
+    <w:lsdException w:name="toc 9" w:semiHidden="1" w:uiPriority="39" w:unhideWhenUsed="1"/>
     <w:lsdException w:name="Normal Indent" w:semiHidden="1" w:unhideWhenUsed="1"/>
     <w:lsdException w:name="footnote text" w:semiHidden="1" w:unhideWhenUsed="1"/>
     <w:lsdException w:name="annotation text" w:semiHidden="1" w:unhideWhenUsed="1"/>
     <w:lsdException w:name="header" w:semiHidden="1" w:unhideWhenUsed="1"/>
     <w:lsdException w:name="footer" w:semiHidden="1" w:unhideWhenUsed="1"/>
     <w:lsdException w:name="index heading" w:semiHidden="1" w:unhideWhenUsed="1"/>
-    <w:lsdException w:name="caption" w:uiPriority="35" w:semiHidden="1" w:unhideWhenUsed="1" w:qFormat="1"/>
+    <w:lsdException w:name="caption" w:semiHidden="1" w:uiPriority="35" w:unhideWhenUsed="1" w:qFormat="1"/>
     <w:lsdException w:name="table of figures" w:semiHidden="1" w:unhideWhenUsed="1"/>
     <w:lsdException w:name="envelope address" w:semiHidden="1" w:unhideWhenUsed="1"/>
     <w:lsdException w:name="envelope return" w:semiHidden="1" w:unhideWhenUsed="1"/>
@@ -21527,7 +22089,7 @@
     <w:lsdException w:name="Title" w:uiPriority="10" w:qFormat="1"/>
     <w:lsdException w:name="Closing" w:semiHidden="1" w:unhideWhenUsed="1"/>
     <w:lsdException w:name="Signature" w:semiHidden="1" w:unhideWhenUsed="1"/>
-    <w:lsdException w:name="Default Paragraph Font" w:uiPriority="1" w:semiHidden="1" w:unhideWhenUsed="1"/>
+    <w:lsdException w:name="Default Paragraph Font" w:semiHidden="1" w:uiPriority="1" w:unhideWhenUsed="1"/>
     <w:lsdException w:name="Body Text" w:semiHidden="1" w:unhideWhenUsed="1"/>
     <w:lsdException w:name="Body Text Indent" w:semiHidden="1" w:unhideWhenUsed="1"/>
     <w:lsdException w:name="List Continue" w:semiHidden="1" w:unhideWhenUsed="1"/>
@@ -21727,8 +22289,8 @@
     <w:lsdException w:name="Subtle Reference" w:uiPriority="31" w:qFormat="1"/>
     <w:lsdException w:name="Intense Reference" w:uiPriority="32" w:qFormat="1"/>
     <w:lsdException w:name="Book Title" w:uiPriority="33" w:qFormat="1"/>
-    <w:lsdException w:name="Bibliography" w:uiPriority="37" w:semiHidden="1" w:unhideWhenUsed="1"/>
-    <w:lsdException w:name="TOC Heading" w:uiPriority="39" w:semiHidden="1" w:unhideWhenUsed="1" w:qFormat="1"/>
+    <w:lsdException w:name="Bibliography" w:semiHidden="1" w:uiPriority="37" w:unhideWhenUsed="1"/>
+    <w:lsdException w:name="TOC Heading" w:semiHidden="1" w:uiPriority="39" w:unhideWhenUsed="1" w:qFormat="1"/>
     <w:lsdException w:name="Grid Table 4" w:uiPriority="49"/>
     <w:lsdException w:name="Grid Table 5 Dark" w:uiPriority="50"/>
     <w:lsdException w:name="Grid Table 6 Colorful" w:uiPriority="51"/>
@@ -21830,7 +22392,7 @@
     <w:lsdException w:name="Unresolved Mention" w:semiHidden="1" w:unhideWhenUsed="1"/>
     <w:lsdException w:name="Smart Link" w:semiHidden="1" w:unhideWhenUsed="1"/>
   </w:latentStyles>
-  <w:style w:type="paragraph" w:styleId="Normal" w:default="1">
+  <w:style w:type="paragraph" w:default="1" w:styleId="Normal">
     <w:name w:val="Normal"/>
     <w:qFormat/>
     <w:rPr>
@@ -21949,13 +22511,13 @@
       <w:color w:val="666666"/>
     </w:rPr>
   </w:style>
-  <w:style w:type="character" w:styleId="Fuentedeprrafopredeter" w:default="1">
+  <w:style w:type="character" w:default="1" w:styleId="Fuentedeprrafopredeter">
     <w:name w:val="Default Paragraph Font"/>
     <w:uiPriority w:val="1"/>
     <w:semiHidden/>
     <w:unhideWhenUsed/>
   </w:style>
-  <w:style w:type="table" w:styleId="Tablanormal" w:default="1">
+  <w:style w:type="table" w:default="1" w:styleId="Tablanormal">
     <w:name w:val="Normal Table"/>
     <w:uiPriority w:val="99"/>
     <w:semiHidden/>
@@ -21970,13 +22532,13 @@
       </w:tblCellMar>
     </w:tblPr>
   </w:style>
-  <w:style w:type="numbering" w:styleId="Sinlista" w:default="1">
+  <w:style w:type="numbering" w:default="1" w:styleId="Sinlista">
     <w:name w:val="No List"/>
     <w:uiPriority w:val="99"/>
     <w:semiHidden/>
     <w:unhideWhenUsed/>
   </w:style>
-  <w:style w:type="table" w:styleId="TableNormal1" w:customStyle="1">
+  <w:style w:type="table" w:customStyle="1" w:styleId="TableNormal1">
     <w:name w:val="Table Normal1"/>
     <w:tblPr>
       <w:tblCellMar>
@@ -22003,7 +22565,7 @@
       <w:szCs w:val="52"/>
     </w:rPr>
   </w:style>
-  <w:style w:type="table" w:styleId="TableNormal2" w:customStyle="1">
+  <w:style w:type="table" w:customStyle="1" w:styleId="TableNormal2">
     <w:name w:val="Table Normal2"/>
     <w:tblPr>
       <w:tblCellMar>
@@ -22014,7 +22576,7 @@
       </w:tblCellMar>
     </w:tblPr>
   </w:style>
-  <w:style w:type="table" w:styleId="TableNormal3" w:customStyle="1">
+  <w:style w:type="table" w:customStyle="1" w:styleId="TableNormal3">
     <w:name w:val="Table Normal3"/>
     <w:tblPr>
       <w:tblCellMar>
@@ -22025,7 +22587,7 @@
       </w:tblCellMar>
     </w:tblPr>
   </w:style>
-  <w:style w:type="table" w:styleId="TableNormal4" w:customStyle="1">
+  <w:style w:type="table" w:customStyle="1" w:styleId="TableNormal4">
     <w:name w:val="Table Normal4"/>
     <w:tblPr>
       <w:tblCellMar>
@@ -22036,7 +22598,7 @@
       </w:tblCellMar>
     </w:tblPr>
   </w:style>
-  <w:style w:type="table" w:styleId="TableNormal5" w:customStyle="1">
+  <w:style w:type="table" w:customStyle="1" w:styleId="TableNormal5">
     <w:name w:val="Table Normal5"/>
     <w:tblPr>
       <w:tblCellMar>
@@ -22047,7 +22609,7 @@
       </w:tblCellMar>
     </w:tblPr>
   </w:style>
-  <w:style w:type="table" w:styleId="TableNormal6" w:customStyle="1">
+  <w:style w:type="table" w:customStyle="1" w:styleId="TableNormal6">
     <w:name w:val="Table Normal6"/>
     <w:tblPr>
       <w:tblCellMar>
@@ -22075,7 +22637,7 @@
       <w:szCs w:val="30"/>
     </w:rPr>
   </w:style>
-  <w:style w:type="table" w:styleId="a" w:customStyle="1">
+  <w:style w:type="table" w:customStyle="1" w:styleId="a">
     <w:basedOn w:val="Tablanormal"/>
     <w:tblPr>
       <w:tblStyleRowBandSize w:val="1"/>
@@ -22088,7 +22650,7 @@
       </w:tblCellMar>
     </w:tblPr>
   </w:style>
-  <w:style w:type="table" w:styleId="a0" w:customStyle="1">
+  <w:style w:type="table" w:customStyle="1" w:styleId="a0">
     <w:basedOn w:val="Tablanormal"/>
     <w:tblPr>
       <w:tblStyleRowBandSize w:val="1"/>
@@ -22101,7 +22663,7 @@
       </w:tblCellMar>
     </w:tblPr>
   </w:style>
-  <w:style w:type="table" w:styleId="a1" w:customStyle="1">
+  <w:style w:type="table" w:customStyle="1" w:styleId="a1">
     <w:basedOn w:val="Tablanormal"/>
     <w:tblPr>
       <w:tblStyleRowBandSize w:val="1"/>
@@ -22124,12 +22686,12 @@
     </w:pPr>
     <w:tblPr>
       <w:tblBorders>
-        <w:top w:val="single" w:color="auto" w:sz="4" w:space="0"/>
-        <w:left w:val="single" w:color="auto" w:sz="4" w:space="0"/>
-        <w:bottom w:val="single" w:color="auto" w:sz="4" w:space="0"/>
-        <w:right w:val="single" w:color="auto" w:sz="4" w:space="0"/>
-        <w:insideH w:val="single" w:color="auto" w:sz="4" w:space="0"/>
-        <w:insideV w:val="single" w:color="auto" w:sz="4" w:space="0"/>
+        <w:top w:val="single" w:sz="4" w:space="0" w:color="auto"/>
+        <w:left w:val="single" w:sz="4" w:space="0" w:color="auto"/>
+        <w:bottom w:val="single" w:sz="4" w:space="0" w:color="auto"/>
+        <w:right w:val="single" w:sz="4" w:space="0" w:color="auto"/>
+        <w:insideH w:val="single" w:sz="4" w:space="0" w:color="auto"/>
+        <w:insideV w:val="single" w:sz="4" w:space="0" w:color="auto"/>
       </w:tblBorders>
     </w:tblPr>
   </w:style>
@@ -22148,7 +22710,7 @@
       <w:spacing w:line="240" w:lineRule="auto"/>
     </w:pPr>
   </w:style>
-  <w:style w:type="character" w:styleId="EncabezadoCar" w:customStyle="1">
+  <w:style w:type="character" w:customStyle="1" w:styleId="EncabezadoCar">
     <w:name w:val="Encabezado Car"/>
     <w:basedOn w:val="Fuentedeprrafopredeter"/>
     <w:link w:val="Encabezado"/>
@@ -22170,7 +22732,7 @@
       <w:spacing w:line="240" w:lineRule="auto"/>
     </w:pPr>
   </w:style>
-  <w:style w:type="character" w:styleId="PiedepginaCar" w:customStyle="1">
+  <w:style w:type="character" w:customStyle="1" w:styleId="PiedepginaCar">
     <w:name w:val="Pie de página Car"/>
     <w:basedOn w:val="Fuentedeprrafopredeter"/>
     <w:link w:val="Piedepgina"/>
@@ -22188,12 +22750,12 @@
       <w:spacing w:before="100" w:beforeAutospacing="1" w:after="100" w:afterAutospacing="1" w:line="240" w:lineRule="auto"/>
     </w:pPr>
     <w:rPr>
-      <w:rFonts w:ascii="Times New Roman" w:hAnsi="Times New Roman" w:eastAsia="Times New Roman" w:cs="Times New Roman"/>
+      <w:rFonts w:ascii="Times New Roman" w:eastAsia="Times New Roman" w:hAnsi="Times New Roman" w:cs="Times New Roman"/>
       <w:sz w:val="24"/>
       <w:szCs w:val="24"/>
     </w:rPr>
   </w:style>
-  <w:style w:type="character" w:styleId="Listavistosa-nfasis1Car" w:customStyle="1">
+  <w:style w:type="character" w:customStyle="1" w:styleId="Listavistosa-nfasis1Car">
     <w:name w:val="Lista vistosa - Énfasis 1 Car"/>
     <w:link w:val="Listavistosa-nfasis1"/>
     <w:uiPriority w:val="34"/>
@@ -22234,7 +22796,7 @@
       <w:tblPr/>
       <w:tcPr>
         <w:tcBorders>
-          <w:bottom w:val="single" w:color="FFFFFF" w:themeColor="background1" w:sz="12" w:space="0"/>
+          <w:bottom w:val="single" w:sz="12" w:space="0" w:color="FFFFFF" w:themeColor="background1"/>
         </w:tcBorders>
         <w:shd w:val="clear" w:color="auto" w:fill="9E3A38" w:themeFill="accent2" w:themeFillShade="CC"/>
       </w:tcPr>
@@ -22243,7 +22805,7 @@
       <w:tblPr/>
       <w:tcPr>
         <w:tcBorders>
-          <w:top w:val="single" w:color="000000" w:themeColor="text1" w:sz="12" w:space="0"/>
+          <w:top w:val="single" w:sz="12" w:space="0" w:color="000000" w:themeColor="text1"/>
         </w:tcBorders>
         <w:shd w:val="clear" w:color="auto" w:fill="FFFFFF" w:themeFill="background1"/>
       </w:tcPr>
@@ -22291,7 +22853,7 @@
       <w:u w:val="single"/>
     </w:rPr>
   </w:style>
-  <w:style w:type="character" w:styleId="Mencinsinresolver1" w:customStyle="1">
+  <w:style w:type="character" w:customStyle="1" w:styleId="Mencinsinresolver1">
     <w:name w:val="Mención sin resolver1"/>
     <w:basedOn w:val="Fuentedeprrafopredeter"/>
     <w:uiPriority w:val="99"/>
@@ -22332,7 +22894,7 @@
       <w:szCs w:val="18"/>
     </w:rPr>
   </w:style>
-  <w:style w:type="character" w:styleId="TextodegloboCar" w:customStyle="1">
+  <w:style w:type="character" w:customStyle="1" w:styleId="TextodegloboCar">
     <w:name w:val="Texto de globo Car"/>
     <w:basedOn w:val="Fuentedeprrafopredeter"/>
     <w:link w:val="Textodeglobo"/>
@@ -22372,7 +22934,7 @@
       <w:szCs w:val="20"/>
     </w:rPr>
   </w:style>
-  <w:style w:type="character" w:styleId="TextocomentarioCar" w:customStyle="1">
+  <w:style w:type="character" w:customStyle="1" w:styleId="TextocomentarioCar">
     <w:name w:val="Texto comentario Car"/>
     <w:basedOn w:val="Fuentedeprrafopredeter"/>
     <w:link w:val="Textocomentario"/>
@@ -22397,7 +22959,7 @@
       <w:bCs/>
     </w:rPr>
   </w:style>
-  <w:style w:type="character" w:styleId="AsuntodelcomentarioCar" w:customStyle="1">
+  <w:style w:type="character" w:customStyle="1" w:styleId="AsuntodelcomentarioCar">
     <w:name w:val="Asunto del comentario Car"/>
     <w:basedOn w:val="TextocomentarioCar"/>
     <w:link w:val="Asuntodelcomentario"/>
@@ -22411,7 +22973,7 @@
       <w:szCs w:val="20"/>
     </w:rPr>
   </w:style>
-  <w:style w:type="table" w:styleId="a2" w:customStyle="1">
+  <w:style w:type="table" w:customStyle="1" w:styleId="a2">
     <w:basedOn w:val="TableNormal6"/>
     <w:pPr>
       <w:spacing w:line="240" w:lineRule="auto"/>
@@ -22433,7 +22995,7 @@
       <w:shd w:val="clear" w:color="auto" w:fill="EDF2F8"/>
     </w:tcPr>
   </w:style>
-  <w:style w:type="table" w:styleId="a3" w:customStyle="1">
+  <w:style w:type="table" w:customStyle="1" w:styleId="a3">
     <w:basedOn w:val="TableNormal6"/>
     <w:pPr>
       <w:spacing w:line="240" w:lineRule="auto"/>
@@ -22455,7 +23017,7 @@
       <w:shd w:val="clear" w:color="auto" w:fill="EDF2F8"/>
     </w:tcPr>
   </w:style>
-  <w:style w:type="table" w:styleId="a4" w:customStyle="1">
+  <w:style w:type="table" w:customStyle="1" w:styleId="a4">
     <w:basedOn w:val="TableNormal6"/>
     <w:pPr>
       <w:spacing w:line="240" w:lineRule="auto"/>
@@ -22477,7 +23039,7 @@
       <w:shd w:val="clear" w:color="auto" w:fill="EDF2F8"/>
     </w:tcPr>
   </w:style>
-  <w:style w:type="table" w:styleId="a5" w:customStyle="1">
+  <w:style w:type="table" w:customStyle="1" w:styleId="a5">
     <w:basedOn w:val="TableNormal6"/>
     <w:pPr>
       <w:spacing w:line="240" w:lineRule="auto"/>
@@ -22499,7 +23061,7 @@
       <w:shd w:val="clear" w:color="auto" w:fill="EDF2F8"/>
     </w:tcPr>
   </w:style>
-  <w:style w:type="table" w:styleId="a6" w:customStyle="1">
+  <w:style w:type="table" w:customStyle="1" w:styleId="a6">
     <w:basedOn w:val="TableNormal6"/>
     <w:tblPr>
       <w:tblStyleRowBandSize w:val="1"/>
@@ -22510,7 +23072,7 @@
       </w:tblCellMar>
     </w:tblPr>
   </w:style>
-  <w:style w:type="table" w:styleId="a7" w:customStyle="1">
+  <w:style w:type="table" w:customStyle="1" w:styleId="a7">
     <w:basedOn w:val="TableNormal6"/>
     <w:tblPr>
       <w:tblStyleRowBandSize w:val="1"/>
@@ -22523,7 +23085,7 @@
       </w:tblCellMar>
     </w:tblPr>
   </w:style>
-  <w:style w:type="table" w:styleId="a8" w:customStyle="1">
+  <w:style w:type="table" w:customStyle="1" w:styleId="a8">
     <w:basedOn w:val="TableNormal6"/>
     <w:tblPr>
       <w:tblStyleRowBandSize w:val="1"/>
@@ -22536,7 +23098,7 @@
       </w:tblCellMar>
     </w:tblPr>
   </w:style>
-  <w:style w:type="table" w:styleId="a9" w:customStyle="1">
+  <w:style w:type="table" w:customStyle="1" w:styleId="a9">
     <w:basedOn w:val="TableNormal6"/>
     <w:tblPr>
       <w:tblStyleRowBandSize w:val="1"/>
@@ -22547,7 +23109,7 @@
       </w:tblCellMar>
     </w:tblPr>
   </w:style>
-  <w:style w:type="table" w:styleId="aa" w:customStyle="1">
+  <w:style w:type="table" w:customStyle="1" w:styleId="aa">
     <w:basedOn w:val="TableNormal6"/>
     <w:tblPr>
       <w:tblStyleRowBandSize w:val="1"/>
@@ -22558,7 +23120,7 @@
       </w:tblCellMar>
     </w:tblPr>
   </w:style>
-  <w:style w:type="table" w:styleId="ab" w:customStyle="1">
+  <w:style w:type="table" w:customStyle="1" w:styleId="ab">
     <w:basedOn w:val="TableNormal6"/>
     <w:pPr>
       <w:spacing w:line="240" w:lineRule="auto"/>
@@ -22580,7 +23142,7 @@
       <w:shd w:val="clear" w:color="auto" w:fill="EDF2F8"/>
     </w:tcPr>
   </w:style>
-  <w:style w:type="table" w:styleId="ac" w:customStyle="1">
+  <w:style w:type="table" w:customStyle="1" w:styleId="ac">
     <w:basedOn w:val="TableNormal6"/>
     <w:pPr>
       <w:spacing w:line="240" w:lineRule="auto"/>
@@ -22602,7 +23164,7 @@
       <w:shd w:val="clear" w:color="auto" w:fill="EDF2F8"/>
     </w:tcPr>
   </w:style>
-  <w:style w:type="table" w:styleId="ad" w:customStyle="1">
+  <w:style w:type="table" w:customStyle="1" w:styleId="ad">
     <w:basedOn w:val="TableNormal6"/>
     <w:pPr>
       <w:spacing w:line="240" w:lineRule="auto"/>
@@ -22624,7 +23186,7 @@
       <w:shd w:val="clear" w:color="auto" w:fill="EDF2F8"/>
     </w:tcPr>
   </w:style>
-  <w:style w:type="table" w:styleId="ae" w:customStyle="1">
+  <w:style w:type="table" w:customStyle="1" w:styleId="ae">
     <w:basedOn w:val="TableNormal6"/>
     <w:pPr>
       <w:spacing w:line="240" w:lineRule="auto"/>
@@ -22646,7 +23208,7 @@
       <w:shd w:val="clear" w:color="auto" w:fill="EDF2F8"/>
     </w:tcPr>
   </w:style>
-  <w:style w:type="table" w:styleId="af" w:customStyle="1">
+  <w:style w:type="table" w:customStyle="1" w:styleId="af">
     <w:basedOn w:val="TableNormal6"/>
     <w:pPr>
       <w:spacing w:line="240" w:lineRule="auto"/>
@@ -22668,7 +23230,7 @@
       <w:shd w:val="clear" w:color="auto" w:fill="EDF2F8"/>
     </w:tcPr>
   </w:style>
-  <w:style w:type="table" w:styleId="af0" w:customStyle="1">
+  <w:style w:type="table" w:customStyle="1" w:styleId="af0">
     <w:basedOn w:val="TableNormal6"/>
     <w:pPr>
       <w:spacing w:line="240" w:lineRule="auto"/>
@@ -22690,7 +23252,7 @@
       <w:shd w:val="clear" w:color="auto" w:fill="EDF2F8"/>
     </w:tcPr>
   </w:style>
-  <w:style w:type="table" w:styleId="af1" w:customStyle="1">
+  <w:style w:type="table" w:customStyle="1" w:styleId="af1">
     <w:basedOn w:val="TableNormal6"/>
     <w:pPr>
       <w:spacing w:line="240" w:lineRule="auto"/>
@@ -22712,7 +23274,7 @@
       <w:shd w:val="clear" w:color="auto" w:fill="EDF2F8"/>
     </w:tcPr>
   </w:style>
-  <w:style w:type="table" w:styleId="af2" w:customStyle="1">
+  <w:style w:type="table" w:customStyle="1" w:styleId="af2">
     <w:basedOn w:val="TableNormal6"/>
     <w:pPr>
       <w:spacing w:line="240" w:lineRule="auto"/>
@@ -22734,7 +23296,7 @@
       <w:shd w:val="clear" w:color="auto" w:fill="EDF2F8"/>
     </w:tcPr>
   </w:style>
-  <w:style w:type="table" w:styleId="af3" w:customStyle="1">
+  <w:style w:type="table" w:customStyle="1" w:styleId="af3">
     <w:basedOn w:val="TableNormal6"/>
     <w:pPr>
       <w:spacing w:line="240" w:lineRule="auto"/>
@@ -22756,7 +23318,7 @@
       <w:shd w:val="clear" w:color="auto" w:fill="EDF2F8"/>
     </w:tcPr>
   </w:style>
-  <w:style w:type="character" w:styleId="Mencinsinresolver2" w:customStyle="1">
+  <w:style w:type="character" w:customStyle="1" w:styleId="Mencinsinresolver2">
     <w:name w:val="Mención sin resolver2"/>
     <w:basedOn w:val="Fuentedeprrafopredeter"/>
     <w:uiPriority w:val="99"/>
@@ -22768,7 +23330,7 @@
       <w:shd w:val="clear" w:color="auto" w:fill="E1DFDD"/>
     </w:rPr>
   </w:style>
-  <w:style w:type="table" w:styleId="af4" w:customStyle="1">
+  <w:style w:type="table" w:customStyle="1" w:styleId="af4">
     <w:basedOn w:val="TableNormal5"/>
     <w:pPr>
       <w:spacing w:line="240" w:lineRule="auto"/>
@@ -22790,7 +23352,7 @@
       <w:shd w:val="clear" w:color="auto" w:fill="EDF2F8"/>
     </w:tcPr>
   </w:style>
-  <w:style w:type="table" w:styleId="af5" w:customStyle="1">
+  <w:style w:type="table" w:customStyle="1" w:styleId="af5">
     <w:basedOn w:val="TableNormal5"/>
     <w:pPr>
       <w:spacing w:line="240" w:lineRule="auto"/>
@@ -22812,7 +23374,7 @@
       <w:shd w:val="clear" w:color="auto" w:fill="EDF2F8"/>
     </w:tcPr>
   </w:style>
-  <w:style w:type="table" w:styleId="af6" w:customStyle="1">
+  <w:style w:type="table" w:customStyle="1" w:styleId="af6">
     <w:basedOn w:val="TableNormal5"/>
     <w:pPr>
       <w:spacing w:line="240" w:lineRule="auto"/>
@@ -22834,7 +23396,7 @@
       <w:shd w:val="clear" w:color="auto" w:fill="EDF2F8"/>
     </w:tcPr>
   </w:style>
-  <w:style w:type="table" w:styleId="af7" w:customStyle="1">
+  <w:style w:type="table" w:customStyle="1" w:styleId="af7">
     <w:basedOn w:val="TableNormal5"/>
     <w:pPr>
       <w:spacing w:line="240" w:lineRule="auto"/>
@@ -22856,7 +23418,7 @@
       <w:shd w:val="clear" w:color="auto" w:fill="EDF2F8"/>
     </w:tcPr>
   </w:style>
-  <w:style w:type="table" w:styleId="af8" w:customStyle="1">
+  <w:style w:type="table" w:customStyle="1" w:styleId="af8">
     <w:basedOn w:val="TableNormal5"/>
     <w:pPr>
       <w:spacing w:line="240" w:lineRule="auto"/>
@@ -22878,7 +23440,7 @@
       <w:shd w:val="clear" w:color="auto" w:fill="EDF2F8"/>
     </w:tcPr>
   </w:style>
-  <w:style w:type="table" w:styleId="af9" w:customStyle="1">
+  <w:style w:type="table" w:customStyle="1" w:styleId="af9">
     <w:basedOn w:val="TableNormal5"/>
     <w:pPr>
       <w:spacing w:line="240" w:lineRule="auto"/>
@@ -22900,7 +23462,7 @@
       <w:shd w:val="clear" w:color="auto" w:fill="EDF2F8"/>
     </w:tcPr>
   </w:style>
-  <w:style w:type="table" w:styleId="afa" w:customStyle="1">
+  <w:style w:type="table" w:customStyle="1" w:styleId="afa">
     <w:basedOn w:val="TableNormal5"/>
     <w:pPr>
       <w:spacing w:line="240" w:lineRule="auto"/>
@@ -22922,7 +23484,7 @@
       <w:shd w:val="clear" w:color="auto" w:fill="EDF2F8"/>
     </w:tcPr>
   </w:style>
-  <w:style w:type="table" w:styleId="afb" w:customStyle="1">
+  <w:style w:type="table" w:customStyle="1" w:styleId="afb">
     <w:basedOn w:val="TableNormal5"/>
     <w:pPr>
       <w:spacing w:line="240" w:lineRule="auto"/>
@@ -22944,7 +23506,7 @@
       <w:shd w:val="clear" w:color="auto" w:fill="EDF2F8"/>
     </w:tcPr>
   </w:style>
-  <w:style w:type="table" w:styleId="afc" w:customStyle="1">
+  <w:style w:type="table" w:customStyle="1" w:styleId="afc">
     <w:basedOn w:val="TableNormal5"/>
     <w:pPr>
       <w:spacing w:line="240" w:lineRule="auto"/>
@@ -22966,7 +23528,7 @@
       <w:shd w:val="clear" w:color="auto" w:fill="EDF2F8"/>
     </w:tcPr>
   </w:style>
-  <w:style w:type="table" w:styleId="afd" w:customStyle="1">
+  <w:style w:type="table" w:customStyle="1" w:styleId="afd">
     <w:basedOn w:val="TableNormal5"/>
     <w:pPr>
       <w:spacing w:line="240" w:lineRule="auto"/>
@@ -22988,7 +23550,7 @@
       <w:shd w:val="clear" w:color="auto" w:fill="EDF2F8"/>
     </w:tcPr>
   </w:style>
-  <w:style w:type="table" w:styleId="afe" w:customStyle="1">
+  <w:style w:type="table" w:customStyle="1" w:styleId="afe">
     <w:basedOn w:val="TableNormal5"/>
     <w:pPr>
       <w:spacing w:line="240" w:lineRule="auto"/>
@@ -23010,7 +23572,7 @@
       <w:shd w:val="clear" w:color="auto" w:fill="EDF2F8"/>
     </w:tcPr>
   </w:style>
-  <w:style w:type="table" w:styleId="aff" w:customStyle="1">
+  <w:style w:type="table" w:customStyle="1" w:styleId="aff">
     <w:basedOn w:val="TableNormal5"/>
     <w:pPr>
       <w:spacing w:line="240" w:lineRule="auto"/>
@@ -23032,7 +23594,7 @@
       <w:shd w:val="clear" w:color="auto" w:fill="EDF2F8"/>
     </w:tcPr>
   </w:style>
-  <w:style w:type="table" w:styleId="aff0" w:customStyle="1">
+  <w:style w:type="table" w:customStyle="1" w:styleId="aff0">
     <w:basedOn w:val="TableNormal5"/>
     <w:pPr>
       <w:spacing w:line="240" w:lineRule="auto"/>
@@ -23054,7 +23616,7 @@
       <w:shd w:val="clear" w:color="auto" w:fill="EDF2F8"/>
     </w:tcPr>
   </w:style>
-  <w:style w:type="table" w:styleId="aff1" w:customStyle="1">
+  <w:style w:type="table" w:customStyle="1" w:styleId="aff1">
     <w:basedOn w:val="TableNormal5"/>
     <w:pPr>
       <w:spacing w:line="240" w:lineRule="auto"/>
@@ -23076,7 +23638,7 @@
       <w:shd w:val="clear" w:color="auto" w:fill="EDF2F8"/>
     </w:tcPr>
   </w:style>
-  <w:style w:type="table" w:styleId="aff2" w:customStyle="1">
+  <w:style w:type="table" w:customStyle="1" w:styleId="aff2">
     <w:basedOn w:val="TableNormal5"/>
     <w:pPr>
       <w:spacing w:line="240" w:lineRule="auto"/>
@@ -23098,7 +23660,7 @@
       <w:shd w:val="clear" w:color="auto" w:fill="EDF2F8"/>
     </w:tcPr>
   </w:style>
-  <w:style w:type="table" w:styleId="aff3" w:customStyle="1">
+  <w:style w:type="table" w:customStyle="1" w:styleId="aff3">
     <w:basedOn w:val="TableNormal5"/>
     <w:pPr>
       <w:spacing w:line="240" w:lineRule="auto"/>
@@ -23120,7 +23682,7 @@
       <w:shd w:val="clear" w:color="auto" w:fill="EDF2F8"/>
     </w:tcPr>
   </w:style>
-  <w:style w:type="table" w:styleId="aff4" w:customStyle="1">
+  <w:style w:type="table" w:customStyle="1" w:styleId="aff4">
     <w:basedOn w:val="TableNormal5"/>
     <w:pPr>
       <w:spacing w:line="240" w:lineRule="auto"/>
@@ -23142,7 +23704,7 @@
       <w:shd w:val="clear" w:color="auto" w:fill="EDF2F8"/>
     </w:tcPr>
   </w:style>
-  <w:style w:type="table" w:styleId="aff5" w:customStyle="1">
+  <w:style w:type="table" w:customStyle="1" w:styleId="aff5">
     <w:basedOn w:val="TableNormal5"/>
     <w:pPr>
       <w:spacing w:line="240" w:lineRule="auto"/>
@@ -23164,7 +23726,7 @@
       <w:shd w:val="clear" w:color="auto" w:fill="EDF2F8"/>
     </w:tcPr>
   </w:style>
-  <w:style w:type="table" w:styleId="aff6" w:customStyle="1">
+  <w:style w:type="table" w:customStyle="1" w:styleId="aff6">
     <w:basedOn w:val="TableNormal5"/>
     <w:pPr>
       <w:spacing w:line="240" w:lineRule="auto"/>
@@ -23186,7 +23748,7 @@
       <w:shd w:val="clear" w:color="auto" w:fill="EDF2F8"/>
     </w:tcPr>
   </w:style>
-  <w:style w:type="table" w:styleId="aff7" w:customStyle="1">
+  <w:style w:type="table" w:customStyle="1" w:styleId="aff7">
     <w:basedOn w:val="TableNormal5"/>
     <w:pPr>
       <w:spacing w:line="240" w:lineRule="auto"/>
@@ -23208,7 +23770,7 @@
       <w:shd w:val="clear" w:color="auto" w:fill="EDF2F8"/>
     </w:tcPr>
   </w:style>
-  <w:style w:type="table" w:styleId="aff8" w:customStyle="1">
+  <w:style w:type="table" w:customStyle="1" w:styleId="aff8">
     <w:basedOn w:val="TableNormal5"/>
     <w:pPr>
       <w:spacing w:line="240" w:lineRule="auto"/>
@@ -23230,7 +23792,7 @@
       <w:shd w:val="clear" w:color="auto" w:fill="EDF2F8"/>
     </w:tcPr>
   </w:style>
-  <w:style w:type="table" w:styleId="aff9" w:customStyle="1">
+  <w:style w:type="table" w:customStyle="1" w:styleId="aff9">
     <w:basedOn w:val="TableNormal5"/>
     <w:pPr>
       <w:spacing w:line="240" w:lineRule="auto"/>
@@ -23252,7 +23814,7 @@
       <w:shd w:val="clear" w:color="auto" w:fill="EDF2F8"/>
     </w:tcPr>
   </w:style>
-  <w:style w:type="table" w:styleId="affa" w:customStyle="1">
+  <w:style w:type="table" w:customStyle="1" w:styleId="affa">
     <w:basedOn w:val="TableNormal5"/>
     <w:pPr>
       <w:spacing w:line="240" w:lineRule="auto"/>
@@ -23274,7 +23836,7 @@
       <w:shd w:val="clear" w:color="auto" w:fill="EDF2F8"/>
     </w:tcPr>
   </w:style>
-  <w:style w:type="table" w:styleId="affb" w:customStyle="1">
+  <w:style w:type="table" w:customStyle="1" w:styleId="affb">
     <w:basedOn w:val="TableNormal5"/>
     <w:pPr>
       <w:spacing w:line="240" w:lineRule="auto"/>
@@ -23296,7 +23858,7 @@
       <w:shd w:val="clear" w:color="auto" w:fill="EDF2F8"/>
     </w:tcPr>
   </w:style>
-  <w:style w:type="table" w:styleId="affc" w:customStyle="1">
+  <w:style w:type="table" w:customStyle="1" w:styleId="affc">
     <w:basedOn w:val="TableNormal5"/>
     <w:pPr>
       <w:spacing w:line="240" w:lineRule="auto"/>
@@ -23318,7 +23880,7 @@
       <w:shd w:val="clear" w:color="auto" w:fill="EDF2F8"/>
     </w:tcPr>
   </w:style>
-  <w:style w:type="table" w:styleId="affd" w:customStyle="1">
+  <w:style w:type="table" w:customStyle="1" w:styleId="affd">
     <w:basedOn w:val="TableNormal5"/>
     <w:pPr>
       <w:spacing w:line="240" w:lineRule="auto"/>
@@ -23340,7 +23902,7 @@
       <w:shd w:val="clear" w:color="auto" w:fill="EDF2F8"/>
     </w:tcPr>
   </w:style>
-  <w:style w:type="table" w:styleId="affe" w:customStyle="1">
+  <w:style w:type="table" w:customStyle="1" w:styleId="affe">
     <w:basedOn w:val="TableNormal5"/>
     <w:pPr>
       <w:spacing w:line="240" w:lineRule="auto"/>
@@ -23362,7 +23924,7 @@
       <w:shd w:val="clear" w:color="auto" w:fill="EDF2F8"/>
     </w:tcPr>
   </w:style>
-  <w:style w:type="table" w:styleId="afff" w:customStyle="1">
+  <w:style w:type="table" w:customStyle="1" w:styleId="afff">
     <w:basedOn w:val="TableNormal5"/>
     <w:pPr>
       <w:spacing w:line="240" w:lineRule="auto"/>
@@ -23384,7 +23946,7 @@
       <w:shd w:val="clear" w:color="auto" w:fill="EDF2F8"/>
     </w:tcPr>
   </w:style>
-  <w:style w:type="table" w:styleId="afff0" w:customStyle="1">
+  <w:style w:type="table" w:customStyle="1" w:styleId="afff0">
     <w:basedOn w:val="TableNormal5"/>
     <w:pPr>
       <w:spacing w:line="240" w:lineRule="auto"/>
@@ -23406,7 +23968,7 @@
       <w:shd w:val="clear" w:color="auto" w:fill="EDF2F8"/>
     </w:tcPr>
   </w:style>
-  <w:style w:type="table" w:styleId="afff1" w:customStyle="1">
+  <w:style w:type="table" w:customStyle="1" w:styleId="afff1">
     <w:basedOn w:val="TableNormal5"/>
     <w:pPr>
       <w:spacing w:line="240" w:lineRule="auto"/>
@@ -23428,7 +23990,7 @@
       <w:shd w:val="clear" w:color="auto" w:fill="EDF2F8"/>
     </w:tcPr>
   </w:style>
-  <w:style w:type="table" w:styleId="afff2" w:customStyle="1">
+  <w:style w:type="table" w:customStyle="1" w:styleId="afff2">
     <w:basedOn w:val="TableNormal5"/>
     <w:pPr>
       <w:spacing w:line="240" w:lineRule="auto"/>
@@ -23450,7 +24012,7 @@
       <w:shd w:val="clear" w:color="auto" w:fill="EDF2F8"/>
     </w:tcPr>
   </w:style>
-  <w:style w:type="table" w:styleId="afff3" w:customStyle="1">
+  <w:style w:type="table" w:customStyle="1" w:styleId="afff3">
     <w:basedOn w:val="TableNormal5"/>
     <w:tblPr>
       <w:tblStyleRowBandSize w:val="1"/>
@@ -23466,7 +24028,7 @@
       <w:shd w:val="clear" w:color="auto" w:fill="FFFFFF"/>
     </w:tcPr>
   </w:style>
-  <w:style w:type="table" w:styleId="afff4" w:customStyle="1">
+  <w:style w:type="table" w:customStyle="1" w:styleId="afff4">
     <w:basedOn w:val="TableNormal5"/>
     <w:tblPr>
       <w:tblStyleRowBandSize w:val="1"/>
@@ -23479,7 +24041,7 @@
       </w:tblCellMar>
     </w:tblPr>
   </w:style>
-  <w:style w:type="table" w:styleId="afff5" w:customStyle="1">
+  <w:style w:type="table" w:customStyle="1" w:styleId="afff5">
     <w:basedOn w:val="TableNormal5"/>
     <w:tblPr>
       <w:tblStyleRowBandSize w:val="1"/>
@@ -23492,7 +24054,7 @@
       </w:tblCellMar>
     </w:tblPr>
   </w:style>
-  <w:style w:type="table" w:styleId="afff6" w:customStyle="1">
+  <w:style w:type="table" w:customStyle="1" w:styleId="afff6">
     <w:basedOn w:val="TableNormal5"/>
     <w:pPr>
       <w:spacing w:line="240" w:lineRule="auto"/>
@@ -23514,7 +24076,7 @@
       <w:shd w:val="clear" w:color="auto" w:fill="EDF2F8"/>
     </w:tcPr>
   </w:style>
-  <w:style w:type="table" w:styleId="afff7" w:customStyle="1">
+  <w:style w:type="table" w:customStyle="1" w:styleId="afff7">
     <w:basedOn w:val="TableNormal5"/>
     <w:pPr>
       <w:spacing w:line="240" w:lineRule="auto"/>
@@ -23536,7 +24098,7 @@
       <w:shd w:val="clear" w:color="auto" w:fill="EDF2F8"/>
     </w:tcPr>
   </w:style>
-  <w:style w:type="table" w:styleId="afff8" w:customStyle="1">
+  <w:style w:type="table" w:customStyle="1" w:styleId="afff8">
     <w:basedOn w:val="TableNormal5"/>
     <w:pPr>
       <w:spacing w:line="240" w:lineRule="auto"/>
@@ -23558,7 +24120,7 @@
       <w:shd w:val="clear" w:color="auto" w:fill="EDF2F8"/>
     </w:tcPr>
   </w:style>
-  <w:style w:type="table" w:styleId="afff9" w:customStyle="1">
+  <w:style w:type="table" w:customStyle="1" w:styleId="afff9">
     <w:basedOn w:val="TableNormal5"/>
     <w:pPr>
       <w:spacing w:line="240" w:lineRule="auto"/>
@@ -23580,7 +24142,7 @@
       <w:shd w:val="clear" w:color="auto" w:fill="EDF2F8"/>
     </w:tcPr>
   </w:style>
-  <w:style w:type="table" w:styleId="afffa" w:customStyle="1">
+  <w:style w:type="table" w:customStyle="1" w:styleId="afffa">
     <w:basedOn w:val="TableNormal5"/>
     <w:pPr>
       <w:spacing w:line="240" w:lineRule="auto"/>
@@ -23625,39 +24187,6 @@
     </w:rPr>
   </w:style>
 </w:styles>
-</file>
-
-<file path=word/glossary/document.xml><?xml version="1.0" encoding="utf-8"?>
-<w:glossaryDocument xmlns:w14="http://schemas.microsoft.com/office/word/2010/wordml" xmlns:w="http://schemas.openxmlformats.org/wordprocessingml/2006/main">
-  <w:docParts>
-    <w:docPart>
-      <w:docPartPr>
-        <w:name w:val="DefaultPlaceholder_1081868574"/>
-        <w:category>
-          <w:name w:val="General"/>
-          <w:gallery w:val="placeholder"/>
-        </w:category>
-        <w:types>
-          <w:type w:val="bbPlcHdr"/>
-        </w:types>
-        <w:behaviors>
-          <w:behavior w:val="content"/>
-        </w:behaviors>
-        <w:guid w:val="{144921f2-95a5-4fd9-bbb5-6093ba6e052b}"/>
-      </w:docPartPr>
-      <w:docPartBody>
-        <w:p>
-          <w:r>
-            <w:rPr>
-              <w:rStyle w:val="PlaceholderText"/>
-            </w:rPr>
-            <w:t/>
-          </w:r>
-        </w:p>
-      </w:docPartBody>
-    </w:docPart>
-  </w:docParts>
-</w:glossaryDocument>
 </file>
 
 <file path=word/theme/theme1.xml><?xml version="1.0" encoding="utf-8"?>
@@ -23987,6 +24516,34 @@
 </file>
 
 <file path=customXml/item2.xml><?xml version="1.0" encoding="utf-8"?>
+<p:properties xmlns:p="http://schemas.microsoft.com/office/2006/metadata/properties" xmlns:xsi="http://www.w3.org/2001/XMLSchema-instance" xmlns:pc="http://schemas.microsoft.com/office/infopath/2007/PartnerControls">
+  <documentManagement>
+    <TaxCatchAll xmlns="1d52d4bc-3f95-4709-b359-1b96840d7671" xsi:nil="true"/>
+    <lcf76f155ced4ddcb4097134ff3c332f xmlns="8d1bea48-6525-4b05-8cf5-c6ad0dd5b02f">
+      <Terms xmlns="http://schemas.microsoft.com/office/infopath/2007/PartnerControls"/>
+    </lcf76f155ced4ddcb4097134ff3c332f>
+    <SharedWithUsers xmlns="1d52d4bc-3f95-4709-b359-1b96840d7671">
+      <UserInfo>
+        <DisplayName/>
+        <AccountId xsi:nil="true"/>
+        <AccountType/>
+      </UserInfo>
+    </SharedWithUsers>
+    <MediaLengthInSeconds xmlns="8d1bea48-6525-4b05-8cf5-c6ad0dd5b02f" xsi:nil="true"/>
+  </documentManagement>
+</p:properties>
+</file>
+
+<file path=customXml/item3.xml><?xml version="1.0" encoding="utf-8"?>
+<?mso-contentType ?>
+<FormTemplates xmlns="http://schemas.microsoft.com/sharepoint/v3/contenttype/forms">
+  <Display>DocumentLibraryForm</Display>
+  <Edit>DocumentLibraryForm</Edit>
+  <New>DocumentLibraryForm</New>
+</FormTemplates>
+</file>
+
+<file path=customXml/item4.xml><?xml version="1.0" encoding="utf-8"?>
 <ct:contentTypeSchema xmlns:ct="http://schemas.microsoft.com/office/2006/metadata/contentType" xmlns:ma="http://schemas.microsoft.com/office/2006/metadata/properties/metaAttributes" ct:_="" ma:_="" ma:contentTypeName="Documento" ma:contentTypeID="0x0101009BA69CCE19797543AAB5DE63E320ACE2" ma:contentTypeVersion="13" ma:contentTypeDescription="Crear nuevo documento." ma:contentTypeScope="" ma:versionID="c27e9dff27dbbef6126b7e1a03a96eaf">
   <xsd:schema xmlns:xsd="http://www.w3.org/2001/XMLSchema" xmlns:xs="http://www.w3.org/2001/XMLSchema" xmlns:p="http://schemas.microsoft.com/office/2006/metadata/properties" xmlns:ns2="1d52d4bc-3f95-4709-b359-1b96840d7671" xmlns:ns3="8d1bea48-6525-4b05-8cf5-c6ad0dd5b02f" targetNamespace="http://schemas.microsoft.com/office/2006/metadata/properties" ma:root="true" ma:fieldsID="5282fca2a66791c7f7987122c07bb49b" ns2:_="" ns3:_="">
     <xsd:import namespace="1d52d4bc-3f95-4709-b359-1b96840d7671"/>
@@ -24209,34 +24766,6 @@
 </ct:contentTypeSchema>
 </file>
 
-<file path=customXml/item3.xml><?xml version="1.0" encoding="utf-8"?>
-<?mso-contentType ?>
-<FormTemplates xmlns="http://schemas.microsoft.com/sharepoint/v3/contenttype/forms">
-  <Display>DocumentLibraryForm</Display>
-  <Edit>DocumentLibraryForm</Edit>
-  <New>DocumentLibraryForm</New>
-</FormTemplates>
-</file>
-
-<file path=customXml/item4.xml><?xml version="1.0" encoding="utf-8"?>
-<p:properties xmlns:p="http://schemas.microsoft.com/office/2006/metadata/properties" xmlns:xsi="http://www.w3.org/2001/XMLSchema-instance" xmlns:pc="http://schemas.microsoft.com/office/infopath/2007/PartnerControls">
-  <documentManagement>
-    <TaxCatchAll xmlns="1d52d4bc-3f95-4709-b359-1b96840d7671" xsi:nil="true"/>
-    <lcf76f155ced4ddcb4097134ff3c332f xmlns="8d1bea48-6525-4b05-8cf5-c6ad0dd5b02f">
-      <Terms xmlns="http://schemas.microsoft.com/office/infopath/2007/PartnerControls"/>
-    </lcf76f155ced4ddcb4097134ff3c332f>
-    <SharedWithUsers xmlns="1d52d4bc-3f95-4709-b359-1b96840d7671">
-      <UserInfo>
-        <DisplayName/>
-        <AccountId xsi:nil="true"/>
-        <AccountType/>
-      </UserInfo>
-    </SharedWithUsers>
-    <MediaLengthInSeconds xmlns="8d1bea48-6525-4b05-8cf5-c6ad0dd5b02f" xsi:nil="true"/>
-  </documentManagement>
-</p:properties>
-</file>
-
 <file path=customXml/itemProps1.xml><?xml version="1.0" encoding="utf-8"?>
 <ds:datastoreItem xmlns:ds="http://schemas.openxmlformats.org/officeDocument/2006/customXml" ds:itemID="{11111111-1234-1234-1234-123412341234}">
   <ds:schemaRefs>
@@ -24247,6 +24776,25 @@
 </file>
 
 <file path=customXml/itemProps2.xml><?xml version="1.0" encoding="utf-8"?>
+<ds:datastoreItem xmlns:ds="http://schemas.openxmlformats.org/officeDocument/2006/customXml" ds:itemID="{A7DD9D26-7101-4C0D-818A-3CE08A7AAD02}">
+  <ds:schemaRefs>
+    <ds:schemaRef ds:uri="http://schemas.microsoft.com/office/2006/metadata/properties"/>
+    <ds:schemaRef ds:uri="http://schemas.microsoft.com/office/infopath/2007/PartnerControls"/>
+    <ds:schemaRef ds:uri="1d52d4bc-3f95-4709-b359-1b96840d7671"/>
+    <ds:schemaRef ds:uri="8d1bea48-6525-4b05-8cf5-c6ad0dd5b02f"/>
+  </ds:schemaRefs>
+</ds:datastoreItem>
+</file>
+
+<file path=customXml/itemProps3.xml><?xml version="1.0" encoding="utf-8"?>
+<ds:datastoreItem xmlns:ds="http://schemas.openxmlformats.org/officeDocument/2006/customXml" ds:itemID="{CBFDEDC4-0F31-40C3-9870-4F76B8C9E8B8}">
+  <ds:schemaRefs>
+    <ds:schemaRef ds:uri="http://schemas.microsoft.com/sharepoint/v3/contenttype/forms"/>
+  </ds:schemaRefs>
+</ds:datastoreItem>
+</file>
+
+<file path=customXml/itemProps4.xml><?xml version="1.0" encoding="utf-8"?>
 <ds:datastoreItem xmlns:ds="http://schemas.openxmlformats.org/officeDocument/2006/customXml" ds:itemID="{19325085-3287-40A6-81AE-570868705D87}">
   <ds:schemaRefs>
     <ds:schemaRef ds:uri="http://schemas.microsoft.com/office/2006/metadata/contentType"/>
@@ -24263,23 +24811,4 @@
     <ds:schemaRef ds:uri="http://schemas.microsoft.com/internal/obd"/>
   </ds:schemaRefs>
 </ds:datastoreItem>
-</file>
-
-<file path=customXml/itemProps3.xml><?xml version="1.0" encoding="utf-8"?>
-<ds:datastoreItem xmlns:ds="http://schemas.openxmlformats.org/officeDocument/2006/customXml" ds:itemID="{CBFDEDC4-0F31-40C3-9870-4F76B8C9E8B8}">
-  <ds:schemaRefs>
-    <ds:schemaRef ds:uri="http://schemas.microsoft.com/sharepoint/v3/contenttype/forms"/>
-  </ds:schemaRefs>
-</ds:datastoreItem>
-</file>
-
-<file path=customXml/itemProps4.xml><?xml version="1.0" encoding="utf-8"?>
-<ds:datastoreItem xmlns:ds="http://schemas.openxmlformats.org/officeDocument/2006/customXml" ds:itemID="{A7DD9D26-7101-4C0D-818A-3CE08A7AAD02}">
-  <ds:schemaRefs>
-    <ds:schemaRef ds:uri="http://schemas.microsoft.com/office/2006/metadata/properties"/>
-    <ds:schemaRef ds:uri="http://schemas.microsoft.com/office/infopath/2007/PartnerControls"/>
-    <ds:schemaRef ds:uri="1d52d4bc-3f95-4709-b359-1b96840d7671"/>
-    <ds:schemaRef ds:uri="8d1bea48-6525-4b05-8cf5-c6ad0dd5b02f"/>
-  </ds:schemaRefs>
-</ds:datastoreItem>
 </file>